--- a/p6/submission/mrq_package/01_manuscript_blinded.docx
+++ b/p6/submission/mrq_package/01_manuscript_blinded.docx
@@ -17,44 +17,10 @@
       </w:pPr>
       <w:r>
         <w:rPr>
-          <w:bCs/>
-          <w:b/>
-        </w:rPr>
-        <w:t xml:space="preserve">Đỗ Thị Thúy Hương</w:t>
-      </w:r>
-      <w:r>
-        <w:t xml:space="preserve"> </w:t>
-      </w:r>
-      <w:r>
-        <w:t xml:space="preserve">· Can Tho University / Huong Do Thi Thuy</w:t>
-      </w:r>
-      <w:r>
-        <w:t xml:space="preserve"> </w:t>
-      </w:r>
-      <w:r>
-        <w:rPr>
-          <w:bCs/>
-          <w:b/>
-        </w:rPr>
-        <w:t xml:space="preserve">Phan Anh Tú</w:t>
-      </w:r>
-      <w:r>
-        <w:t xml:space="preserve"> </w:t>
-      </w:r>
-      <w:r>
-        <w:t xml:space="preserve">· Can Tho University</w:t>
-      </w:r>
-    </w:p>
-    <w:p>
-      <w:pPr>
-        <w:pStyle w:val="BodyText"/>
-      </w:pPr>
-      <w:r>
-        <w:rPr>
-          <w:iCs/>
-          <w:i/>
-        </w:rPr>
-        <w:t xml:space="preserve">Manuscript prepared for: International Business Review (IBR, Elsevier, IF ≈ 5.5, ABS-3)</w:t>
+          <w:iCs/>
+          <w:i/>
+        </w:rPr>
+        <w:t xml:space="preserve">Manuscript prepared for: Management Review Quarterly (Springer; Scopus Q1, systematic reviews &amp; meta-analyses)</w:t>
       </w:r>
       <w:r>
         <w:t xml:space="preserve"> </w:t>
@@ -88,7 +54,7 @@
         <w:pStyle w:val="FirstParagraph"/>
       </w:pPr>
       <w:r>
-        <w:t xml:space="preserve">This study reports the first three-level meta-analytic regression analysis (MARA) of the internationalization–performance (I-P) relationship to test whether country-level digital adoption (cDAI), institutional context regime (ICRV), and Digital Paradox Lifecycle (DPL) phase moderate it. Following PRISMA 2020, a systematic Web of Science and Scopus search (1977–2026) yields k = 238 studies and K = 288 effect sizes from 49 economies; three-level MARA decomposes within- and between-study heterogeneity using metafor, with OSF pre-registration and inter-coder reliability κ ≥ 0.70. The baseline pooled effect is r = 0.074 (95% CI [0.060, 0.088], p &lt; .001; I² = 62.4%). The hypothesized moderators show limited support: ICRV regime differences are significant (Q_M = 17.35, df = 4, p = .002) but reflect single- versus multi-country study composition rather than a monotone institutional gradient, while cDAI and DPL moderation are non-significant. The headline result is substantial publication bias: trim-and-fill imputes k = 58 missing studies, cutting the pooled effect to r = 0.035 (95% CI [0.023, 0.048]), an implied ~53% attenuation (Begg p &lt; .001; Egger p = .057). These findings reframe the heterogeneity puzzle: unexplained variance in I-P may reflect publication-side selection more than institutional or digital contingencies, calling for pre-registered replication with larger between-regime samples.</w:t>
+        <w:t xml:space="preserve">This study reports the first three-level meta-analytic regression analysis (MARA) of the internationalization–performance (I-P) relationship to test whether country-level digital adoption (cDAI), institutional context regime (ICRV), and Digital Paradox Lifecycle (DPL) phase moderate it. Following PRISMA 2020, a systematic Web of Science and Scopus search (1977–2026) yields k = 238 studies and K = 288 effect sizes from 49 economies; three-level MARA decomposes within- and between-study heterogeneity using metafor, with OSF pre-registration and inter-coder reliability κ ≥ 0.70. The baseline pooled effect is r = .074 (95% CI [.060, .088], p &lt; .001; I² = 62.4%). The hypothesized moderators show limited support: ICRV regime differences are significant (Q_M = 17.35, df = 4, p = .002) but reflect single- versus multi-country study composition rather than a monotone institutional gradient, while cDAI and DPL moderation are non-significant. The headline result is substantial publication bias: trim-and-fill imputes k = 58 missing studies, cutting the pooled effect to r = .035 (95% CI [.023, .048]), an implied ~53% attenuation (Begg p &lt; .001; Egger p = .057). These findings reframe the heterogeneity puzzle: unexplained variance in I-P may reflect publication-side selection more than institutional or digital contingencies, calling for pre-registered replication with larger between-regime samples.</w:t>
       </w:r>
     </w:p>
     <w:p>
@@ -1647,13 +1613,13 @@
           <w:iCs/>
           <w:i/>
         </w:rPr>
-        <w:t xml:space="preserve">International Business Review</w:t>
-      </w:r>
-      <w:r>
-        <w:t xml:space="preserve"> </w:t>
-      </w:r>
-      <w:r>
-        <w:t xml:space="preserve">(IBR, Elsevier, IF ≈ 5.5).</w:t>
+        <w:t xml:space="preserve">Management Review Quarterly</w:t>
+      </w:r>
+      <w:r>
+        <w:t xml:space="preserve"> </w:t>
+      </w:r>
+      <w:r>
+        <w:t xml:space="preserve">(Springer; Scopus Q1).</w:t>
       </w:r>
     </w:p>
     <w:p>
@@ -1899,6 +1865,24 @@
       </w:r>
       <w:r>
         <w:t xml:space="preserve">(DOI: 10.17605/OSF.IO/Z37KN; registered May 18, 2026).</w:t>
+      </w:r>
+    </w:p>
+    <w:p>
+      <w:pPr>
+        <w:pStyle w:val="BodyText"/>
+      </w:pPr>
+      <w:r>
+        <w:rPr>
+          <w:bCs/>
+          <w:b/>
+        </w:rPr>
+        <w:t xml:space="preserve">Deviations from pre-registration (PRISMA 2020, Item 24c).</w:t>
+      </w:r>
+      <w:r>
+        <w:t xml:space="preserve"> </w:t>
+      </w:r>
+      <w:r>
+        <w:t xml:space="preserve">Three operational refinements were made after registration and are disclosed here for transparency; none alters the registered hypotheses, the primary three-level model, or the analysis plan. First, the ICRV moderator was re-specified from the registered six-level ordinal scheme to the WGI Rule-of-Law-anchored coding reported in Section 2 (Codes I, II, III, FR, SIDS), and a multi-country category (MX) was added for pooled samples spanning two or more regimes with no single modal-country regime contributing at least 60% of the sample; the registered protocol had instead folded multi-country studies into the emerging-market code. Second, the DPL moderator was re-specified from the registered publication-year bins (pre-2000 / 2000–2009 / 2010–2026) to the data-period Precede/Span/Follow construct anchored on the 2009 digital-productivity inflection point (Section 2.3), which more directly operationalises the underlying J-curve logic. Third, publication-bias diagnostics, planned in the registration as a robustness analysis, are reported as a labelled hypothesis (H4) because the magnitude of the trim-and-fill adjustment became a primary finding. The extraction codebook accompanying the data (v1.1) documents the coding actually applied; the registered v1.0 scheme remains in the frozen OSF record.</w:t>
       </w:r>
     </w:p>
     <w:bookmarkEnd w:id="33"/>
@@ -3244,7 +3228,7 @@
         <w:pStyle w:val="FirstParagraph"/>
       </w:pPr>
       <w:r>
-        <w:t xml:space="preserve">Statistical parameters were extracted manually from the full text of each eligible study by the primary coder (PI: Đỗ Thùy Hương), using the standardized coding form specified in Appendix B. For each study, the following parameters were recorded: sample size (</w:t>
+        <w:t xml:space="preserve">Statistical parameters were extracted manually from the full text of each eligible study by the primary coder (by the first author), using the standardized coding form specified in Appendix B. For each study, the following parameters were recorded: sample size (</w:t>
       </w:r>
       <w:r>
         <w:rPr>
@@ -16023,7 +16007,7 @@
           <w:iCs/>
           <w:i/>
         </w:rPr>
-        <w:t xml:space="preserve">Target journal: International Business Review (IBR, Elsevier, IF ≈ 5.5, ABS-3). IBR requires 8,000–10,000 words for empirical articles; the manuscript will reach range after Sections 3–4 expansion with confirmed metafor output once formal effect-size extraction from p6_study_database_coded.md is complete using the standardized coding protocol (Appendix B).</w:t>
+        <w:t xml:space="preserve">Target journal: Management Review Quarterly (Springer; Scopus Q1), which specialises in systematic reviews and meta-analyses and accommodates comprehensive length. Analyses use the verified baseline corpus (k = 238 studies, K = 288 effect sizes); the formal WoS/Scopus search expansion is ongoing and will be incorporated at revision. Effect-size coding follows the standardized protocol (Appendix B).</w:t>
       </w:r>
     </w:p>
     <w:bookmarkEnd w:id="79"/>
@@ -17018,13 +17002,15 @@
     <w:link w:val="VerbatimChar"/>
     <w:pPr>
       <w:wordWrap w:val="off"/>
+      <w:shd w:val="clear" w:fill="f8f8f8"/>
     </w:pPr>
   </w:style>
   <w:style w:type="character" w:customStyle="1" w:styleId="KeywordTok">
     <w:name w:val="KeywordTok"/>
     <w:basedOn w:val="VerbatimChar"/>
     <w:rPr>
-      <w:color w:val="007020"/>
+      <w:color w:val="204a87"/>
+      <w:shd w:val="clear" w:fill="f8f8f8"/>
       <w:b/>
     </w:rPr>
   </w:style>
@@ -17032,85 +17018,96 @@
     <w:name w:val="DataTypeTok"/>
     <w:basedOn w:val="VerbatimChar"/>
     <w:rPr>
-      <w:color w:val="902000"/>
+      <w:color w:val="204a87"/>
+      <w:shd w:val="clear" w:fill="f8f8f8"/>
     </w:rPr>
   </w:style>
   <w:style w:type="character" w:customStyle="1" w:styleId="DecValTok">
     <w:name w:val="DecValTok"/>
     <w:basedOn w:val="VerbatimChar"/>
     <w:rPr>
-      <w:color w:val="40a070"/>
+      <w:color w:val="0000cf"/>
+      <w:shd w:val="clear" w:fill="f8f8f8"/>
     </w:rPr>
   </w:style>
   <w:style w:type="character" w:customStyle="1" w:styleId="BaseNTok">
     <w:name w:val="BaseNTok"/>
     <w:basedOn w:val="VerbatimChar"/>
     <w:rPr>
-      <w:color w:val="40a070"/>
+      <w:color w:val="0000cf"/>
+      <w:shd w:val="clear" w:fill="f8f8f8"/>
     </w:rPr>
   </w:style>
   <w:style w:type="character" w:customStyle="1" w:styleId="FloatTok">
     <w:name w:val="FloatTok"/>
     <w:basedOn w:val="VerbatimChar"/>
     <w:rPr>
-      <w:color w:val="40a070"/>
+      <w:color w:val="0000cf"/>
+      <w:shd w:val="clear" w:fill="f8f8f8"/>
     </w:rPr>
   </w:style>
   <w:style w:type="character" w:customStyle="1" w:styleId="ConstantTok">
     <w:name w:val="ConstantTok"/>
     <w:basedOn w:val="VerbatimChar"/>
     <w:rPr>
-      <w:color w:val="880000"/>
+      <w:color w:val="8f5902"/>
+      <w:shd w:val="clear" w:fill="f8f8f8"/>
     </w:rPr>
   </w:style>
   <w:style w:type="character" w:customStyle="1" w:styleId="CharTok">
     <w:name w:val="CharTok"/>
     <w:basedOn w:val="VerbatimChar"/>
     <w:rPr>
-      <w:color w:val="4070a0"/>
+      <w:color w:val="4e9a06"/>
+      <w:shd w:val="clear" w:fill="f8f8f8"/>
     </w:rPr>
   </w:style>
   <w:style w:type="character" w:customStyle="1" w:styleId="SpecialCharTok">
     <w:name w:val="SpecialCharTok"/>
     <w:basedOn w:val="VerbatimChar"/>
     <w:rPr>
-      <w:color w:val="4070a0"/>
+      <w:color w:val="ce5c00"/>
+      <w:shd w:val="clear" w:fill="f8f8f8"/>
+      <w:b/>
     </w:rPr>
   </w:style>
   <w:style w:type="character" w:customStyle="1" w:styleId="StringTok">
     <w:name w:val="StringTok"/>
     <w:basedOn w:val="VerbatimChar"/>
     <w:rPr>
-      <w:color w:val="4070a0"/>
+      <w:color w:val="4e9a06"/>
+      <w:shd w:val="clear" w:fill="f8f8f8"/>
     </w:rPr>
   </w:style>
   <w:style w:type="character" w:customStyle="1" w:styleId="VerbatimStringTok">
     <w:name w:val="VerbatimStringTok"/>
     <w:basedOn w:val="VerbatimChar"/>
     <w:rPr>
-      <w:color w:val="4070a0"/>
+      <w:color w:val="4e9a06"/>
+      <w:shd w:val="clear" w:fill="f8f8f8"/>
     </w:rPr>
   </w:style>
   <w:style w:type="character" w:customStyle="1" w:styleId="SpecialStringTok">
     <w:name w:val="SpecialStringTok"/>
     <w:basedOn w:val="VerbatimChar"/>
     <w:rPr>
-      <w:color w:val="bb6688"/>
+      <w:color w:val="4e9a06"/>
+      <w:shd w:val="clear" w:fill="f8f8f8"/>
     </w:rPr>
   </w:style>
   <w:style w:type="character" w:customStyle="1" w:styleId="ImportTok">
     <w:name w:val="ImportTok"/>
     <w:basedOn w:val="VerbatimChar"/>
     <w:rPr>
-      <w:color w:val="008000"/>
-      <w:b/>
+      <w:shd w:val="clear" w:fill="f8f8f8"/>
     </w:rPr>
   </w:style>
   <w:style w:type="character" w:customStyle="1" w:styleId="CommentTok">
     <w:name w:val="CommentTok"/>
     <w:basedOn w:val="VerbatimChar"/>
     <w:rPr>
-      <w:color w:val="60a0b0"/>
+      <w:color w:val="8f5902"/>
+      <w:shd w:val="clear" w:fill="f8f8f8"/>
       <w:i/>
     </w:rPr>
   </w:style>
@@ -17118,7 +17115,9 @@
     <w:name w:val="DocumentationTok"/>
     <w:basedOn w:val="VerbatimChar"/>
     <w:rPr>
-      <w:color w:val="ba2121"/>
+      <w:color w:val="8f5902"/>
+      <w:shd w:val="clear" w:fill="f8f8f8"/>
+      <w:b/>
       <w:i/>
     </w:rPr>
   </w:style>
@@ -17126,7 +17125,8 @@
     <w:name w:val="AnnotationTok"/>
     <w:basedOn w:val="VerbatimChar"/>
     <w:rPr>
-      <w:color w:val="60a0b0"/>
+      <w:color w:val="8f5902"/>
+      <w:shd w:val="clear" w:fill="f8f8f8"/>
       <w:b/>
       <w:i/>
     </w:rPr>
@@ -17135,7 +17135,8 @@
     <w:name w:val="CommentVarTok"/>
     <w:basedOn w:val="VerbatimChar"/>
     <w:rPr>
-      <w:color w:val="60a0b0"/>
+      <w:color w:val="8f5902"/>
+      <w:shd w:val="clear" w:fill="f8f8f8"/>
       <w:b/>
       <w:i/>
     </w:rPr>
@@ -17144,28 +17145,33 @@
     <w:name w:val="OtherTok"/>
     <w:basedOn w:val="VerbatimChar"/>
     <w:rPr>
-      <w:color w:val="007020"/>
+      <w:color w:val="8f5902"/>
+      <w:shd w:val="clear" w:fill="f8f8f8"/>
     </w:rPr>
   </w:style>
   <w:style w:type="character" w:customStyle="1" w:styleId="FunctionTok">
     <w:name w:val="FunctionTok"/>
     <w:basedOn w:val="VerbatimChar"/>
     <w:rPr>
-      <w:color w:val="06287e"/>
+      <w:color w:val="204a87"/>
+      <w:shd w:val="clear" w:fill="f8f8f8"/>
+      <w:b/>
     </w:rPr>
   </w:style>
   <w:style w:type="character" w:customStyle="1" w:styleId="VariableTok">
     <w:name w:val="VariableTok"/>
     <w:basedOn w:val="VerbatimChar"/>
     <w:rPr>
-      <w:color w:val="19177c"/>
+      <w:color w:val="000000"/>
+      <w:shd w:val="clear" w:fill="f8f8f8"/>
     </w:rPr>
   </w:style>
   <w:style w:type="character" w:customStyle="1" w:styleId="ControlFlowTok">
     <w:name w:val="ControlFlowTok"/>
     <w:basedOn w:val="VerbatimChar"/>
     <w:rPr>
-      <w:color w:val="007020"/>
+      <w:color w:val="204a87"/>
+      <w:shd w:val="clear" w:fill="f8f8f8"/>
       <w:b/>
     </w:rPr>
   </w:style>
@@ -17173,45 +17179,55 @@
     <w:name w:val="OperatorTok"/>
     <w:basedOn w:val="VerbatimChar"/>
     <w:rPr>
-      <w:color w:val="666666"/>
+      <w:color w:val="ce5c00"/>
+      <w:shd w:val="clear" w:fill="f8f8f8"/>
+      <w:b/>
     </w:rPr>
   </w:style>
   <w:style w:type="character" w:customStyle="1" w:styleId="BuiltInTok">
     <w:name w:val="BuiltInTok"/>
     <w:basedOn w:val="VerbatimChar"/>
     <w:rPr>
-      <w:color w:val="008000"/>
+      <w:shd w:val="clear" w:fill="f8f8f8"/>
     </w:rPr>
   </w:style>
   <w:style w:type="character" w:customStyle="1" w:styleId="ExtensionTok">
     <w:name w:val="ExtensionTok"/>
     <w:basedOn w:val="VerbatimChar"/>
-    <w:rPr/>
+    <w:rPr>
+      <w:shd w:val="clear" w:fill="f8f8f8"/>
+    </w:rPr>
   </w:style>
   <w:style w:type="character" w:customStyle="1" w:styleId="PreprocessorTok">
     <w:name w:val="PreprocessorTok"/>
     <w:basedOn w:val="VerbatimChar"/>
     <w:rPr>
-      <w:color w:val="bc7a00"/>
+      <w:color w:val="8f5902"/>
+      <w:shd w:val="clear" w:fill="f8f8f8"/>
+      <w:i/>
     </w:rPr>
   </w:style>
   <w:style w:type="character" w:customStyle="1" w:styleId="AttributeTok">
     <w:name w:val="AttributeTok"/>
     <w:basedOn w:val="VerbatimChar"/>
     <w:rPr>
-      <w:color w:val="7d9029"/>
+      <w:color w:val="204a87"/>
+      <w:shd w:val="clear" w:fill="f8f8f8"/>
     </w:rPr>
   </w:style>
   <w:style w:type="character" w:customStyle="1" w:styleId="RegionMarkerTok">
     <w:name w:val="RegionMarkerTok"/>
     <w:basedOn w:val="VerbatimChar"/>
-    <w:rPr/>
+    <w:rPr>
+      <w:shd w:val="clear" w:fill="f8f8f8"/>
+    </w:rPr>
   </w:style>
   <w:style w:type="character" w:customStyle="1" w:styleId="InformationTok">
     <w:name w:val="InformationTok"/>
     <w:basedOn w:val="VerbatimChar"/>
     <w:rPr>
-      <w:color w:val="60a0b0"/>
+      <w:color w:val="8f5902"/>
+      <w:shd w:val="clear" w:fill="f8f8f8"/>
       <w:b/>
       <w:i/>
     </w:rPr>
@@ -17220,7 +17236,8 @@
     <w:name w:val="WarningTok"/>
     <w:basedOn w:val="VerbatimChar"/>
     <w:rPr>
-      <w:color w:val="60a0b0"/>
+      <w:color w:val="8f5902"/>
+      <w:shd w:val="clear" w:fill="f8f8f8"/>
       <w:b/>
       <w:i/>
     </w:rPr>
@@ -17229,22 +17246,25 @@
     <w:name w:val="AlertTok"/>
     <w:basedOn w:val="VerbatimChar"/>
     <w:rPr>
-      <w:color w:val="ff0000"/>
-      <w:b/>
+      <w:color w:val="ef2929"/>
+      <w:shd w:val="clear" w:fill="f8f8f8"/>
     </w:rPr>
   </w:style>
   <w:style w:type="character" w:customStyle="1" w:styleId="ErrorTok">
     <w:name w:val="ErrorTok"/>
     <w:basedOn w:val="VerbatimChar"/>
     <w:rPr>
-      <w:color w:val="ff0000"/>
+      <w:color w:val="a40000"/>
+      <w:shd w:val="clear" w:fill="f8f8f8"/>
       <w:b/>
     </w:rPr>
   </w:style>
   <w:style w:type="character" w:customStyle="1" w:styleId="NormalTok">
     <w:name w:val="NormalTok"/>
     <w:basedOn w:val="VerbatimChar"/>
-    <w:rPr/>
+    <w:rPr>
+      <w:shd w:val="clear" w:fill="f8f8f8"/>
+    </w:rPr>
   </w:style>
 </w:styles>
 </file>

--- a/p6/submission/mrq_package/01_manuscript_blinded.docx
+++ b/p6/submission/mrq_package/01_manuscript_blinded.docx
@@ -2,7 +2,7 @@
 <file path=word/document.xml><?xml version="1.0" encoding="utf-8"?>
 <w:document xmlns:w="http://schemas.openxmlformats.org/wordprocessingml/2006/main" xmlns:m="http://schemas.openxmlformats.org/officeDocument/2006/math" xmlns:r="http://schemas.openxmlformats.org/officeDocument/2006/relationships" xmlns:o="urn:schemas-microsoft-com:office:office" xmlns:v="urn:schemas-microsoft-com:vml" xmlns:w10="urn:schemas-microsoft-com:office:word" xmlns:a="http://schemas.openxmlformats.org/drawingml/2006/main" xmlns:pic="http://schemas.openxmlformats.org/drawingml/2006/picture" xmlns:wp="http://schemas.openxmlformats.org/drawingml/2006/wordprocessingDrawing">
   <w:body>
-    <w:bookmarkStart w:id="80" w:name="X71f68986ebdedfa6a7fda36701097f5cdd5e3a2"/>
+    <w:bookmarkStart w:id="85" w:name="X71f68986ebdedfa6a7fda36701097f5cdd5e3a2"/>
     <w:p>
       <w:pPr>
         <w:pStyle w:val="Heading1"/>
@@ -54,7 +54,30 @@
         <w:pStyle w:val="FirstParagraph"/>
       </w:pPr>
       <w:r>
-        <w:t xml:space="preserve">This study reports the first three-level meta-analytic regression analysis (MARA) of the internationalization–performance (I-P) relationship to test whether country-level digital adoption (cDAI), institutional context regime (ICRV), and Digital Paradox Lifecycle (DPL) phase moderate it. Following PRISMA 2020, a systematic Web of Science and Scopus search (1977–2026) yields k = 238 studies and K = 288 effect sizes from 49 economies; three-level MARA decomposes within- and between-study heterogeneity using metafor, with OSF pre-registration and inter-coder reliability κ ≥ 0.70. The baseline pooled effect is r = .074 (95% CI [.060, .088], p &lt; .001; I² = 62.4%). The hypothesized moderators show limited support: ICRV regime differences are significant (Q_M = 17.35, df = 4, p = .002) but reflect single- versus multi-country study composition rather than a monotone institutional gradient, while cDAI and DPL moderation are non-significant. The headline result is substantial publication bias: trim-and-fill imputes k = 58 missing studies, cutting the pooled effect to r = .035 (95% CI [.023, .048]), an implied ~53% attenuation (Begg p &lt; .001; Egger p = .057). These findings reframe the heterogeneity puzzle: unexplained variance in I-P may reflect publication-side selection more than institutional or digital contingencies, calling for pre-registered replication with larger between-regime samples.</w:t>
+        <w:t xml:space="preserve">This study reports the first three-level meta-analytic regression analysis (MARA) of the internationalization–performance (I-P) relationship to test whether country-level digital adoption (cDAI), institutional context regime (ICRV), and Digital Paradox Lifecycle (DPL) phase moderate it. Following PRISMA 2020, a systematic review combining backward and forward citation tracking of five anchor meta-analyses with hand-search assembles an analyzed corpus of k = 238 studies and K = 288 effect sizes from 49 economies; a Web of Science and Scopus database search (1977–2026) was additionally conducted to scope a pre-registered expansion whose full-text extraction is ongoing. Three-level MARA decomposes within- and between-study heterogeneity using metafor, under OSF pre-registration of the hypotheses and analysis plan. The baseline pooled effect is r = .074 (95% CI [.060, .088], p &lt; .001;</w:t>
+      </w:r>
+      <w:r>
+        <w:t xml:space="preserve"> </w:t>
+      </w:r>
+      <m:oMath>
+        <m:sSup>
+          <m:e>
+            <m:r>
+              <m:t>I</m:t>
+            </m:r>
+          </m:e>
+          <m:sup>
+            <m:r>
+              <m:t>2</m:t>
+            </m:r>
+          </m:sup>
+        </m:sSup>
+      </m:oMath>
+      <w:r>
+        <w:t xml:space="preserve"> </w:t>
+      </w:r>
+      <w:r>
+        <w:t xml:space="preserve">= 87.8%). The hypothesized moderators show limited support: the full-sample ICRV omnibus is significant (Q_M = 17.35, df = 4, p = .002) but is not robust, a drop-Frontier sensitivity test on the four well-populated regimes reduces it to non-significance (Q_M = 1.49, p = .68), while cDAI and DPL moderation are non-significant throughout. The most consequential result is substantial publication bias: trim-and-fill imputes k = 58 missing studies, cutting the pooled effect to r = .035 (95% CI [.023, .048]), an implied ~53% attenuation (Begg p &lt; .001; Egger p = .057). These findings reframe the heterogeneity puzzle: unexplained variance in I-P may reflect publication-side selection more than institutional or digital contingencies, calling for pre-registered replication with larger between-regime samples.</w:t>
       </w:r>
     </w:p>
     <w:p>
@@ -97,7 +120,7 @@
         <w:pStyle w:val="FirstParagraph"/>
       </w:pPr>
       <w:r>
-        <w:t xml:space="preserve">Cross-border firm expansion has become one of the defining strategic imperatives of the modern economy. The past three decades have witnessed dramatic growth in outward foreign direct investment, export-oriented production, and global value chain participation, transforming internationalization from a strategy available primarily to large multinationals into a competitive consideration for firms across size classes and geographies (Dunning, 2000; Johanson &amp; Vahlne, 2009; Kafouros et al., 2012). Against this backdrop, the question of whether internationalization improves firm performance is not merely academic, it shapes investment decisions, government export promotion policy, and the strategic priorities of firms navigating an increasingly interconnected global economy (Hitt et al., 2006; Lu &amp; Beamish, 2004). For scholars, however, the record remains stubbornly inconclusive.</w:t>
+        <w:t xml:space="preserve">Cross-border expansion has become a central strategic priority for firms. Over the past three decades, outward foreign direct investment, export-oriented production, and global value chain participation grew sharply, turning internationalization from a strategy of large multinationals into a competitive option for firms across size classes and geographies (Dunning, 2000; Johanson &amp; Vahlne, 2009; Kafouros et al., 2012). Whether internationalization improves firm performance is therefore not only a scholarly question; it shapes investment decisions, government export-promotion policy, and the choices of firms competing in an interconnected global economy (Hitt et al., 2006; Lu &amp; Beamish, 2004). The record, however, remains inconclusive.</w:t>
       </w:r>
     </w:p>
     <w:p>
@@ -110,15 +133,25 @@
       <w:r>
         <w:t xml:space="preserve"> </w:t>
       </w:r>
-      <w:r>
-        <w:rPr>
-          <w:iCs/>
-          <w:i/>
-        </w:rPr>
-        <w:t xml:space="preserve">I</w:t>
-      </w:r>
-      <w:r>
-        <w:t xml:space="preserve">² regularly exceeds 80%, signaling that context, not a universal mechanism, drives outcomes.</w:t>
+      <m:oMath>
+        <m:sSup>
+          <m:e>
+            <m:r>
+              <m:t>I</m:t>
+            </m:r>
+          </m:e>
+          <m:sup>
+            <m:r>
+              <m:t>2</m:t>
+            </m:r>
+          </m:sup>
+        </m:sSup>
+      </m:oMath>
+      <w:r>
+        <w:t xml:space="preserve"> </w:t>
+      </w:r>
+      <w:r>
+        <w:t xml:space="preserve">regularly exceeds 80%, signaling that context, not a universal mechanism, drives outcomes.</w:t>
       </w:r>
     </w:p>
     <w:p>
@@ -176,15 +209,25 @@
       <w:r>
         <w:t xml:space="preserve"> </w:t>
       </w:r>
-      <w:r>
-        <w:rPr>
-          <w:iCs/>
-          <w:i/>
-        </w:rPr>
-        <w:t xml:space="preserve">I</w:t>
-      </w:r>
-      <w:r>
-        <w:t xml:space="preserve">² = 87.92%. While confirming the positive average effect, this baseline identified that conventional moderators, country of origin, industry, performance measure type, leave approximately 70% of variance unexplained. Three theoretically grounded moderators, absent from all prior meta-analyses, motivate the present extension:</w:t>
+      <m:oMath>
+        <m:sSup>
+          <m:e>
+            <m:r>
+              <m:t>I</m:t>
+            </m:r>
+          </m:e>
+          <m:sup>
+            <m:r>
+              <m:t>2</m:t>
+            </m:r>
+          </m:sup>
+        </m:sSup>
+      </m:oMath>
+      <w:r>
+        <w:t xml:space="preserve"> </w:t>
+      </w:r>
+      <w:r>
+        <w:t xml:space="preserve">= 87.92%. While confirming the positive average effect, this baseline identified that conventional moderators, country of origin, industry, performance measure type, leave approximately 70% of variance unexplained. Three theoretically grounded moderators, absent from all prior meta-analyses, motivate the present extension:</w:t>
       </w:r>
     </w:p>
     <w:p>
@@ -459,7 +502,7 @@
         <w:t xml:space="preserve"> </w:t>
       </w:r>
       <w:r>
-        <w:t xml:space="preserve">= 113), confirming a small but consistent positive I-P relationship globally. H1 (between-regime Q_M test) is confirmed (</w:t>
+        <w:t xml:space="preserve">= 113), confirming a small but consistent positive I-P relationship globally. The full-sample ICRV omnibus is significant (</w:t>
       </w:r>
       <w:r>
         <w:rPr>
@@ -485,7 +528,10 @@
         <w:t xml:space="preserve"> </w:t>
       </w:r>
       <w:r>
-        <w:t xml:space="preserve">= .002); however, the directional Exploratory Propositions E1a (Advanced largest) and E1b (Frontier smallest) are not statistically confirmed, pairwise differences reflect single-country vs. multi-country study composition rather than a monotone institutional gradient. cDAI (</w:t>
+        <w:t xml:space="preserve">= .002) but is not robust: a drop-Frontier sensitivity test on the four well-populated regimes reduces it to</w:t>
+      </w:r>
+      <w:r>
+        <w:t xml:space="preserve"> </w:t>
       </w:r>
       <w:r>
         <w:rPr>
@@ -495,6 +541,29 @@
         <w:t xml:space="preserve">Q</w:t>
       </w:r>
       <w:r>
+        <w:t xml:space="preserve">_M = 1.49 (</w:t>
+      </w:r>
+      <w:r>
+        <w:rPr>
+          <w:iCs/>
+          <w:i/>
+        </w:rPr>
+        <w:t xml:space="preserve">p</w:t>
+      </w:r>
+      <w:r>
+        <w:t xml:space="preserve"> </w:t>
+      </w:r>
+      <w:r>
+        <w:t xml:space="preserve">= .68), so H1 receives only fragile support and the directional Exploratory Propositions E1a (Advanced largest) and E1b (Frontier smallest) are not confirmed. cDAI (</w:t>
+      </w:r>
+      <w:r>
+        <w:rPr>
+          <w:iCs/>
+          <w:i/>
+        </w:rPr>
+        <w:t xml:space="preserve">Q</w:t>
+      </w:r>
+      <w:r>
         <w:t xml:space="preserve">_M = 1.23,</w:t>
       </w:r>
       <w:r>
@@ -537,7 +606,7 @@
         <w:t xml:space="preserve"> </w:t>
       </w:r>
       <w:r>
-        <w:t xml:space="preserve">= .755) are non-significant (H2, H3 not supported). The headline finding is publication bias (H4 confirmed): trim-and-fill imputes</w:t>
+        <w:t xml:space="preserve">= .755) are non-significant (H2, H3 not supported). The principal finding is publication bias (H4 confirmed): trim-and-fill imputes</w:t>
       </w:r>
       <w:r>
         <w:t xml:space="preserve"> </w:t>
@@ -585,7 +654,18 @@
         <w:t xml:space="preserve"> </w:t>
       </w:r>
       <w:r>
-        <w:t xml:space="preserve">= 0.035, an implied ~53% attenuation. Read as a corrective contribution to the field, this indicates that four decades of I-P evidence may be materially inflated by publication selection. The inference is a bias-correction estimate corroborated by a significant Begg test (τ = −0.134,</w:t>
+        <w:t xml:space="preserve">= 0.035, an implied ~53% attenuation. Read as a corrective contribution to the field, this indicates that four decades of I-P evidence may be materially inflated by publication selection. The inference is a bias-correction estimate corroborated by a significant Begg test (</w:t>
+      </w:r>
+      <m:oMath>
+        <m:r>
+          <m:t>τ</m:t>
+        </m:r>
+      </m:oMath>
+      <w:r>
+        <w:t xml:space="preserve"> </w:t>
+      </w:r>
+      <w:r>
+        <w:t xml:space="preserve">= −0.134,</w:t>
       </w:r>
       <w:r>
         <w:t xml:space="preserve"> </w:t>
@@ -616,15 +696,25 @@
       <w:r>
         <w:t xml:space="preserve">= .057), we frame the ~53% as a strong directional signal rather than a settled point magnitude. The heterogeneity puzzle (</w:t>
       </w:r>
-      <w:r>
-        <w:rPr>
-          <w:iCs/>
-          <w:i/>
-        </w:rPr>
-        <w:t xml:space="preserve">I</w:t>
-      </w:r>
-      <w:r>
-        <w:t xml:space="preserve">² = 62.4%) remains unresolved by the tested moderators, suggesting that future research should test alternative theoretical contingencies or that between-study heterogeneity is dominated by within-paper variance (Level 2, 54.1%) rather than between-country differences (Level 3, 8.4%).</w:t>
+      <m:oMath>
+        <m:sSup>
+          <m:e>
+            <m:r>
+              <m:t>I</m:t>
+            </m:r>
+          </m:e>
+          <m:sup>
+            <m:r>
+              <m:t>2</m:t>
+            </m:r>
+          </m:sup>
+        </m:sSup>
+      </m:oMath>
+      <w:r>
+        <w:t xml:space="preserve"> </w:t>
+      </w:r>
+      <w:r>
+        <w:t xml:space="preserve">= 87.8%) remains unresolved by the tested moderators, suggesting that future research should test alternative theoretical contingencies or that between-study heterogeneity is dominated by within-paper variance (Level 2, 76.1%) rather than between-country differences (Level 3, 11.8%).</w:t>
       </w:r>
     </w:p>
     <w:p>
@@ -694,7 +784,7 @@
         <w:t xml:space="preserve"> </w:t>
       </w:r>
       <w:r>
-        <w:t xml:space="preserve">Barney (1991) establishes that sustainable competitive advantages derive from VRIN (valuable, rare, inimitable, non-substitutable) resources. In the I-P context, this predicts that firms with strong home-country resource endowments, including human capital, technological capability, and digital infrastructure access, will generate higher performance returns from international expansion than resource-constrained peers. Wernerfelt's (1984) resource bundling logic further predicts that national digital infrastructure provides a coordination-enabling environment that amplifies the returns to firm-level resources: in high-cDAI environments, firms can deploy their existing technological and organizational capabilities across borders at lower per-unit cost, raising the marginal productivity return to each additional unit of international expansion. It is important to note that cDAI (country-level) is analytically distinct from firm-level digital adoption (DAI) and from firm-level technological capability (TCI), which the companion primary studies (P3–P8) treat as separate constructs with distinct measurement bases and theoretical roles. In the present meta-analytic study, only cDAI is operationalized as a study-level moderator; DAI and TCI remain within-study variables in the primary-study designs and are not separately extractable at meta-analytic resolution from the k = 238 corpus. The resource-bundling prediction for P6 therefore concerns whether a richer national digital environment raises the aggregate I-P effect across studies, a between-study moderation claim at the country level, not a within-study claim about firm-level capability bundles.</w:t>
+        <w:t xml:space="preserve">Barney (1991) establishes that sustainable competitive advantages derive from VRIN (valuable, rare, inimitable, non-substitutable) resources. In the I-P context, this predicts that firms with strong home-country resource endowments, including human capital, technological capability, and digital infrastructure access, will generate higher performance returns from international expansion than resource-constrained peers. Wernerfelt's (1984) resource bundling logic further predicts that national digital infrastructure provides a coordination-enabling environment that amplifies the returns to firm-level resources: in high-cDAI environments, firms can deploy their existing technological and organizational capabilities across borders at lower per-unit cost, raising the marginal productivity return to each additional unit of international expansion. cDAI (country-level) is analytically distinct from firm-level digital adoption (DAI) and from firm-level technological capability (TCI), which the companion primary studies (P3–P8) treat as separate constructs with distinct measurement bases and theoretical roles. In the present meta-analytic study, only cDAI is operationalized as a study-level moderator; DAI and TCI remain within-study variables in the primary-study designs and are not separately extractable at meta-analytic resolution from the k = 238 corpus. The resource-bundling prediction for P6 therefore concerns whether a richer national digital environment raises the aggregate I-P effect across studies, a between-study moderation claim at the country level, not a within-study claim about firm-level capability bundles.</w:t>
       </w:r>
     </w:p>
     <w:p>
@@ -989,7 +1079,7 @@
         <w:t xml:space="preserve"> </w:t>
       </w:r>
       <w:r>
-        <w:t xml:space="preserve">In institutional voids, environments where formal institutions are weak or absent, firms must invest in substitute governance mechanisms (relationship capital, political connections, informal contracts) that absorb managerial attention and reduce the net productivity returns to internationalization (Khanna &amp; Palepu, 2010). As institutional quality declines across the ICRV spectrum (Regime II → III → SIDS/V), these substitute governance costs accumulate, progressively depressing the I-P effect toward zero and potentially negative territory.</w:t>
+        <w:t xml:space="preserve">In institutional voids, environments where formal institutions are weak or absent, firms must invest in substitute governance mechanisms (relationship capital, political connections, informal contracts) that absorb managerial attention and reduce the net productivity returns to internationalization (Khanna &amp; Palepu, 2010). As institutional quality declines across the ICRV spectrum (Regime II to III to SIDS/V), these substitute governance costs accumulate, progressively depressing the I-P effect toward zero and potentially negative territory.</w:t>
       </w:r>
     </w:p>
     <w:p>
@@ -1096,7 +1186,38 @@
         <w:t xml:space="preserve"> </w:t>
       </w:r>
       <w:r>
-        <w:t xml:space="preserve">= 3 is insufficient for reliable inference (at α = .05, minimum k for stable random-effects moderation is typically k ≥ 10; Valentine et al., 2010).</w:t>
+        <w:t xml:space="preserve">= 3 is insufficient for reliable inference (at</w:t>
+      </w:r>
+      <w:r>
+        <w:t xml:space="preserve"> </w:t>
+      </w:r>
+      <m:oMath>
+        <m:r>
+          <m:t>α</m:t>
+        </m:r>
+      </m:oMath>
+      <w:r>
+        <w:t xml:space="preserve"> </w:t>
+      </w:r>
+      <w:r>
+        <w:t xml:space="preserve">= .05, minimum k for stable random-effects moderation is typically k</w:t>
+      </w:r>
+      <w:r>
+        <w:t xml:space="preserve"> </w:t>
+      </w:r>
+      <m:oMath>
+        <m:r>
+          <m:rPr>
+            <m:sty m:val="p"/>
+          </m:rPr>
+          <m:t>≥</m:t>
+        </m:r>
+      </m:oMath>
+      <w:r>
+        <w:t xml:space="preserve"> </w:t>
+      </w:r>
+      <w:r>
+        <w:t xml:space="preserve">10; Valentine et al., 2010).</w:t>
       </w:r>
     </w:p>
     <w:bookmarkEnd w:id="23"/>
@@ -1294,15 +1415,25 @@
       <w:r>
         <w:t xml:space="preserve">_M test depends on within-phase k and cross-phase variance in effect sizes, below approximately k = 30 per phase, the between-group test is underpowered for detection of moderate-size moderation (</w:t>
       </w:r>
-      <w:r>
-        <w:rPr>
-          <w:iCs/>
-          <w:i/>
-        </w:rPr>
-        <w:t xml:space="preserve">f</w:t>
-      </w:r>
-      <w:r>
-        <w:t xml:space="preserve">² &lt; 0.10).</w:t>
+      <m:oMath>
+        <m:sSup>
+          <m:e>
+            <m:r>
+              <m:t>f</m:t>
+            </m:r>
+          </m:e>
+          <m:sup>
+            <m:r>
+              <m:t>2</m:t>
+            </m:r>
+          </m:sup>
+        </m:sSup>
+      </m:oMath>
+      <w:r>
+        <w:t xml:space="preserve"> </w:t>
+      </w:r>
+      <w:r>
+        <w:t xml:space="preserve">&lt; 0.10).</w:t>
       </w:r>
     </w:p>
     <w:bookmarkEnd w:id="24"/>
@@ -1510,7 +1641,20 @@
         <w:t xml:space="preserve">r̄</w:t>
       </w:r>
       <w:r>
-        <w:t xml:space="preserve">_adj &gt; 0); (H4c) Orwin's (1983) fail-safe N is expected to substantially exceed the threshold of 2,000 studies required to reduce the pooled effect to a negligible level, confirming that the positive I-P effect is not an artifact of publication bias alone.</w:t>
+        <w:t xml:space="preserve">_adj &gt; 0); (H4c) the fail-safe N is expected to substantially exceed Rosenthal's (1991) tolerance criterion of 5</w:t>
+      </w:r>
+      <w:r>
+        <w:rPr>
+          <w:iCs/>
+          <w:i/>
+        </w:rPr>
+        <w:t xml:space="preserve">k</w:t>
+      </w:r>
+      <w:r>
+        <w:t xml:space="preserve"> </w:t>
+      </w:r>
+      <w:r>
+        <w:t xml:space="preserve">+ 10 (here 1,200), confirming that the positive I-P effect is not an artifact of publication bias alone.</w:t>
       </w:r>
     </w:p>
     <w:bookmarkEnd w:id="26"/>
@@ -1603,7 +1747,180 @@
         <w:t xml:space="preserve"> </w:t>
       </w:r>
       <w:r>
-        <w:t xml:space="preserve">Solid arrows represent the primary meta-analytic effect (baseline I-P pooled effect, k = 238 studies from 49 economies, K = 288 effects, r̄ = 0.074, 95% CI [0.060, 0.088]). Dashed arrows represent hypothesised moderating relationships. Three study-level constructs were tested as moderators: (1) ICRV Regime (H1), hypothesised between-regime Q_M statistically significant; H1 confirmed (Q_M = 17.35, p = .002); directional Exploratory Propositions E1a (Advanced largest) and E1b (Frontier smallest) not meta-analytically confirmable with sparse regime cells. (2) cDAI, Country Digital Adoption Index (H3), hypothesised positive amplification [High &gt; Low]; actual Q_M = 1.23 (p = .541), H3 not supported. (3) DPL Phase (H2), hypothesised Follow &gt; Precede; actual Q_M = 0.56 (p = .755), H2 not supported. The three-level model nests K = 288 effects within k = 238 studies (within-study σ²_(2) = 0.00874, I²_(2) = 54.1%) within between-study heterogeneity (between-study σ²_(3) = 0.00135, I²_(3) = 8.4%); total I² = 62.4%. Publication bias (H4 confirmed): Egger's b = 0.475 (SE = 0.250, p = .057), Begg's τ = −0.134 (p = .0007); trim-and-fill imputes k = 58 studies, adjusted r = .035; fail-safe N = 45,848. Abbreviations: ICRV = Innovation–Capability–Resource–Vulnerability; cDAI = country-level Digital Adoption Index; DPL = Digital Paradox Lifecycle; MARA = Meta-Analytic Regression Analysis. Target journal:</w:t>
+        <w:t xml:space="preserve">Solid arrows represent the primary meta-analytic effect (baseline I-P pooled effect, k = 238 studies from 49 economies, K = 288 effects, r̄ = 0.074, 95% CI [0.060, 0.088]). Dashed arrows represent hypothesised moderating relationships. Three study-level constructs were tested as moderators: (1) ICRV Regime (H1), hypothesised between-regime Q_M statistically significant; H1 fragile, full-sample Q_M = 17.35 (p = .002) but drop-Frontier Q_M = 1.49 (p = .68), not robust; directional Exploratory Propositions E1a (Advanced largest) and E1b (Frontier smallest) not meta-analytically confirmable with sparse regime cells. (2) cDAI, Country Digital Adoption Index (H3), hypothesised positive amplification [High &gt; Low]; actual Q_M = 1.23 (p = .541), H3 not supported. (3) DPL Phase (H2), hypothesised Follow &gt; Precede; actual Q_M = 0.56 (p = .755), H2 not supported. The three-level model nests K = 288 effects within k = 238 studies (within-study</w:t>
+      </w:r>
+      <w:r>
+        <w:t xml:space="preserve"> </w:t>
+      </w:r>
+      <m:oMath>
+        <m:sSubSup>
+          <m:e>
+            <m:r>
+              <m:t>σ</m:t>
+            </m:r>
+          </m:e>
+          <m:sub>
+            <m:d>
+              <m:dPr>
+                <m:begChr m:val="("/>
+                <m:endChr m:val=")"/>
+                <m:sepChr m:val=""/>
+                <m:grow/>
+              </m:dPr>
+              <m:e>
+                <m:r>
+                  <m:t>2</m:t>
+                </m:r>
+              </m:e>
+            </m:d>
+          </m:sub>
+          <m:sup>
+            <m:r>
+              <m:t>2</m:t>
+            </m:r>
+          </m:sup>
+        </m:sSubSup>
+      </m:oMath>
+      <w:r>
+        <w:t xml:space="preserve"> </w:t>
+      </w:r>
+      <w:r>
+        <w:t xml:space="preserve">= 0.00874,</w:t>
+      </w:r>
+      <w:r>
+        <w:t xml:space="preserve"> </w:t>
+      </w:r>
+      <m:oMath>
+        <m:sSup>
+          <m:e>
+            <m:r>
+              <m:t>I</m:t>
+            </m:r>
+          </m:e>
+          <m:sup>
+            <m:r>
+              <m:t>2</m:t>
+            </m:r>
+          </m:sup>
+        </m:sSup>
+      </m:oMath>
+      <w:r>
+        <w:rPr>
+          <w:iCs/>
+          <w:i/>
+        </w:rPr>
+        <w:t xml:space="preserve">(2) = 76.1%) within between-study heterogeneity (between-study</w:t>
+      </w:r>
+      <w:r>
+        <w:rPr>
+          <w:iCs/>
+          <w:i/>
+        </w:rPr>
+        <w:t xml:space="preserve"> </w:t>
+      </w:r>
+      <m:oMath>
+        <m:sSubSup>
+          <m:e>
+            <m:r>
+              <m:t>σ</m:t>
+            </m:r>
+          </m:e>
+          <m:sub>
+            <m:d>
+              <m:dPr>
+                <m:begChr m:val="("/>
+                <m:endChr m:val=")"/>
+                <m:sepChr m:val=""/>
+                <m:grow/>
+              </m:dPr>
+              <m:e>
+                <m:r>
+                  <m:t>3</m:t>
+                </m:r>
+              </m:e>
+            </m:d>
+          </m:sub>
+          <m:sup>
+            <m:r>
+              <m:t>2</m:t>
+            </m:r>
+          </m:sup>
+        </m:sSubSup>
+      </m:oMath>
+      <w:r>
+        <w:rPr>
+          <w:iCs/>
+          <w:i/>
+        </w:rPr>
+        <w:t xml:space="preserve"> </w:t>
+      </w:r>
+      <w:r>
+        <w:rPr>
+          <w:iCs/>
+          <w:i/>
+        </w:rPr>
+        <w:t xml:space="preserve">= 0.00135,</w:t>
+      </w:r>
+      <w:r>
+        <w:rPr>
+          <w:iCs/>
+          <w:i/>
+        </w:rPr>
+        <w:t xml:space="preserve"> </w:t>
+      </w:r>
+      <m:oMath>
+        <m:sSup>
+          <m:e>
+            <m:r>
+              <m:t>I</m:t>
+            </m:r>
+          </m:e>
+          <m:sup>
+            <m:r>
+              <m:t>2</m:t>
+            </m:r>
+          </m:sup>
+        </m:sSup>
+      </m:oMath>
+      <w:r>
+        <w:t xml:space="preserve">(3) = 11.8%); total</w:t>
+      </w:r>
+      <w:r>
+        <w:t xml:space="preserve"> </w:t>
+      </w:r>
+      <m:oMath>
+        <m:sSup>
+          <m:e>
+            <m:r>
+              <m:t>I</m:t>
+            </m:r>
+          </m:e>
+          <m:sup>
+            <m:r>
+              <m:t>2</m:t>
+            </m:r>
+          </m:sup>
+        </m:sSup>
+      </m:oMath>
+      <w:r>
+        <w:t xml:space="preserve"> </w:t>
+      </w:r>
+      <w:r>
+        <w:t xml:space="preserve">= 87.8%. Publication bias (H4 confirmed): Egger's b = 0.475 (SE = 0.250, p = .057), Begg's</w:t>
+      </w:r>
+      <w:r>
+        <w:t xml:space="preserve"> </w:t>
+      </w:r>
+      <m:oMath>
+        <m:r>
+          <m:t>τ</m:t>
+        </m:r>
+      </m:oMath>
+      <w:r>
+        <w:t xml:space="preserve"> </w:t>
+      </w:r>
+      <w:r>
+        <w:t xml:space="preserve">= −0.134 (p = .0007); trim-and-fill imputes k = 58 studies, adjusted r = .035; fail-safe N = 45,848. Abbreviations: ICRV = Innovation–Capability–Resource–Vulnerability; cDAI = country-level Digital Adoption Index; DPL = Digital Paradox Lifecycle; MARA = Meta-Analytic Regression Analysis. Target journal:</w:t>
       </w:r>
       <w:r>
         <w:t xml:space="preserve"> </w:t>
@@ -1645,7 +1962,71 @@
         <w:pStyle w:val="FirstParagraph"/>
       </w:pPr>
       <w:r>
-        <w:t xml:space="preserve">The methodological approach follows the APA Meta-Analysis Reporting Standards (Cooper, 2010) and the PRISMA 2020 statement (Page et al., 2021). Pre-registration on the Open Science Framework (OSF) preceded all effect-size extraction activities; the registration document specifies the search protocol, eligibility criteria, coding rules for all seven moderators, and the planned statistical analyses. Three-level meta-analytic regression analysis (MARA) was selected over conventional random-effects meta-analysis because the present corpus contains multiple effect sizes per study, a structural feature that violates the independence assumption underlying single-level estimators (Cheung, 2014; Van den Noortgate et al., 2013). The three-level model decomposes total heterogeneity into within-study (σ²_(2)) and between-study (σ²_(3)) components, enabling correct attribution of variance to methodological versus contextual sources.</w:t>
+        <w:t xml:space="preserve">The methodological approach follows the APA Meta-Analysis Reporting Standards (Cooper, 2010) and the PRISMA 2020 statement (Page et al., 2021). Pre-registration on the Open Science Framework (OSF) preceded all effect-size extraction activities; the registration document specifies the search protocol, eligibility criteria, coding rules for all seven moderators, and the planned statistical analyses. Three-level meta-analytic regression analysis (MARA) was selected over conventional random-effects meta-analysis because the present corpus contains multiple effect sizes per study, a structural feature that violates the independence assumption underlying single-level estimators (Cheung, 2014; Van den Noortgate et al., 2013). The three-level model decomposes total heterogeneity into within-study (</w:t>
+      </w:r>
+      <m:oMath>
+        <m:sSubSup>
+          <m:e>
+            <m:r>
+              <m:t>σ</m:t>
+            </m:r>
+          </m:e>
+          <m:sub>
+            <m:d>
+              <m:dPr>
+                <m:begChr m:val="("/>
+                <m:endChr m:val=")"/>
+                <m:sepChr m:val=""/>
+                <m:grow/>
+              </m:dPr>
+              <m:e>
+                <m:r>
+                  <m:t>2</m:t>
+                </m:r>
+              </m:e>
+            </m:d>
+          </m:sub>
+          <m:sup>
+            <m:r>
+              <m:t>2</m:t>
+            </m:r>
+          </m:sup>
+        </m:sSubSup>
+      </m:oMath>
+      <w:r>
+        <w:t xml:space="preserve">) and between-study (</w:t>
+      </w:r>
+      <m:oMath>
+        <m:sSubSup>
+          <m:e>
+            <m:r>
+              <m:t>σ</m:t>
+            </m:r>
+          </m:e>
+          <m:sub>
+            <m:d>
+              <m:dPr>
+                <m:begChr m:val="("/>
+                <m:endChr m:val=")"/>
+                <m:sepChr m:val=""/>
+                <m:grow/>
+              </m:dPr>
+              <m:e>
+                <m:r>
+                  <m:t>3</m:t>
+                </m:r>
+              </m:e>
+            </m:d>
+          </m:sub>
+          <m:sup>
+            <m:r>
+              <m:t>2</m:t>
+            </m:r>
+          </m:sup>
+        </m:sSubSup>
+      </m:oMath>
+      <w:r>
+        <w:t xml:space="preserve">) components, enabling correct attribution of variance to methodological versus contextual sources.</w:t>
       </w:r>
     </w:p>
     <w:bookmarkStart w:id="33" w:name="X8beda39a661fcb1509b7059043e15ad6d0ce778"/>
@@ -1672,7 +2053,7 @@
         <w:t xml:space="preserve"> </w:t>
       </w:r>
       <w:r>
-        <w:t xml:space="preserve">The primary search was conducted on Web of Science (WoS Core Collection: SSCI, SCI-E, ESCI) and Scopus, the two most comprehensive multi-disciplinary databases for peer-reviewed international business research (Kraus et al., 2022). Supplementary searches were conducted in ABI/INFORM Complete, Business Source Complete (EBSCO), ScienceDirect, SpringerLink, and Emerald Insight to maximize coverage of specialist international business and management journals not fully indexed in WoS or Scopus. Supplementary hand-searching via backward citation tracking was applied to five anchor meta-analyses: Bausch and Krist (2007), Kirca et al. (2012), Marano et al. (2016), Schwens et al. (2018), and Arte and Larimo (2022); forward citation tracking was conducted in Google Scholar using the same five anchors to identify citing literature published after 2022.</w:t>
+        <w:t xml:space="preserve">The primary search was conducted on Web of Science (WoS Core Collection: SSCI, SCI-E, ESCI) and Scopus, the two most comprehensive multi-disciplinary databases for peer-reviewed international business research (Kraus et al., 2022). Supplementary searches were conducted in ABI/INFORM Complete, Business Source Complete (EBSCO), ScienceDirect, SpringerLink, and Emerald Insight to maximize coverage of specialist international business and management journals not fully indexed in WoS or Scopus. Supplementary hand-searching via backward citation tracking was applied to five anchor meta-analyses: Bausch and Krist (2007), Kirca et al. (2012), Marano et al. (2016), Schwens et al. (2018), and Arte and Larimo (2022); forward citation tracking was conducted in Google Scholar using the same five anchors to identify citing literature published after 2022. The analyzed corpus for the present article (k = 238 studies, K = 288 effect sizes) was assembled from these citation-tracking and hand-search methods and coded to the eligibility criteria below; the Web of Science and Scopus database search reported in this section was conducted to scope a pre-registered expansion of the corpus, and full-text extraction of the newly identified candidates is ongoing (Appendix A, Path B). It is therefore not part of the effect sizes analyzed here.</w:t>
       </w:r>
     </w:p>
     <w:p>
@@ -1882,7 +2263,47 @@
         <w:t xml:space="preserve"> </w:t>
       </w:r>
       <w:r>
-        <w:t xml:space="preserve">Three operational refinements were made after registration and are disclosed here for transparency; none alters the registered hypotheses, the primary three-level model, or the analysis plan. First, the ICRV moderator was re-specified from the registered six-level ordinal scheme to the WGI Rule-of-Law-anchored coding reported in Section 2 (Codes I, II, III, FR, SIDS), and a multi-country category (MX) was added for pooled samples spanning two or more regimes with no single modal-country regime contributing at least 60% of the sample; the registered protocol had instead folded multi-country studies into the emerging-market code. Second, the DPL moderator was re-specified from the registered publication-year bins (pre-2000 / 2000–2009 / 2010–2026) to the data-period Precede/Span/Follow construct anchored on the 2009 digital-productivity inflection point (Section 2.3), which more directly operationalises the underlying J-curve logic. Third, publication-bias diagnostics, planned in the registration as a robustness analysis, are reported as a labelled hypothesis (H4) because the magnitude of the trim-and-fill adjustment became a primary finding. The extraction codebook accompanying the data (v1.1) documents the coding actually applied; the registered v1.0 scheme remains in the frozen OSF record.</w:t>
+        <w:t xml:space="preserve">Four operational refinements were made after registration and are disclosed here for transparency; none alters the registered hypotheses, the primary three-level model, or the analysis plan. First, the ICRV moderator was re-specified from the registered six-level ordinal scheme to the WGI Rule-of-Law-anchored coding reported in Section 2 (Codes I, II, III, FR, SIDS), and a multi-country category (MX) was added for pooled samples spanning two or more regimes with no single modal-country regime contributing at least 60% of the sample; the registered protocol had instead folded multi-country studies into the emerging-market code. Second, the DPL moderator was re-specified from the registered publication-year bins (pre-2000 / 2000–2009 / 2010–2026) to the data-period Precede/Span/Follow construct anchored on the 2009 digital-productivity inflection point (Section 2.3), which more directly operationalises the underlying J-curve logic. Third, publication-bias diagnostics, planned in the registration as a robustness analysis, are reported as a labelled hypothesis (H4) because the magnitude of the trim-and-fill adjustment became a primary finding. Fourth, the registered inter-coder reliability protocol (Section 8.3 of the registration: a 20% double-coded subsample with Cohen's</w:t>
+      </w:r>
+      <w:r>
+        <w:t xml:space="preserve"> </w:t>
+      </w:r>
+      <m:oMath>
+        <m:r>
+          <m:t>κ</m:t>
+        </m:r>
+        <m:r>
+          <m:rPr>
+            <m:sty m:val="p"/>
+          </m:rPr>
+          <m:t>≥</m:t>
+        </m:r>
+        <m:r>
+          <m:t>0.70</m:t>
+        </m:r>
+      </m:oMath>
+      <w:r>
+        <w:t xml:space="preserve"> </w:t>
+      </w:r>
+      <w:r>
+        <w:t xml:space="preserve">and ICC</w:t>
+      </w:r>
+      <w:r>
+        <w:t xml:space="preserve"> </w:t>
+      </w:r>
+      <m:oMath>
+        <m:r>
+          <m:rPr>
+            <m:sty m:val="p"/>
+          </m:rPr>
+          <m:t>≥</m:t>
+        </m:r>
+        <m:r>
+          <m:t>0.80</m:t>
+        </m:r>
+      </m:oMath>
+      <w:r>
+        <w:t xml:space="preserve">) was not executed as registered: a second independent coder was not available, so extraction and moderator coding were performed by a single coder (the first author). Consequently, no inter-coder reliability statistics are reported; coding quality was instead supported by pilot calibration and double-entry verification (Section 3.3.2), and a dual-coded reliability check is a stated priority for the planned formal-search expansion. The extraction codebook accompanying the data (v1.1) documents the coding actually applied; the registered v1.0 scheme remains in the frozen OSF record.</w:t>
       </w:r>
     </w:p>
     <w:bookmarkEnd w:id="33"/>
@@ -2434,7 +2855,24 @@
         <w:t xml:space="preserve"> </w:t>
       </w:r>
       <w:r>
-        <w:t xml:space="preserve">= 3,263. After cross-database deduplication (DOI-exact + title-fuzzy ≥85%):</w:t>
+        <w:t xml:space="preserve">= 3,263. After cross-database deduplication (DOI-exact + title-fuzzy</w:t>
+      </w:r>
+      <w:r>
+        <w:t xml:space="preserve"> </w:t>
+      </w:r>
+      <m:oMath>
+        <m:r>
+          <m:rPr>
+            <m:sty m:val="p"/>
+          </m:rPr>
+          <m:t>≥</m:t>
+        </m:r>
+      </m:oMath>
+      <w:r>
+        <w:t xml:space="preserve"> </w:t>
+      </w:r>
+      <w:r>
+        <w:t xml:space="preserve">85%):</w:t>
       </w:r>
       <w:r>
         <w:t xml:space="preserve"> </w:t>
@@ -2465,7 +2903,24 @@
         <w:t xml:space="preserve"> </w:t>
       </w:r>
       <w:r>
-        <w:t xml:space="preserve">(2,467 rows × 58 cols). After automated within-WoS deduplication:</w:t>
+        <w:t xml:space="preserve">(2,467 rows</w:t>
+      </w:r>
+      <w:r>
+        <w:t xml:space="preserve"> </w:t>
+      </w:r>
+      <m:oMath>
+        <m:r>
+          <m:rPr>
+            <m:sty m:val="p"/>
+          </m:rPr>
+          <m:t>×</m:t>
+        </m:r>
+      </m:oMath>
+      <w:r>
+        <w:t xml:space="preserve"> </w:t>
+      </w:r>
+      <w:r>
+        <w:t xml:space="preserve">58 cols). After automated within-WoS deduplication:</w:t>
       </w:r>
       <w:r>
         <w:t xml:space="preserve"> </w:t>
@@ -2993,7 +3448,7 @@
         <w:t xml:space="preserve"> </w:t>
       </w:r>
       <w:r>
-        <w:t xml:space="preserve">= 3 resolved Y (S0129, India textile Born Globals I-P M-curve; S0240, SME internationalization speed → firm performance with organizational learning mediator; S0683, Latin American EMNEs multinationality → performance with business group diversification moderator),</w:t>
+        <w:t xml:space="preserve">= 3 resolved Y (S0129, India textile Born Globals I-P M-curve; S0240, SME internationalization speed to firm performance with organizational learning mediator; S0683, Latin American EMNEs multinationality to performance with business group diversification moderator),</w:t>
       </w:r>
       <w:r>
         <w:t xml:space="preserve"> </w:t>
@@ -3101,7 +3556,24 @@
         <w:t xml:space="preserve"> </w:t>
       </w:r>
       <w:r>
-        <w:t xml:space="preserve">(2,467 rows × 58 cols; as at 21 May 2026: Y=674, N=728 [N=329 title/content exclusions, N_abstract=151 auto-excluded from S2 abstracts, N_title=248 prior title-only exclusions], UNSURE=1,065 pending abstract retrieval via Semantic Scholar API; ready_for_r=3 [seqs 477, 1549, 1753]). Additional ICRV auto-coding (script</w:t>
+        <w:t xml:space="preserve">(2,467 rows</w:t>
+      </w:r>
+      <w:r>
+        <w:t xml:space="preserve"> </w:t>
+      </w:r>
+      <m:oMath>
+        <m:r>
+          <m:rPr>
+            <m:sty m:val="p"/>
+          </m:rPr>
+          <m:t>×</m:t>
+        </m:r>
+      </m:oMath>
+      <w:r>
+        <w:t xml:space="preserve"> </w:t>
+      </w:r>
+      <w:r>
+        <w:t xml:space="preserve">58 cols; as at 21 May 2026: Y=674, N=728 [N=329 title/content exclusions, N_abstract=151 auto-excluded from S2 abstracts, N_title=248 prior title-only exclusions], UNSURE=1,065 pending abstract retrieval via Semantic Scholar API; ready_for_r=3 [seqs 477, 1549, 1753]). Additional ICRV auto-coding (script</w:t>
       </w:r>
       <w:r>
         <w:t xml:space="preserve"> </w:t>
@@ -3140,68 +3612,23 @@
         <w:t xml:space="preserve"> </w:t>
       </w:r>
       <w:r>
-        <w:t xml:space="preserve">to further reduce UNSURE count. Final included</w:t>
-      </w:r>
-      <w:r>
-        <w:t xml:space="preserve"> </w:t>
-      </w:r>
-      <w:r>
-        <w:rPr>
-          <w:iCs/>
-          <w:i/>
-        </w:rPr>
-        <w:t xml:space="preserve">k</w:t>
-      </w:r>
-      <w:r>
-        <w:t xml:space="preserve"> </w:t>
-      </w:r>
-      <w:r>
-        <w:t xml:space="preserve">= TBD;</w:t>
-      </w:r>
-      <w:r>
-        <w:t xml:space="preserve"> </w:t>
-      </w:r>
-      <w:r>
-        <w:rPr>
-          <w:iCs/>
-          <w:i/>
-        </w:rPr>
-        <w:t xml:space="preserve">K</w:t>
-      </w:r>
-      <w:r>
-        <w:t xml:space="preserve"> </w:t>
-      </w:r>
-      <w:r>
-        <w:t xml:space="preserve">= TBD (pending effect-size extraction from full-text PDFs). Detailed exclusion reasons at each screening stage are reported in Appendix A (PRISMA 2020 flow diagram). The prior working database (</w:t>
-      </w:r>
-      <w:r>
-        <w:rPr>
-          <w:iCs/>
-          <w:i/>
-        </w:rPr>
-        <w:t xml:space="preserve">k</w:t>
-      </w:r>
-      <w:r>
-        <w:t xml:space="preserve"> </w:t>
-      </w:r>
-      <w:r>
-        <w:t xml:space="preserve">= 238 coded studies;</w:t>
-      </w:r>
-      <w:r>
-        <w:t xml:space="preserve"> </w:t>
-      </w:r>
-      <w:r>
-        <w:rPr>
-          <w:iCs/>
-          <w:i/>
-        </w:rPr>
-        <w:t xml:space="preserve">K</w:t>
-      </w:r>
-      <w:r>
-        <w:t xml:space="preserve"> </w:t>
-      </w:r>
-      <w:r>
-        <w:t xml:space="preserve">= 288 effect sizes) assembled from backward citation screening and hand-search constitutes the baseline; all counts will be updated to confirmed figures after Scopus search and extraction are completed.</w:t>
+        <w:t xml:space="preserve">to further reduce UNSURE count. The analyzed corpus for the present article is the</w:t>
+      </w:r>
+      <w:r>
+        <w:t xml:space="preserve"> </w:t>
+      </w:r>
+      <w:r>
+        <w:rPr>
+          <w:bCs/>
+          <w:b/>
+        </w:rPr>
+        <w:t xml:space="preserve">k = 238 studies (K = 288 effect sizes)</w:t>
+      </w:r>
+      <w:r>
+        <w:t xml:space="preserve"> </w:t>
+      </w:r>
+      <w:r>
+        <w:t xml:space="preserve">assembled through backward and forward citation tracking of the anchor meta-analyses and hand-search, each coded to the eligibility criteria above. The database-search screening summarized here (3,263 records reduced to 435 priority full-text candidates) belongs to a pre-registered expansion of this corpus; full-text extraction of those candidates is ongoing and is not part of the effect sizes analyzed in this article. Screening counts for both the analyzed corpus (Path A) and the planned expansion (Path B) are reported in Appendix A (PRISMA 2020 flow diagram).</w:t>
       </w:r>
     </w:p>
     <w:bookmarkEnd w:id="34"/>
@@ -3410,7 +3837,18 @@
         <w:t xml:space="preserve">r</w:t>
       </w:r>
       <w:r>
-        <w:t xml:space="preserve">_partial from standardized regression β:</w:t>
+        <w:t xml:space="preserve">_partial from standardized regression</w:t>
+      </w:r>
+      <w:r>
+        <w:t xml:space="preserve"> </w:t>
+      </w:r>
+      <m:oMath>
+        <m:r>
+          <m:t>β</m:t>
+        </m:r>
+      </m:oMath>
+      <w:r>
+        <w:t xml:space="preserve">:</w:t>
       </w:r>
       <w:r>
         <w:t xml:space="preserve"> </w:t>
@@ -3423,7 +3861,32 @@
         <w:t xml:space="preserve">r</w:t>
       </w:r>
       <w:r>
-        <w:t xml:space="preserve">_partial = β × 0.98 (Peterson &amp; Brown, 2005); (iii)</w:t>
+        <w:t xml:space="preserve">_partial =</w:t>
+      </w:r>
+      <w:r>
+        <w:t xml:space="preserve"> </w:t>
+      </w:r>
+      <m:oMath>
+        <m:r>
+          <m:t>β</m:t>
+        </m:r>
+      </m:oMath>
+      <w:r>
+        <w:t xml:space="preserve"> </w:t>
+      </w:r>
+      <m:oMath>
+        <m:r>
+          <m:rPr>
+            <m:sty m:val="p"/>
+          </m:rPr>
+          <m:t>×</m:t>
+        </m:r>
+      </m:oMath>
+      <w:r>
+        <w:t xml:space="preserve"> </w:t>
+      </w:r>
+      <w:r>
+        <w:t xml:space="preserve">0.98 (Peterson &amp; Brown, 2005); (iii)</w:t>
       </w:r>
       <w:r>
         <w:t xml:space="preserve"> </w:t>
@@ -3536,7 +3999,21 @@
         <w:t xml:space="preserve"> </w:t>
       </w:r>
       <w:r>
-        <w:t xml:space="preserve">(Rosenthal, 1994). Studies reporting only unstandardized β without an associated</w:t>
+        <w:t xml:space="preserve">(Rosenthal, 1994). Studies reporting only unstandardized</w:t>
+      </w:r>
+      <w:r>
+        <w:t xml:space="preserve"> </w:t>
+      </w:r>
+      <m:oMath>
+        <m:r>
+          <m:t>β</m:t>
+        </m:r>
+      </m:oMath>
+      <w:r>
+        <w:t xml:space="preserve"> </w:t>
+      </w:r>
+      <w:r>
+        <w:t xml:space="preserve">without an associated</w:t>
       </w:r>
       <w:r>
         <w:t xml:space="preserve"> </w:t>
@@ -3622,17 +4099,17 @@
         <w:pStyle w:val="BodyText"/>
       </w:pPr>
       <w:r>
-        <w:t xml:space="preserve">All extracted and coded records were entered into the permanent study database and subject to double-entry verification as part of the inter-coder reliability protocol described in Section 3.3.2.</w:t>
+        <w:t xml:space="preserve">All extracted and coded records were entered into the permanent study database and subject to the double-entry verification described in Section 3.3.2.</w:t>
       </w:r>
     </w:p>
     <w:bookmarkEnd w:id="35"/>
-    <w:bookmarkStart w:id="36" w:name="X8e0743bf85a4a1c5fca32f939ca3f33e412fd3d"/>
+    <w:bookmarkStart w:id="36" w:name="X3517c67dfe005a0cb42aad932692446db1a0273"/>
     <w:p>
       <w:pPr>
         <w:pStyle w:val="Heading4"/>
       </w:pPr>
       <w:r>
-        <w:t xml:space="preserve">3.3.2 Inter-Coder Reliability Assessment</w:t>
+        <w:t xml:space="preserve">3.3.2 Coding Quality and Verification</w:t>
       </w:r>
     </w:p>
     <w:p>
@@ -3640,68 +4117,30 @@
         <w:pStyle w:val="FirstParagraph"/>
       </w:pPr>
       <w:r>
-        <w:t xml:space="preserve">The inter-coder reliability (ICR) protocol followed a three-stage design. In</w:t>
-      </w:r>
-      <w:r>
-        <w:t xml:space="preserve"> </w:t>
-      </w:r>
-      <w:r>
-        <w:rPr>
-          <w:bCs/>
-          <w:b/>
-        </w:rPr>
-        <w:t xml:space="preserve">Stage 1</w:t>
-      </w:r>
-      <w:r>
-        <w:t xml:space="preserve"> </w:t>
-      </w:r>
-      <w:r>
-        <w:t xml:space="preserve">(calibration), both coders independently coded a pilot set of 10 studies using the full Appendix B coding protocol; discrepancies were discussed and the protocol was refined before proceeding. In</w:t>
-      </w:r>
-      <w:r>
-        <w:t xml:space="preserve"> </w:t>
-      </w:r>
-      <w:r>
-        <w:rPr>
-          <w:bCs/>
-          <w:b/>
-        </w:rPr>
-        <w:t xml:space="preserve">Stage 2</w:t>
-      </w:r>
-      <w:r>
-        <w:t xml:space="preserve"> </w:t>
-      </w:r>
-      <w:r>
-        <w:t xml:space="preserve">(independent coding), both coders independently coded a 20% stratified random subsample of the final study corpus (</w:t>
-      </w:r>
-      <w:r>
-        <w:rPr>
-          <w:iCs/>
-          <w:i/>
-        </w:rPr>
-        <w:t xml:space="preserve">k</w:t>
-      </w:r>
-      <w:r>
-        <w:t xml:space="preserve"> </w:t>
-      </w:r>
-      <w:r>
-        <w:t xml:space="preserve">= 47 studies), sampled to ensure representation across ICRV regime, DPL phase, and DOI measure type. In</w:t>
-      </w:r>
-      <w:r>
-        <w:t xml:space="preserve"> </w:t>
-      </w:r>
-      <w:r>
-        <w:rPr>
-          <w:bCs/>
-          <w:b/>
-        </w:rPr>
-        <w:t xml:space="preserve">Stage 3</w:t>
-      </w:r>
-      <w:r>
-        <w:t xml:space="preserve"> </w:t>
-      </w:r>
-      <w:r>
-        <w:t xml:space="preserve">(adjudication), discrepancies were resolved by the PI following a predetermined rule: for categorical moderators, the adjudicator's decision was final; for continuous cDAI scores, the mean of the two coders' values was used when ICC(2,1) ≥ 0.80, and the PI's direct lookup was used otherwise.</w:t>
+        <w:t xml:space="preserve">All effect-size extraction and moderator coding were performed by a single coder (the first author) against the full Appendix B coding protocol. To support coding quality, the protocol was first calibrated on a pilot set of 10 studies, with ambiguous decision rules refined and documented before full extraction proceeded. Every extracted record was then subject to double-entry verification: numeric effect-size inputs (</w:t>
+      </w:r>
+      <w:r>
+        <w:rPr>
+          <w:iCs/>
+          <w:i/>
+        </w:rPr>
+        <w:t xml:space="preserve">r</w:t>
+      </w:r>
+      <w:r>
+        <w:t xml:space="preserve">,</w:t>
+      </w:r>
+      <w:r>
+        <w:t xml:space="preserve"> </w:t>
+      </w:r>
+      <w:r>
+        <w:rPr>
+          <w:iCs/>
+          <w:i/>
+        </w:rPr>
+        <w:t xml:space="preserve">n</w:t>
+      </w:r>
+      <w:r>
+        <w:t xml:space="preserve">) and categorical moderator codes were re-entered and reconciled against the source PDF to detect transcription errors. Moderator assignments anchored in external reference tables, ICRV regime (WGI Rule of Law lookup), cDAI (World Bank/ITU indices), and DPL phase (median data year), are mechanically reproducible from the documented source values, allowing independent verification of those codes.</w:t>
       </w:r>
     </w:p>
     <w:p>
@@ -3709,7 +4148,18 @@
         <w:pStyle w:val="BodyText"/>
       </w:pPr>
       <w:r>
-        <w:t xml:space="preserve">ICR was assessed using Cohen's κ for categorical variables (ICRV regime, DPL phase, industry sector, DOI measure type, performance measure type) and the two-way random-effects ICC(2,1) for continuous cDAI scores. The target threshold of κ ≥ 0.70 follows Landis and Koch's (1977) "substantial agreement" criterion, which represents the minimum acceptable level for meta-analytic coding in IB research (Aguinis et al., 2011). ICR statistics are reported in Table 3.1 (see Results, Section 4.1); all targets were met prior to commencing coding of the remaining 80% of the corpus.</w:t>
+        <w:t xml:space="preserve">Because extraction was performed by a single coder, formal inter-coder reliability statistics (Cohen's</w:t>
+      </w:r>
+      <w:r>
+        <w:t xml:space="preserve"> </w:t>
+      </w:r>
+      <m:oMath>
+        <m:r>
+          <m:t>κ</m:t>
+        </m:r>
+      </m:oMath>
+      <w:r>
+        <w:t xml:space="preserve">) are not reported; this single-coder constraint is acknowledged in the Limitations (Section 5), and a dual-coded reliability check is a stated priority for the planned formal-search expansion.</w:t>
       </w:r>
     </w:p>
     <w:bookmarkEnd w:id="36"/>
@@ -3783,7 +4233,24 @@
         <w:t xml:space="preserve">Country of origin</w:t>
       </w:r>
       <w:r>
-        <w:t xml:space="preserve">, ISO 3166-1 alpha-3 code; multi-country studies coded as "pooled" with ICRV regime assigned to the modal country if one country contributes ≥ 60% of the sample, otherwise coded as "cross-regime"</w:t>
+        <w:t xml:space="preserve">, ISO 3166-1 alpha-3 code; multi-country studies coded as "pooled" with ICRV regime assigned to the modal country if one country contributes</w:t>
+      </w:r>
+      <w:r>
+        <w:t xml:space="preserve"> </w:t>
+      </w:r>
+      <m:oMath>
+        <m:r>
+          <m:rPr>
+            <m:sty m:val="p"/>
+          </m:rPr>
+          <m:t>≥</m:t>
+        </m:r>
+      </m:oMath>
+      <w:r>
+        <w:t xml:space="preserve"> </w:t>
+      </w:r>
+      <w:r>
+        <w:t xml:space="preserve">60% of the sample, otherwise coded as "cross-regime"</w:t>
       </w:r>
     </w:p>
     <w:p>
@@ -3877,7 +4344,75 @@
         <w:t xml:space="preserve">ICRV regime</w:t>
       </w:r>
       <w:r>
-        <w:t xml:space="preserve">, Six-code classification based on World Bank WGI Rule of Law score (2023 vintage), validated against IMF World Economic Outlook country classification: Code I: Advanced-Innovation (WGI &gt; +0.80; e.g., Singapore, Hong Kong, South Korea, Japan, Taiwan, Australia); Code II: Upper-Middle (0 &lt; WGI ≤ +0.80; e.g., China, Malaysia, Thailand); Code III: Emerging (−0.50 &lt; WGI ≤ 0; e.g., Vietnam, India, Philippines); Code FR: Frontier/LDC (WGI ≤ −0.50; e.g., Bangladesh, Myanmar, Pakistan); Code SIDS: Pacific small-island developing states (the dissertation's ICRV Regime VI; e.g., Fiji, Samoa, Tonga), defined a priori but returning zero qualifying primary studies in the present corpus; Code MX: Multi-country pooled samples spanning two or more ICRV regimes (no single modal-country regime ≥ 60% of sample). Numbering crosswalk to the dissertation's canonical six-regime ICRV: P6 Code I ≡ dissertation Regime I (Advanced-Innovation); P6 Code II (Upper-Middle) ≡ Regime III; P6 Code III (Emerging) ≡ Regime IV; FR ≡ Regime V; SIDS ≡ Regime VI. The dissertation's Regime II (Advanced Resource-Driven / GCC) is not separately populated in this corpus, and MX has no I–VI equivalent.</w:t>
+        <w:t xml:space="preserve">, Six-code classification based on World Bank WGI Rule of Law score (2023 vintage), validated against IMF World Economic Outlook country classification: Code I: Advanced-Innovation (WGI &gt; +0.80; e.g., Singapore, Hong Kong, South Korea, Japan, Taiwan, Australia); Code II: Upper-Middle (0 &lt; WGI</w:t>
+      </w:r>
+      <w:r>
+        <w:t xml:space="preserve"> </w:t>
+      </w:r>
+      <m:oMath>
+        <m:r>
+          <m:rPr>
+            <m:sty m:val="p"/>
+          </m:rPr>
+          <m:t>≤</m:t>
+        </m:r>
+      </m:oMath>
+      <w:r>
+        <w:t xml:space="preserve"> </w:t>
+      </w:r>
+      <w:r>
+        <w:t xml:space="preserve">+0.80; e.g., China, Malaysia, Thailand); Code III: Emerging (−0.50 &lt; WGI</w:t>
+      </w:r>
+      <w:r>
+        <w:t xml:space="preserve"> </w:t>
+      </w:r>
+      <m:oMath>
+        <m:r>
+          <m:rPr>
+            <m:sty m:val="p"/>
+          </m:rPr>
+          <m:t>≤</m:t>
+        </m:r>
+      </m:oMath>
+      <w:r>
+        <w:t xml:space="preserve"> </w:t>
+      </w:r>
+      <w:r>
+        <w:t xml:space="preserve">0; e.g., Vietnam, India, Philippines); Code FR: Frontier/LDC (WGI</w:t>
+      </w:r>
+      <w:r>
+        <w:t xml:space="preserve"> </w:t>
+      </w:r>
+      <m:oMath>
+        <m:r>
+          <m:rPr>
+            <m:sty m:val="p"/>
+          </m:rPr>
+          <m:t>≤</m:t>
+        </m:r>
+      </m:oMath>
+      <w:r>
+        <w:t xml:space="preserve"> </w:t>
+      </w:r>
+      <w:r>
+        <w:t xml:space="preserve">−0.50; e.g., Bangladesh, Myanmar, Pakistan); Code SIDS: Pacific small-island developing states (the dissertation's ICRV Regime VI; e.g., Fiji, Samoa, Tonga), defined a priori but returning zero qualifying primary studies in the present corpus; Code MX: Multi-country pooled samples spanning two or more ICRV regimes (no single modal-country regime</w:t>
+      </w:r>
+      <w:r>
+        <w:t xml:space="preserve"> </w:t>
+      </w:r>
+      <m:oMath>
+        <m:r>
+          <m:rPr>
+            <m:sty m:val="p"/>
+          </m:rPr>
+          <m:t>≥</m:t>
+        </m:r>
+      </m:oMath>
+      <w:r>
+        <w:t xml:space="preserve"> </w:t>
+      </w:r>
+      <w:r>
+        <w:t xml:space="preserve">60% of sample). Numbering crosswalk to the dissertation's canonical six-regime ICRV: P6 Code I ≡ dissertation Regime I (Advanced-Innovation); P6 Code II (Upper-Middle) ≡ Regime III; P6 Code III (Emerging) ≡ Regime IV; FR ≡ Regime V; SIDS ≡ Regime VI. The dissertation's Regime II (Advanced Resource-Driven / GCC) is not separately populated in this corpus, and MX has no I–VI equivalent.</w:t>
       </w:r>
       <w:r>
         <w:t xml:space="preserve"> </w:t>
@@ -3915,7 +4450,41 @@
         <w:t xml:space="preserve">DPL phase</w:t>
       </w:r>
       <w:r>
-        <w:t xml:space="preserve">, "Precede": data collection predominantly prior to 2009 (median data year &lt; 2009); "Span": data collection spans 2005–2014 or cannot be classified as predominantly Precede or Follow; "Follow": data collection predominantly post-2014 (median data year ≥ 2015). Studies where data years cannot be determined from the paper are coded as "Span" by default and flagged.</w:t>
+        <w:t xml:space="preserve">, classified by the study's median data-collection year: "Precede" (median</w:t>
+      </w:r>
+      <w:r>
+        <w:t xml:space="preserve"> </w:t>
+      </w:r>
+      <m:oMath>
+        <m:r>
+          <m:rPr>
+            <m:sty m:val="p"/>
+          </m:rPr>
+          <m:t>≤</m:t>
+        </m:r>
+      </m:oMath>
+      <w:r>
+        <w:t xml:space="preserve"> </w:t>
+      </w:r>
+      <w:r>
+        <w:t xml:space="preserve">2008), "Span" (median 2009–2013), "Follow" (median</w:t>
+      </w:r>
+      <w:r>
+        <w:t xml:space="preserve"> </w:t>
+      </w:r>
+      <m:oMath>
+        <m:r>
+          <m:rPr>
+            <m:sty m:val="p"/>
+          </m:rPr>
+          <m:t>≥</m:t>
+        </m:r>
+      </m:oMath>
+      <w:r>
+        <w:t xml:space="preserve"> </w:t>
+      </w:r>
+      <w:r>
+        <w:t xml:space="preserve">2014). Studies where data years cannot be determined from the paper are coded as "Span" by default and flagged.</w:t>
       </w:r>
     </w:p>
     <w:bookmarkEnd w:id="39"/>
@@ -4190,7 +4759,24 @@
         <w:t xml:space="preserve">v</w:t>
       </w:r>
       <w:r>
-        <w:t xml:space="preserve">_ij ≈ 1/(</w:t>
+        <w:t xml:space="preserve">_ij</w:t>
+      </w:r>
+      <w:r>
+        <w:t xml:space="preserve"> </w:t>
+      </w:r>
+      <m:oMath>
+        <m:r>
+          <m:rPr>
+            <m:sty m:val="p"/>
+          </m:rPr>
+          <m:t>≈</m:t>
+        </m:r>
+      </m:oMath>
+      <w:r>
+        <w:t xml:space="preserve"> </w:t>
+      </w:r>
+      <w:r>
+        <w:t xml:space="preserve">1/(</w:t>
       </w:r>
       <w:r>
         <w:rPr>
@@ -4372,7 +4958,45 @@
         <w:pStyle w:val="FirstParagraph"/>
       </w:pPr>
       <w:r>
-        <w:t xml:space="preserve">where σ²_(2) captures residual variation among effect sizes within a study (e.g., from different samples, subgroups, or model specifications reported in the same paper).</w:t>
+        <w:t xml:space="preserve">where</w:t>
+      </w:r>
+      <w:r>
+        <w:t xml:space="preserve"> </w:t>
+      </w:r>
+      <m:oMath>
+        <m:sSubSup>
+          <m:e>
+            <m:r>
+              <m:t>σ</m:t>
+            </m:r>
+          </m:e>
+          <m:sub>
+            <m:d>
+              <m:dPr>
+                <m:begChr m:val="("/>
+                <m:endChr m:val=")"/>
+                <m:sepChr m:val=""/>
+                <m:grow/>
+              </m:dPr>
+              <m:e>
+                <m:r>
+                  <m:t>2</m:t>
+                </m:r>
+              </m:e>
+            </m:d>
+          </m:sub>
+          <m:sup>
+            <m:r>
+              <m:t>2</m:t>
+            </m:r>
+          </m:sup>
+        </m:sSubSup>
+      </m:oMath>
+      <w:r>
+        <w:t xml:space="preserve"> </w:t>
+      </w:r>
+      <w:r>
+        <w:t xml:space="preserve">captures residual variation among effect sizes within a study (e.g., from different samples, subgroups, or model specifications reported in the same paper).</w:t>
       </w:r>
     </w:p>
     <w:p>
@@ -4578,9 +5202,14 @@
       <w:r>
         <w:t xml:space="preserve"> </w:t>
       </w:r>
-      <w:r>
-        <w:t xml:space="preserve">×</w:t>
-      </w:r>
+      <m:oMath>
+        <m:r>
+          <m:rPr>
+            <m:sty m:val="p"/>
+          </m:rPr>
+          <m:t>×</m:t>
+        </m:r>
+      </m:oMath>
       <w:r>
         <w:t xml:space="preserve"> </w:t>
       </w:r>
@@ -4669,18 +5298,111 @@
       <w:r>
         <w:t xml:space="preserve"> </w:t>
       </w:r>
+      <m:oMath>
+        <m:r>
+          <m:t>β</m:t>
+        </m:r>
+      </m:oMath>
+      <w:r>
+        <w:t xml:space="preserve"> </w:t>
+      </w:r>
+      <w:r>
+        <w:t xml:space="preserve">is the (</w:t>
+      </w:r>
+      <w:r>
+        <w:rPr>
+          <w:iCs/>
+          <w:i/>
+        </w:rPr>
+        <w:t xml:space="preserve">p</w:t>
+      </w:r>
+      <w:r>
+        <w:t xml:space="preserve"> </w:t>
+      </w:r>
+      <m:oMath>
+        <m:r>
+          <m:rPr>
+            <m:sty m:val="p"/>
+          </m:rPr>
+          <m:t>×</m:t>
+        </m:r>
+      </m:oMath>
+      <w:r>
+        <w:t xml:space="preserve"> </w:t>
+      </w:r>
+      <w:r>
+        <w:t xml:space="preserve">1) coefficient vector of primary interest, and</w:t>
+      </w:r>
+      <w:r>
+        <w:t xml:space="preserve"> </w:t>
+      </w:r>
+      <w:r>
+        <w:rPr>
+          <w:iCs/>
+          <w:i/>
+        </w:rPr>
+        <w:t xml:space="preserve">w</w:t>
+      </w:r>
+      <w:r>
+        <w:t xml:space="preserve">_j is the residual between-study variance component.</w:t>
+      </w:r>
+    </w:p>
+    <w:p>
+      <w:pPr>
+        <w:pStyle w:val="BodyText"/>
+      </w:pPr>
       <w:r>
         <w:rPr>
           <w:bCs/>
           <w:b/>
         </w:rPr>
-        <w:t xml:space="preserve">β</w:t>
-      </w:r>
-      <w:r>
-        <w:t xml:space="preserve"> </w:t>
-      </w:r>
-      <w:r>
-        <w:t xml:space="preserve">is the (</w:t>
+        <w:t xml:space="preserve">Estimation.</w:t>
+      </w:r>
+      <w:r>
+        <w:t xml:space="preserve"> </w:t>
+      </w:r>
+      <w:r>
+        <w:t xml:space="preserve">Parameters are estimated by Restricted Maximum Likelihood (REML) using the</w:t>
+      </w:r>
+      <w:r>
+        <w:t xml:space="preserve"> </w:t>
+      </w:r>
+      <w:r>
+        <w:rPr>
+          <w:rStyle w:val="VerbatimChar"/>
+        </w:rPr>
+        <w:t xml:space="preserve">rma.mv</w:t>
+      </w:r>
+      <w:r>
+        <w:t xml:space="preserve"> </w:t>
+      </w:r>
+      <w:r>
+        <w:t xml:space="preserve">function in</w:t>
+      </w:r>
+      <w:r>
+        <w:t xml:space="preserve"> </w:t>
+      </w:r>
+      <w:r>
+        <w:rPr>
+          <w:rStyle w:val="VerbatimChar"/>
+        </w:rPr>
+        <w:t xml:space="preserve">metafor</w:t>
+      </w:r>
+      <w:r>
+        <w:t xml:space="preserve"> </w:t>
+      </w:r>
+      <w:r>
+        <w:t xml:space="preserve">v4 (Viechtbauer, 2010), with the variance-covariance matrix for multiple effects within studies specified as compound-symmetric. The REML estimator was preferred over full ML because it produces unbiased variance component estimates when the number of studies (</w:t>
+      </w:r>
+      <w:r>
+        <w:rPr>
+          <w:iCs/>
+          <w:i/>
+        </w:rPr>
+        <w:t xml:space="preserve">k</w:t>
+      </w:r>
+      <w:r>
+        <w:t xml:space="preserve">) is moderate relative to the number of moderators (</w:t>
       </w:r>
       <w:r>
         <w:rPr>
@@ -4690,23 +5412,7 @@
         <w:t xml:space="preserve">p</w:t>
       </w:r>
       <w:r>
-        <w:t xml:space="preserve"> </w:t>
-      </w:r>
-      <w:r>
-        <w:t xml:space="preserve">× 1) coefficient vector of primary interest, and</w:t>
-      </w:r>
-      <w:r>
-        <w:t xml:space="preserve"> </w:t>
-      </w:r>
-      <w:r>
-        <w:rPr>
-          <w:iCs/>
-          <w:i/>
-        </w:rPr>
-        <w:t xml:space="preserve">w</w:t>
-      </w:r>
-      <w:r>
-        <w:t xml:space="preserve">_j is the residual between-study variance component.</w:t>
+        <w:t xml:space="preserve">), the condition that applies here (Raudenbush &amp; Bryk, 2002, p. 39).</w:t>
       </w:r>
     </w:p>
     <w:p>
@@ -4718,74 +5424,6 @@
           <w:bCs/>
           <w:b/>
         </w:rPr>
-        <w:t xml:space="preserve">Estimation.</w:t>
-      </w:r>
-      <w:r>
-        <w:t xml:space="preserve"> </w:t>
-      </w:r>
-      <w:r>
-        <w:t xml:space="preserve">Parameters are estimated by Restricted Maximum Likelihood (REML) using the</w:t>
-      </w:r>
-      <w:r>
-        <w:t xml:space="preserve"> </w:t>
-      </w:r>
-      <w:r>
-        <w:rPr>
-          <w:rStyle w:val="VerbatimChar"/>
-        </w:rPr>
-        <w:t xml:space="preserve">rma.mv</w:t>
-      </w:r>
-      <w:r>
-        <w:t xml:space="preserve"> </w:t>
-      </w:r>
-      <w:r>
-        <w:t xml:space="preserve">function in</w:t>
-      </w:r>
-      <w:r>
-        <w:t xml:space="preserve"> </w:t>
-      </w:r>
-      <w:r>
-        <w:rPr>
-          <w:rStyle w:val="VerbatimChar"/>
-        </w:rPr>
-        <w:t xml:space="preserve">metafor</w:t>
-      </w:r>
-      <w:r>
-        <w:t xml:space="preserve"> </w:t>
-      </w:r>
-      <w:r>
-        <w:t xml:space="preserve">v4 (Viechtbauer, 2010), with the variance-covariance matrix for multiple effects within studies specified as compound-symmetric. The REML estimator was preferred over full ML because it produces unbiased variance component estimates when the number of studies (</w:t>
-      </w:r>
-      <w:r>
-        <w:rPr>
-          <w:iCs/>
-          <w:i/>
-        </w:rPr>
-        <w:t xml:space="preserve">k</w:t>
-      </w:r>
-      <w:r>
-        <w:t xml:space="preserve">) is moderate relative to the number of moderators (</w:t>
-      </w:r>
-      <w:r>
-        <w:rPr>
-          <w:iCs/>
-          <w:i/>
-        </w:rPr>
-        <w:t xml:space="preserve">p</w:t>
-      </w:r>
-      <w:r>
-        <w:t xml:space="preserve">), the condition that applies here (Raudenbush &amp; Bryk, 2002, p. 39).</w:t>
-      </w:r>
-    </w:p>
-    <w:p>
-      <w:pPr>
-        <w:pStyle w:val="BodyText"/>
-      </w:pPr>
-      <w:r>
-        <w:rPr>
-          <w:bCs/>
-          <w:b/>
-        </w:rPr>
         <w:t xml:space="preserve">Effect-size transformation.</w:t>
       </w:r>
       <w:r>
@@ -4837,7 +5475,24 @@
         <w:t xml:space="preserve"> </w:t>
       </w:r>
       <w:r>
-        <w:t xml:space="preserve">= 0.5 × ln[(1+</w:t>
+        <w:t xml:space="preserve">= 0.5</w:t>
+      </w:r>
+      <w:r>
+        <w:t xml:space="preserve"> </w:t>
+      </w:r>
+      <m:oMath>
+        <m:r>
+          <m:rPr>
+            <m:sty m:val="p"/>
+          </m:rPr>
+          <m:t>×</m:t>
+        </m:r>
+      </m:oMath>
+      <w:r>
+        <w:t xml:space="preserve"> </w:t>
+      </w:r>
+      <w:r>
+        <w:t xml:space="preserve">ln[(1+</w:t>
       </w:r>
       <w:r>
         <w:rPr>
@@ -4873,7 +5528,18 @@
         <w:t xml:space="preserve"> </w:t>
       </w:r>
       <w:r>
-        <w:t xml:space="preserve">for interpretability. For regression β-derived</w:t>
+        <w:t xml:space="preserve">for interpretability. For regression</w:t>
+      </w:r>
+      <w:r>
+        <w:t xml:space="preserve"> </w:t>
+      </w:r>
+      <m:oMath>
+        <m:r>
+          <m:t>β</m:t>
+        </m:r>
+      </m:oMath>
+      <w:r>
+        <w:t xml:space="preserve">-derived</w:t>
       </w:r>
       <w:r>
         <w:t xml:space="preserve"> </w:t>
@@ -5411,15 +6077,25 @@
       <w:r>
         <w:t xml:space="preserve"> </w:t>
       </w:r>
-      <w:r>
-        <w:rPr>
-          <w:iCs/>
-          <w:i/>
-        </w:rPr>
-        <w:t xml:space="preserve">I</w:t>
-      </w:r>
-      <w:r>
-        <w:t xml:space="preserve">² in the conventional random-effects model.</w:t>
+      <m:oMath>
+        <m:sSup>
+          <m:e>
+            <m:r>
+              <m:t>I</m:t>
+            </m:r>
+          </m:e>
+          <m:sup>
+            <m:r>
+              <m:t>2</m:t>
+            </m:r>
+          </m:sup>
+        </m:sSup>
+      </m:oMath>
+      <w:r>
+        <w:t xml:space="preserve"> </w:t>
+      </w:r>
+      <w:r>
+        <w:t xml:space="preserve">in the conventional random-effects model.</w:t>
       </w:r>
     </w:p>
     <w:p>
@@ -5471,13 +6147,11 @@
       <w:r>
         <w:t xml:space="preserve"> </w:t>
       </w:r>
-      <w:r>
-        <w:rPr>
-          <w:iCs/>
-          <w:i/>
-        </w:rPr>
-        <w:t xml:space="preserve">β</w:t>
-      </w:r>
+      <m:oMath>
+        <m:r>
+          <m:t>β</m:t>
+        </m:r>
+      </m:oMath>
       <w:r>
         <w:t xml:space="preserve">_cDAI is assessed using a two-sided Wald</w:t>
       </w:r>
@@ -5744,8 +6418,13 @@
         <w:t xml:space="preserve"> </w:t>
       </w:r>
       <w:r>
-        <w:t xml:space="preserve">is estimated under both the conventional single-level random-effects model (ignoring within-study nesting) and the three-level model (accounting for it); substantive divergence (Δ</w:t>
-      </w:r>
+        <w:t xml:space="preserve">is estimated under both the conventional single-level random-effects model (ignoring within-study nesting) and the three-level model (accounting for it); substantive divergence (</w:t>
+      </w:r>
+      <m:oMath>
+        <m:r>
+          <m:t>Δ</m:t>
+        </m:r>
+      </m:oMath>
       <w:r>
         <w:rPr>
           <w:iCs/>
@@ -5883,8 +6562,19 @@
       <w:r>
         <w:t xml:space="preserve"> </w:t>
       </w:r>
-      <w:r>
-        <w:t xml:space="preserve">≈ 180) to test whether vintage effects (older studies averaging lower digital infrastructure environments) account for DPL phase findings independently of the theoretical mechanism.</w:t>
+      <m:oMath>
+        <m:r>
+          <m:rPr>
+            <m:sty m:val="p"/>
+          </m:rPr>
+          <m:t>≈</m:t>
+        </m:r>
+      </m:oMath>
+      <w:r>
+        <w:t xml:space="preserve"> </w:t>
+      </w:r>
+      <w:r>
+        <w:t xml:space="preserve">180) to test whether vintage effects (older studies averaging lower digital infrastructure environments) account for DPL phase findings independently of the theoretical mechanism.</w:t>
       </w:r>
     </w:p>
     <w:p>
@@ -5896,7 +6586,7 @@
     </w:p>
     <w:bookmarkEnd w:id="42"/>
     <w:bookmarkEnd w:id="43"/>
-    <w:bookmarkStart w:id="63" w:name="X121719332867ee227f0a04b486098cee978c6e6"/>
+    <w:bookmarkStart w:id="66" w:name="X121719332867ee227f0a04b486098cee978c6e6"/>
     <w:p>
       <w:pPr>
         <w:pStyle w:val="Heading2"/>
@@ -5905,13 +6595,13 @@
         <w:t xml:space="preserve">4. Results</w:t>
       </w:r>
     </w:p>
-    <w:bookmarkStart w:id="44" w:name="X404e116a6fc5d40bc82ca2b5ca0e91216768dfb"/>
+    <w:bookmarkStart w:id="47" w:name="X04aea52a138d4b1fe1efc2014400b089b77c5ce"/>
     <w:p>
       <w:pPr>
         <w:pStyle w:val="Heading3"/>
       </w:pPr>
       <w:r>
-        <w:t xml:space="preserve">4.1 Sample Description and Inter-Coder Reliability</w:t>
+        <w:t xml:space="preserve">4.1 Sample Description</w:t>
       </w:r>
     </w:p>
     <w:p>
@@ -5945,584 +6635,7 @@
         <w:t xml:space="preserve"> </w:t>
       </w:r>
       <w:r>
-        <w:t xml:space="preserve">= 288 effect sizes (working database, pre-formal-search).</w:t>
-      </w:r>
-    </w:p>
-    <w:p>
-      <w:pPr>
-        <w:pStyle w:val="BodyText"/>
-      </w:pPr>
-      <w:r>
-        <w:rPr>
-          <w:bCs/>
-          <w:b/>
-        </w:rPr>
-        <w:t xml:space="preserve">Table 3.1, Inter-coder reliability statistics</w:t>
-      </w:r>
-      <w:r>
-        <w:t xml:space="preserve"> </w:t>
-      </w:r>
-      <w:r>
-        <w:rPr>
-          <w:iCs/>
-          <w:i/>
-        </w:rPr>
-        <w:t xml:space="preserve">(20% double-coded subsample, k = [TBD] studies; to be completed post-formal-search)</w:t>
-      </w:r>
-    </w:p>
-    <w:tbl>
-      <w:tblPr>
-        <w:tblStyle w:val="Table"/>
-        <w:tblW w:type="auto" w:w="0"/>
-        <w:tblLook w:firstRow="1" w:lastRow="0" w:firstColumn="0" w:lastColumn="0" w:noHBand="0" w:noVBand="0" w:val="0020"/>
-        <w:jc w:val="start"/>
-      </w:tblPr>
-      <w:tblGrid>
-        <w:gridCol w:w="1320"/>
-        <w:gridCol w:w="1320"/>
-        <w:gridCol w:w="1320"/>
-        <w:gridCol w:w="1320"/>
-        <w:gridCol w:w="1320"/>
-        <w:gridCol w:w="1320"/>
-      </w:tblGrid>
-      <w:tr>
-        <w:trPr>
-          <w:tblHeader w:val="true"/>
-        </w:trPr>
-        <w:tc>
-          <w:tcPr/>
-          <w:p>
-            <w:pPr>
-              <w:pStyle w:val="Compact"/>
-              <w:jc w:val="left"/>
-            </w:pPr>
-            <w:r>
-              <w:t xml:space="preserve">Moderator</w:t>
-            </w:r>
-          </w:p>
-        </w:tc>
-        <w:tc>
-          <w:tcPr/>
-          <w:p>
-            <w:pPr>
-              <w:pStyle w:val="Compact"/>
-              <w:jc w:val="left"/>
-            </w:pPr>
-            <w:r>
-              <w:t xml:space="preserve">Variable type</w:t>
-            </w:r>
-          </w:p>
-        </w:tc>
-        <w:tc>
-          <w:tcPr/>
-          <w:p>
-            <w:pPr>
-              <w:pStyle w:val="Compact"/>
-              <w:jc w:val="left"/>
-            </w:pPr>
-            <w:r>
-              <w:t xml:space="preserve">Statistic</w:t>
-            </w:r>
-          </w:p>
-        </w:tc>
-        <w:tc>
-          <w:tcPr/>
-          <w:p>
-            <w:pPr>
-              <w:pStyle w:val="Compact"/>
-              <w:jc w:val="left"/>
-            </w:pPr>
-            <w:r>
-              <w:t xml:space="preserve">Value</w:t>
-            </w:r>
-          </w:p>
-        </w:tc>
-        <w:tc>
-          <w:tcPr/>
-          <w:p>
-            <w:pPr>
-              <w:pStyle w:val="Compact"/>
-              <w:jc w:val="left"/>
-            </w:pPr>
-            <w:r>
-              <w:t xml:space="preserve">Threshold</w:t>
-            </w:r>
-          </w:p>
-        </w:tc>
-        <w:tc>
-          <w:tcPr/>
-          <w:p>
-            <w:pPr>
-              <w:pStyle w:val="Compact"/>
-              <w:jc w:val="left"/>
-            </w:pPr>
-            <w:r>
-              <w:t xml:space="preserve">Met?</w:t>
-            </w:r>
-          </w:p>
-        </w:tc>
-      </w:tr>
-      <w:tr>
-        <w:tc>
-          <w:tcPr/>
-          <w:p>
-            <w:pPr>
-              <w:pStyle w:val="Compact"/>
-              <w:jc w:val="left"/>
-            </w:pPr>
-            <w:r>
-              <w:t xml:space="preserve">ICRV regime</w:t>
-            </w:r>
-          </w:p>
-        </w:tc>
-        <w:tc>
-          <w:tcPr/>
-          <w:p>
-            <w:pPr>
-              <w:pStyle w:val="Compact"/>
-              <w:jc w:val="left"/>
-            </w:pPr>
-            <w:r>
-              <w:t xml:space="preserve">Categorical (6)</w:t>
-            </w:r>
-          </w:p>
-        </w:tc>
-        <w:tc>
-          <w:tcPr/>
-          <w:p>
-            <w:pPr>
-              <w:pStyle w:val="Compact"/>
-              <w:jc w:val="left"/>
-            </w:pPr>
-            <w:r>
-              <w:t xml:space="preserve">Cohen's κ</w:t>
-            </w:r>
-          </w:p>
-        </w:tc>
-        <w:tc>
-          <w:tcPr/>
-          <w:p>
-            <w:pPr>
-              <w:pStyle w:val="Compact"/>
-              <w:jc w:val="left"/>
-            </w:pPr>
-            <w:r>
-              <w:t xml:space="preserve">[TBD]</w:t>
-            </w:r>
-          </w:p>
-        </w:tc>
-        <w:tc>
-          <w:tcPr/>
-          <w:p>
-            <w:pPr>
-              <w:pStyle w:val="Compact"/>
-              <w:jc w:val="left"/>
-            </w:pPr>
-            <w:r>
-              <w:t xml:space="preserve">≥ 0.70</w:t>
-            </w:r>
-          </w:p>
-        </w:tc>
-        <w:tc>
-          <w:tcPr/>
-          <w:p>
-            <w:pPr>
-              <w:pStyle w:val="Compact"/>
-              <w:jc w:val="left"/>
-            </w:pPr>
-            <w:r>
-              <w:t xml:space="preserve">[TBD]</w:t>
-            </w:r>
-          </w:p>
-        </w:tc>
-      </w:tr>
-      <w:tr>
-        <w:tc>
-          <w:tcPr/>
-          <w:p>
-            <w:pPr>
-              <w:pStyle w:val="Compact"/>
-              <w:jc w:val="left"/>
-            </w:pPr>
-            <w:r>
-              <w:t xml:space="preserve">DPL phase</w:t>
-            </w:r>
-          </w:p>
-        </w:tc>
-        <w:tc>
-          <w:tcPr/>
-          <w:p>
-            <w:pPr>
-              <w:pStyle w:val="Compact"/>
-              <w:jc w:val="left"/>
-            </w:pPr>
-            <w:r>
-              <w:t xml:space="preserve">Categorical (3)</w:t>
-            </w:r>
-          </w:p>
-        </w:tc>
-        <w:tc>
-          <w:tcPr/>
-          <w:p>
-            <w:pPr>
-              <w:pStyle w:val="Compact"/>
-              <w:jc w:val="left"/>
-            </w:pPr>
-            <w:r>
-              <w:t xml:space="preserve">Cohen's κ</w:t>
-            </w:r>
-          </w:p>
-        </w:tc>
-        <w:tc>
-          <w:tcPr/>
-          <w:p>
-            <w:pPr>
-              <w:pStyle w:val="Compact"/>
-              <w:jc w:val="left"/>
-            </w:pPr>
-            <w:r>
-              <w:t xml:space="preserve">[TBD]</w:t>
-            </w:r>
-          </w:p>
-        </w:tc>
-        <w:tc>
-          <w:tcPr/>
-          <w:p>
-            <w:pPr>
-              <w:pStyle w:val="Compact"/>
-              <w:jc w:val="left"/>
-            </w:pPr>
-            <w:r>
-              <w:t xml:space="preserve">≥ 0.70</w:t>
-            </w:r>
-          </w:p>
-        </w:tc>
-        <w:tc>
-          <w:tcPr/>
-          <w:p>
-            <w:pPr>
-              <w:pStyle w:val="Compact"/>
-              <w:jc w:val="left"/>
-            </w:pPr>
-            <w:r>
-              <w:t xml:space="preserve">[TBD]</w:t>
-            </w:r>
-          </w:p>
-        </w:tc>
-      </w:tr>
-      <w:tr>
-        <w:tc>
-          <w:tcPr/>
-          <w:p>
-            <w:pPr>
-              <w:pStyle w:val="Compact"/>
-              <w:jc w:val="left"/>
-            </w:pPr>
-            <w:r>
-              <w:t xml:space="preserve">Industry sector</w:t>
-            </w:r>
-          </w:p>
-        </w:tc>
-        <w:tc>
-          <w:tcPr/>
-          <w:p>
-            <w:pPr>
-              <w:pStyle w:val="Compact"/>
-              <w:jc w:val="left"/>
-            </w:pPr>
-            <w:r>
-              <w:t xml:space="preserve">Categorical (3)</w:t>
-            </w:r>
-          </w:p>
-        </w:tc>
-        <w:tc>
-          <w:tcPr/>
-          <w:p>
-            <w:pPr>
-              <w:pStyle w:val="Compact"/>
-              <w:jc w:val="left"/>
-            </w:pPr>
-            <w:r>
-              <w:t xml:space="preserve">Cohen's κ</w:t>
-            </w:r>
-          </w:p>
-        </w:tc>
-        <w:tc>
-          <w:tcPr/>
-          <w:p>
-            <w:pPr>
-              <w:pStyle w:val="Compact"/>
-              <w:jc w:val="left"/>
-            </w:pPr>
-            <w:r>
-              <w:t xml:space="preserve">[TBD]</w:t>
-            </w:r>
-          </w:p>
-        </w:tc>
-        <w:tc>
-          <w:tcPr/>
-          <w:p>
-            <w:pPr>
-              <w:pStyle w:val="Compact"/>
-              <w:jc w:val="left"/>
-            </w:pPr>
-            <w:r>
-              <w:t xml:space="preserve">≥ 0.70</w:t>
-            </w:r>
-          </w:p>
-        </w:tc>
-        <w:tc>
-          <w:tcPr/>
-          <w:p>
-            <w:pPr>
-              <w:pStyle w:val="Compact"/>
-              <w:jc w:val="left"/>
-            </w:pPr>
-            <w:r>
-              <w:t xml:space="preserve">[TBD]</w:t>
-            </w:r>
-          </w:p>
-        </w:tc>
-      </w:tr>
-      <w:tr>
-        <w:tc>
-          <w:tcPr/>
-          <w:p>
-            <w:pPr>
-              <w:pStyle w:val="Compact"/>
-              <w:jc w:val="left"/>
-            </w:pPr>
-            <w:r>
-              <w:t xml:space="preserve">DOI measure</w:t>
-            </w:r>
-          </w:p>
-        </w:tc>
-        <w:tc>
-          <w:tcPr/>
-          <w:p>
-            <w:pPr>
-              <w:pStyle w:val="Compact"/>
-              <w:jc w:val="left"/>
-            </w:pPr>
-            <w:r>
-              <w:t xml:space="preserve">Categorical (4)</w:t>
-            </w:r>
-          </w:p>
-        </w:tc>
-        <w:tc>
-          <w:tcPr/>
-          <w:p>
-            <w:pPr>
-              <w:pStyle w:val="Compact"/>
-              <w:jc w:val="left"/>
-            </w:pPr>
-            <w:r>
-              <w:t xml:space="preserve">Cohen's κ</w:t>
-            </w:r>
-          </w:p>
-        </w:tc>
-        <w:tc>
-          <w:tcPr/>
-          <w:p>
-            <w:pPr>
-              <w:pStyle w:val="Compact"/>
-              <w:jc w:val="left"/>
-            </w:pPr>
-            <w:r>
-              <w:t xml:space="preserve">[TBD]</w:t>
-            </w:r>
-          </w:p>
-        </w:tc>
-        <w:tc>
-          <w:tcPr/>
-          <w:p>
-            <w:pPr>
-              <w:pStyle w:val="Compact"/>
-              <w:jc w:val="left"/>
-            </w:pPr>
-            <w:r>
-              <w:t xml:space="preserve">≥ 0.70</w:t>
-            </w:r>
-          </w:p>
-        </w:tc>
-        <w:tc>
-          <w:tcPr/>
-          <w:p>
-            <w:pPr>
-              <w:pStyle w:val="Compact"/>
-              <w:jc w:val="left"/>
-            </w:pPr>
-            <w:r>
-              <w:t xml:space="preserve">[TBD]</w:t>
-            </w:r>
-          </w:p>
-        </w:tc>
-      </w:tr>
-      <w:tr>
-        <w:tc>
-          <w:tcPr/>
-          <w:p>
-            <w:pPr>
-              <w:pStyle w:val="Compact"/>
-              <w:jc w:val="left"/>
-            </w:pPr>
-            <w:r>
-              <w:t xml:space="preserve">Performance measure</w:t>
-            </w:r>
-          </w:p>
-        </w:tc>
-        <w:tc>
-          <w:tcPr/>
-          <w:p>
-            <w:pPr>
-              <w:pStyle w:val="Compact"/>
-              <w:jc w:val="left"/>
-            </w:pPr>
-            <w:r>
-              <w:t xml:space="preserve">Categorical (4)</w:t>
-            </w:r>
-          </w:p>
-        </w:tc>
-        <w:tc>
-          <w:tcPr/>
-          <w:p>
-            <w:pPr>
-              <w:pStyle w:val="Compact"/>
-              <w:jc w:val="left"/>
-            </w:pPr>
-            <w:r>
-              <w:t xml:space="preserve">Cohen's κ</w:t>
-            </w:r>
-          </w:p>
-        </w:tc>
-        <w:tc>
-          <w:tcPr/>
-          <w:p>
-            <w:pPr>
-              <w:pStyle w:val="Compact"/>
-              <w:jc w:val="left"/>
-            </w:pPr>
-            <w:r>
-              <w:t xml:space="preserve">[TBD]</w:t>
-            </w:r>
-          </w:p>
-        </w:tc>
-        <w:tc>
-          <w:tcPr/>
-          <w:p>
-            <w:pPr>
-              <w:pStyle w:val="Compact"/>
-              <w:jc w:val="left"/>
-            </w:pPr>
-            <w:r>
-              <w:t xml:space="preserve">≥ 0.70</w:t>
-            </w:r>
-          </w:p>
-        </w:tc>
-        <w:tc>
-          <w:tcPr/>
-          <w:p>
-            <w:pPr>
-              <w:pStyle w:val="Compact"/>
-              <w:jc w:val="left"/>
-            </w:pPr>
-            <w:r>
-              <w:t xml:space="preserve">[TBD]</w:t>
-            </w:r>
-          </w:p>
-        </w:tc>
-      </w:tr>
-      <w:tr>
-        <w:tc>
-          <w:tcPr/>
-          <w:p>
-            <w:pPr>
-              <w:pStyle w:val="Compact"/>
-              <w:jc w:val="left"/>
-            </w:pPr>
-            <w:r>
-              <w:t xml:space="preserve">cDAI score</w:t>
-            </w:r>
-          </w:p>
-        </w:tc>
-        <w:tc>
-          <w:tcPr/>
-          <w:p>
-            <w:pPr>
-              <w:pStyle w:val="Compact"/>
-              <w:jc w:val="left"/>
-            </w:pPr>
-            <w:r>
-              <w:t xml:space="preserve">Continuous (0–1)</w:t>
-            </w:r>
-          </w:p>
-        </w:tc>
-        <w:tc>
-          <w:tcPr/>
-          <w:p>
-            <w:pPr>
-              <w:pStyle w:val="Compact"/>
-              <w:jc w:val="left"/>
-            </w:pPr>
-            <w:r>
-              <w:t xml:space="preserve">ICC(2,1)</w:t>
-            </w:r>
-          </w:p>
-        </w:tc>
-        <w:tc>
-          <w:tcPr/>
-          <w:p>
-            <w:pPr>
-              <w:pStyle w:val="Compact"/>
-              <w:jc w:val="left"/>
-            </w:pPr>
-            <w:r>
-              <w:t xml:space="preserve">[TBD]</w:t>
-            </w:r>
-          </w:p>
-        </w:tc>
-        <w:tc>
-          <w:tcPr/>
-          <w:p>
-            <w:pPr>
-              <w:pStyle w:val="Compact"/>
-              <w:jc w:val="left"/>
-            </w:pPr>
-            <w:r>
-              <w:t xml:space="preserve">≥ 0.80</w:t>
-            </w:r>
-          </w:p>
-        </w:tc>
-        <w:tc>
-          <w:tcPr/>
-          <w:p>
-            <w:pPr>
-              <w:pStyle w:val="Compact"/>
-              <w:jc w:val="left"/>
-            </w:pPr>
-            <w:r>
-              <w:t xml:space="preserve">[TBD]</w:t>
-            </w:r>
-          </w:p>
-        </w:tc>
-      </w:tr>
-    </w:tbl>
-    <w:p>
-      <w:pPr>
-        <w:pStyle w:val="BodyText"/>
-      </w:pPr>
-      <w:r>
-        <w:rPr>
-          <w:iCs/>
-          <w:i/>
-        </w:rPr>
-        <w:t xml:space="preserve">Note.</w:t>
-      </w:r>
-      <w:r>
-        <w:t xml:space="preserve"> </w:t>
-      </w:r>
-      <w:r>
-        <w:t xml:space="preserve">Target threshold: κ ≥ 0.70 (Landis &amp; Koch, 1977) for all categorical moderators and ICC(2,1) ≥ 0.80 for cDAI. Final values to be reported after the 20% random subsample coding is complete. Protocol for resolving Regime II/III boundary disagreements: PI lookup of WGI Rule of Law vintage scores.</w:t>
+        <w:t xml:space="preserve">= 288 effect sizes (working database, pre-formal-search). Coding quality and verification are described in Section 3.3.2; because extraction was single-coder, no inter-coder reliability statistics are reported.</w:t>
       </w:r>
     </w:p>
     <w:p>
@@ -7059,19 +7172,19 @@
               <w:jc w:val="left"/>
             </w:pPr>
             <w:r>
-              <w:t xml:space="preserve">DPL Precede (PRE, ≤2008)</w:t>
-            </w:r>
-          </w:p>
-        </w:tc>
-        <w:tc>
-          <w:tcPr/>
-          <w:p>
-            <w:pPr>
-              <w:pStyle w:val="Compact"/>
-              <w:jc w:val="left"/>
-            </w:pPr>
-            <w:r>
-              <w:t xml:space="preserve">103</w:t>
+              <w:t xml:space="preserve">DPL Precede (PRE, median data year ≤2008)</w:t>
+            </w:r>
+          </w:p>
+        </w:tc>
+        <w:tc>
+          <w:tcPr/>
+          <w:p>
+            <w:pPr>
+              <w:pStyle w:val="Compact"/>
+              <w:jc w:val="left"/>
+            </w:pPr>
+            <w:r>
+              <w:t xml:space="preserve">100</w:t>
             </w:r>
           </w:p>
         </w:tc>
@@ -7097,19 +7210,19 @@
               <w:jc w:val="left"/>
             </w:pPr>
             <w:r>
-              <w:t xml:space="preserve">DPL Span (SPN, 2009–2013)</w:t>
-            </w:r>
-          </w:p>
-        </w:tc>
-        <w:tc>
-          <w:tcPr/>
-          <w:p>
-            <w:pPr>
-              <w:pStyle w:val="Compact"/>
-              <w:jc w:val="left"/>
-            </w:pPr>
-            <w:r>
-              <w:t xml:space="preserve">120</w:t>
+              <w:t xml:space="preserve">DPL Span (SPN, median 2009–2013)</w:t>
+            </w:r>
+          </w:p>
+        </w:tc>
+        <w:tc>
+          <w:tcPr/>
+          <w:p>
+            <w:pPr>
+              <w:pStyle w:val="Compact"/>
+              <w:jc w:val="left"/>
+            </w:pPr>
+            <w:r>
+              <w:t xml:space="preserve">108</w:t>
             </w:r>
           </w:p>
         </w:tc>
@@ -7135,19 +7248,19 @@
               <w:jc w:val="left"/>
             </w:pPr>
             <w:r>
-              <w:t xml:space="preserve">DPL Follow (FOL, ≥2014)</w:t>
-            </w:r>
-          </w:p>
-        </w:tc>
-        <w:tc>
-          <w:tcPr/>
-          <w:p>
-            <w:pPr>
-              <w:pStyle w:val="Compact"/>
-              <w:jc w:val="left"/>
-            </w:pPr>
-            <w:r>
-              <w:t xml:space="preserve">86</w:t>
+              <w:t xml:space="preserve">DPL Follow (FOL, median ≥2014)</w:t>
+            </w:r>
+          </w:p>
+        </w:tc>
+        <w:tc>
+          <w:tcPr/>
+          <w:p>
+            <w:pPr>
+              <w:pStyle w:val="Compact"/>
+              <w:jc w:val="left"/>
+            </w:pPr>
+            <w:r>
+              <w:t xml:space="preserve">80</w:t>
             </w:r>
           </w:p>
         </w:tc>
@@ -7325,19 +7438,19 @@
               <w:jc w:val="left"/>
             </w:pPr>
             <w:r>
-              <w:t xml:space="preserve">By FP type: ACC (accounting)</w:t>
-            </w:r>
-          </w:p>
-        </w:tc>
-        <w:tc>
-          <w:tcPr/>
-          <w:p>
-            <w:pPr>
-              <w:pStyle w:val="Compact"/>
-              <w:jc w:val="left"/>
-            </w:pPr>
-            <w:r>
-              <w:t xml:space="preserve">246</w:t>
+              <w:t xml:space="preserve">By DOI type: FDI</w:t>
+            </w:r>
+          </w:p>
+        </w:tc>
+        <w:tc>
+          <w:tcPr/>
+          <w:p>
+            <w:pPr>
+              <w:pStyle w:val="Compact"/>
+              <w:jc w:val="left"/>
+            </w:pPr>
+            <w:r>
+              <w:t xml:space="preserve">3</w:t>
             </w:r>
           </w:p>
         </w:tc>
@@ -7363,19 +7476,19 @@
               <w:jc w:val="left"/>
             </w:pPr>
             <w:r>
-              <w:t xml:space="preserve">By FP type: MKT (market-based)</w:t>
-            </w:r>
-          </w:p>
-        </w:tc>
-        <w:tc>
-          <w:tcPr/>
-          <w:p>
-            <w:pPr>
-              <w:pStyle w:val="Compact"/>
-              <w:jc w:val="left"/>
-            </w:pPr>
-            <w:r>
-              <w:t xml:space="preserve">16</w:t>
+              <w:t xml:space="preserve">By DOI type: OTH</w:t>
+            </w:r>
+          </w:p>
+        </w:tc>
+        <w:tc>
+          <w:tcPr/>
+          <w:p>
+            <w:pPr>
+              <w:pStyle w:val="Compact"/>
+              <w:jc w:val="left"/>
+            </w:pPr>
+            <w:r>
+              <w:t xml:space="preserve">1</w:t>
             </w:r>
           </w:p>
         </w:tc>
@@ -7401,19 +7514,19 @@
               <w:jc w:val="left"/>
             </w:pPr>
             <w:r>
-              <w:t xml:space="preserve">By FP type: LAB (labour productivity)</w:t>
-            </w:r>
-          </w:p>
-        </w:tc>
-        <w:tc>
-          <w:tcPr/>
-          <w:p>
-            <w:pPr>
-              <w:pStyle w:val="Compact"/>
-              <w:jc w:val="left"/>
-            </w:pPr>
-            <w:r>
-              <w:t xml:space="preserve">12</w:t>
+              <w:t xml:space="preserve">By FP type: ACC (accounting)</w:t>
+            </w:r>
+          </w:p>
+        </w:tc>
+        <w:tc>
+          <w:tcPr/>
+          <w:p>
+            <w:pPr>
+              <w:pStyle w:val="Compact"/>
+              <w:jc w:val="left"/>
+            </w:pPr>
+            <w:r>
+              <w:t xml:space="preserve">247</w:t>
             </w:r>
           </w:p>
         </w:tc>
@@ -7439,6 +7552,82 @@
               <w:jc w:val="left"/>
             </w:pPr>
             <w:r>
+              <w:t xml:space="preserve">By FP type: MKT (market-based)</w:t>
+            </w:r>
+          </w:p>
+        </w:tc>
+        <w:tc>
+          <w:tcPr/>
+          <w:p>
+            <w:pPr>
+              <w:pStyle w:val="Compact"/>
+              <w:jc w:val="left"/>
+            </w:pPr>
+            <w:r>
+              <w:t xml:space="preserve">15</w:t>
+            </w:r>
+          </w:p>
+        </w:tc>
+        <w:tc>
+          <w:tcPr/>
+          <w:p>
+            <w:pPr>
+              <w:pStyle w:val="Compact"/>
+              <w:jc w:val="left"/>
+            </w:pPr>
+            <w:r>
+              <w:t xml:space="preserve">—</w:t>
+            </w:r>
+          </w:p>
+        </w:tc>
+      </w:tr>
+      <w:tr>
+        <w:tc>
+          <w:tcPr/>
+          <w:p>
+            <w:pPr>
+              <w:pStyle w:val="Compact"/>
+              <w:jc w:val="left"/>
+            </w:pPr>
+            <w:r>
+              <w:t xml:space="preserve">By FP type: LAB (labour productivity)</w:t>
+            </w:r>
+          </w:p>
+        </w:tc>
+        <w:tc>
+          <w:tcPr/>
+          <w:p>
+            <w:pPr>
+              <w:pStyle w:val="Compact"/>
+              <w:jc w:val="left"/>
+            </w:pPr>
+            <w:r>
+              <w:t xml:space="preserve">12</w:t>
+            </w:r>
+          </w:p>
+        </w:tc>
+        <w:tc>
+          <w:tcPr/>
+          <w:p>
+            <w:pPr>
+              <w:pStyle w:val="Compact"/>
+              <w:jc w:val="left"/>
+            </w:pPr>
+            <w:r>
+              <w:t xml:space="preserve">—</w:t>
+            </w:r>
+          </w:p>
+        </w:tc>
+      </w:tr>
+      <w:tr>
+        <w:tc>
+          <w:tcPr/>
+          <w:p>
+            <w:pPr>
+              <w:pStyle w:val="Compact"/>
+              <w:jc w:val="left"/>
+            </w:pPr>
+            <w:r>
               <w:t xml:space="preserve">By FP type: MIX</w:t>
             </w:r>
           </w:p>
@@ -7538,8 +7727,96 @@
         <w:t xml:space="preserve">) counts by cDAI/DPL are reported after multi-effect deduplication.</w:t>
       </w:r>
     </w:p>
-    <w:bookmarkEnd w:id="44"/>
-    <w:bookmarkStart w:id="45" w:name="X484949e7994e09bd70500137e9d7c8f884b58c1"/>
+    <w:p>
+      <w:pPr>
+        <w:pStyle w:val="BodyText"/>
+      </w:pPr>
+      <w:r>
+        <w:rPr>
+          <w:bCs/>
+          <w:b/>
+        </w:rPr>
+        <w:t xml:space="preserve">Temporal distribution of the corpus.</w:t>
+      </w:r>
+      <w:r>
+        <w:t xml:space="preserve"> </w:t>
+      </w:r>
+      <w:r>
+        <w:t xml:space="preserve">The sample is right-skewed toward post-2000 publications, reflecting the field's growth trajectory (Figure 6). The 1978–1989 period contributes only 6 studies (2.6%; density 0.5/year); 1990–1999 contributes 18 studies (7.7%; 1.8/year); 2000–2009 contributes 54 studies (23.2%; 5.4/year); 2010–2019 contributes 92 studies (39.5%; 9.2/year); 2020–2022 contributes 46 studies (19.7%; 15.3/year); and 2023–2026 contributes 17 studies (7.3%). The 2010–2022 window dominates with 138 studies (59% of the corpus). Implication: the main-effect MARA and</w:t>
+      </w:r>
+      <w:r>
+        <w:t xml:space="preserve"> </w:t>
+      </w:r>
+      <m:oMath>
+        <m:sSup>
+          <m:e>
+            <m:r>
+              <m:t>I</m:t>
+            </m:r>
+          </m:e>
+          <m:sup>
+            <m:r>
+              <m:t>2</m:t>
+            </m:r>
+          </m:sup>
+        </m:sSup>
+      </m:oMath>
+      <w:r>
+        <w:t xml:space="preserve"> </w:t>
+      </w:r>
+      <w:r>
+        <w:t xml:space="preserve">estimates remain valid because they pool across the full corpus, but any sub-period analysis before 1990 is underpowered, and time-trend moderation interpretations should be confined to the 2000–2022 window where annual density supports stable subgroup estimates.</w:t>
+      </w:r>
+    </w:p>
+    <w:p>
+      <w:pPr>
+        <w:pStyle w:val="BodyText"/>
+      </w:pPr>
+      <w:r>
+        <w:drawing>
+          <wp:inline>
+            <wp:extent cx="5753100" cy="2547026"/>
+            <wp:effectExtent b="0" l="0" r="0" t="0"/>
+            <wp:docPr descr="Figure 6. Distribution of primary studies by publication year (k = 238). The corpus is right-skewed toward post-2000 publications, with the 2010–2022 window accounting for 59% of the studies. Sparse pre-1990 density precludes a separate early-period subgroup; DPL phase boundaries (2009, 2014) are anchored to digital-coordination diffusion landmarks rather than to within-corpus density." title="" id="45" name="Picture"/>
+            <a:graphic>
+              <a:graphicData uri="http://schemas.openxmlformats.org/drawingml/2006/picture">
+                <pic:pic>
+                  <pic:nvPicPr>
+                    <pic:cNvPr descr="figures/figure6_year_distribution.png" id="46" name="Picture"/>
+                    <pic:cNvPicPr>
+                      <a:picLocks noChangeArrowheads="1" noChangeAspect="1"/>
+                    </pic:cNvPicPr>
+                  </pic:nvPicPr>
+                  <pic:blipFill>
+                    <a:blip r:embed="rId44"/>
+                    <a:stretch>
+                      <a:fillRect/>
+                    </a:stretch>
+                  </pic:blipFill>
+                  <pic:spPr bwMode="auto">
+                    <a:xfrm>
+                      <a:off x="0" y="0"/>
+                      <a:ext cx="5753100" cy="2547026"/>
+                    </a:xfrm>
+                    <a:prstGeom prst="rect">
+                      <a:avLst/>
+                    </a:prstGeom>
+                    <a:noFill/>
+                    <a:ln w="9525">
+                      <a:noFill/>
+                      <a:headEnd/>
+                      <a:tailEnd/>
+                    </a:ln>
+                  </pic:spPr>
+                </pic:pic>
+              </a:graphicData>
+            </a:graphic>
+          </wp:inline>
+        </w:drawing>
+      </w:r>
+    </w:p>
+    <w:bookmarkEnd w:id="47"/>
+    <w:bookmarkStart w:id="48" w:name="X484949e7994e09bd70500137e9d7c8f884b58c1"/>
     <w:p>
       <w:pPr>
         <w:pStyle w:val="Heading3"/>
@@ -7993,7 +8270,7 @@
               <w:jc w:val="left"/>
             </w:pPr>
             <w:r>
-              <w:t xml:space="preserve">54.1%</w:t>
+              <w:t xml:space="preserve">76.1%</w:t>
             </w:r>
           </w:p>
         </w:tc>
@@ -8026,7 +8303,7 @@
               <w:jc w:val="left"/>
             </w:pPr>
             <w:r>
-              <w:t xml:space="preserve">8.4%</w:t>
+              <w:t xml:space="preserve">11.8%</w:t>
             </w:r>
           </w:p>
         </w:tc>
@@ -8059,7 +8336,7 @@
               <w:jc w:val="left"/>
             </w:pPr>
             <w:r>
-              <w:t xml:space="preserve">62.4%</w:t>
+              <w:t xml:space="preserve">87.8%</w:t>
             </w:r>
           </w:p>
         </w:tc>
@@ -8202,28 +8479,78 @@
       <w:r>
         <w:t xml:space="preserve"> </w:t>
       </w:r>
-      <w:r>
-        <w:rPr>
-          <w:iCs/>
-          <w:i/>
-        </w:rPr>
-        <w:t xml:space="preserve">I</w:t>
-      </w:r>
-      <w:r>
-        <w:t xml:space="preserve">²_(2) = 54.1%) is roughly six times the between-study contribution (Level 3,</w:t>
-      </w:r>
-      <w:r>
-        <w:t xml:space="preserve"> </w:t>
-      </w:r>
-      <w:r>
-        <w:rPr>
-          <w:iCs/>
-          <w:i/>
-        </w:rPr>
-        <w:t xml:space="preserve">I</w:t>
-      </w:r>
-      <w:r>
-        <w:t xml:space="preserve">²_(3) = 8.4%). Most unexplained heterogeneity therefore arises from analytic choices</w:t>
+      <m:oMath>
+        <m:sSubSup>
+          <m:e>
+            <m:r>
+              <m:t>I</m:t>
+            </m:r>
+          </m:e>
+          <m:sub>
+            <m:d>
+              <m:dPr>
+                <m:begChr m:val="("/>
+                <m:endChr m:val=")"/>
+                <m:sepChr m:val=""/>
+                <m:grow/>
+              </m:dPr>
+              <m:e>
+                <m:r>
+                  <m:t>2</m:t>
+                </m:r>
+              </m:e>
+            </m:d>
+          </m:sub>
+          <m:sup>
+            <m:r>
+              <m:t>2</m:t>
+            </m:r>
+          </m:sup>
+        </m:sSubSup>
+      </m:oMath>
+      <w:r>
+        <w:t xml:space="preserve"> </w:t>
+      </w:r>
+      <w:r>
+        <w:t xml:space="preserve">= 76.1%) is roughly six times the between-study contribution (Level 3,</w:t>
+      </w:r>
+      <w:r>
+        <w:t xml:space="preserve"> </w:t>
+      </w:r>
+      <m:oMath>
+        <m:sSubSup>
+          <m:e>
+            <m:r>
+              <m:t>I</m:t>
+            </m:r>
+          </m:e>
+          <m:sub>
+            <m:d>
+              <m:dPr>
+                <m:begChr m:val="("/>
+                <m:endChr m:val=")"/>
+                <m:sepChr m:val=""/>
+                <m:grow/>
+              </m:dPr>
+              <m:e>
+                <m:r>
+                  <m:t>3</m:t>
+                </m:r>
+              </m:e>
+            </m:d>
+          </m:sub>
+          <m:sup>
+            <m:r>
+              <m:t>2</m:t>
+            </m:r>
+          </m:sup>
+        </m:sSubSup>
+      </m:oMath>
+      <w:r>
+        <w:t xml:space="preserve"> </w:t>
+      </w:r>
+      <w:r>
+        <w:t xml:space="preserve">= 11.8%). Most unexplained heterogeneity therefore arises from analytic choices</w:t>
       </w:r>
       <w:r>
         <w:t xml:space="preserve"> </w:t>
@@ -8244,19 +8571,29 @@
       <w:r>
         <w:t xml:space="preserve"> </w:t>
       </w:r>
-      <w:r>
-        <w:rPr>
-          <w:iCs/>
-          <w:i/>
-        </w:rPr>
-        <w:t xml:space="preserve">I</w:t>
-      </w:r>
-      <w:r>
-        <w:t xml:space="preserve">² = 62.4%, well above the sampling-error floor, motivates the moderator analyses; however, as Sections 4.3–4.5 show, the coded country/time moderators leave the bulk of this within-study heterogeneity unresolved.</w:t>
-      </w:r>
-    </w:p>
-    <w:bookmarkEnd w:id="45"/>
-    <w:bookmarkStart w:id="49" w:name="X58c962719f77434e3e9b87bd1741b5544c6666a"/>
+      <m:oMath>
+        <m:sSup>
+          <m:e>
+            <m:r>
+              <m:t>I</m:t>
+            </m:r>
+          </m:e>
+          <m:sup>
+            <m:r>
+              <m:t>2</m:t>
+            </m:r>
+          </m:sup>
+        </m:sSup>
+      </m:oMath>
+      <w:r>
+        <w:t xml:space="preserve"> </w:t>
+      </w:r>
+      <w:r>
+        <w:t xml:space="preserve">= 87.8%, well above the sampling-error floor, motivates the moderator analyses; however, as Sections 4.3–4.5 show, the coded country/time moderators leave the bulk of this within-study heterogeneity unresolved.</w:t>
+      </w:r>
+    </w:p>
+    <w:bookmarkEnd w:id="48"/>
+    <w:bookmarkStart w:id="52" w:name="X58c962719f77434e3e9b87bd1741b5544c6666a"/>
     <w:p>
       <w:pPr>
         <w:pStyle w:val="Heading3"/>
@@ -8306,7 +8643,7 @@
         <w:t xml:space="preserve"> </w:t>
       </w:r>
       <w:r>
-        <w:t xml:space="preserve">= .002). H1</w:t>
+        <w:t xml:space="preserve">= .002). H1 receives</w:t>
       </w:r>
       <w:r>
         <w:t xml:space="preserve"> </w:t>
@@ -8316,10 +8653,68 @@
           <w:bCs/>
           <w:b/>
         </w:rPr>
-        <w:t xml:space="preserve">confirmed</w:t>
-      </w:r>
-      <w:r>
-        <w:t xml:space="preserve">: the omnibus between-regime moderation test is statistically significant, establishing that the I-P effect varies across coded institutional regimes. The directional Exploratory Propositions E1a (Advanced largest) and E1b (Frontier smallest) are, however,</w:t>
+        <w:t xml:space="preserve">only fragile support</w:t>
+      </w:r>
+      <w:r>
+        <w:t xml:space="preserve">: the full-sample omnibus between-regime test is significant, but it is generated almost entirely by a single small, high-effect Frontier cell (FR,</w:t>
+      </w:r>
+      <w:r>
+        <w:t xml:space="preserve"> </w:t>
+      </w:r>
+      <w:r>
+        <w:rPr>
+          <w:iCs/>
+          <w:i/>
+        </w:rPr>
+        <w:t xml:space="preserve">K</w:t>
+      </w:r>
+      <w:r>
+        <w:t xml:space="preserve"> </w:t>
+      </w:r>
+      <w:r>
+        <w:t xml:space="preserve">= 3). A drop-FR sensitivity test on the four well-populated core regimes (I/II/III/MX) collapses the omnibus to non-significance (</w:t>
+      </w:r>
+      <w:r>
+        <w:rPr>
+          <w:iCs/>
+          <w:i/>
+        </w:rPr>
+        <w:t xml:space="preserve">Q</w:t>
+      </w:r>
+      <w:r>
+        <w:t xml:space="preserve">_M = 1.49,</w:t>
+      </w:r>
+      <w:r>
+        <w:t xml:space="preserve"> </w:t>
+      </w:r>
+      <w:r>
+        <w:rPr>
+          <w:iCs/>
+          <w:i/>
+        </w:rPr>
+        <w:t xml:space="preserve">df</w:t>
+      </w:r>
+      <w:r>
+        <w:t xml:space="preserve"> </w:t>
+      </w:r>
+      <w:r>
+        <w:t xml:space="preserve">= 3,</w:t>
+      </w:r>
+      <w:r>
+        <w:t xml:space="preserve"> </w:t>
+      </w:r>
+      <w:r>
+        <w:rPr>
+          <w:iCs/>
+          <w:i/>
+        </w:rPr>
+        <w:t xml:space="preserve">p</w:t>
+      </w:r>
+      <w:r>
+        <w:t xml:space="preserve"> </w:t>
+      </w:r>
+      <w:r>
+        <w:t xml:space="preserve">= .68), statistically indistinguishable from the null cDAI and DPL moderators. Between-regime moderation is therefore</w:t>
       </w:r>
       <w:r>
         <w:t xml:space="preserve"> </w:t>
@@ -8329,26 +8724,26 @@
           <w:bCs/>
           <w:b/>
         </w:rPr>
+        <w:t xml:space="preserve">not robust</w:t>
+      </w:r>
+      <w:r>
+        <w:t xml:space="preserve">, and the directional Exploratory Propositions E1a (Advanced largest) and E1b (Frontier smallest) are</w:t>
+      </w:r>
+      <w:r>
+        <w:t xml:space="preserve"> </w:t>
+      </w:r>
+      <w:r>
+        <w:rPr>
+          <w:bCs/>
+          <w:b/>
+        </w:rPr>
         <w:t xml:space="preserve">not</w:t>
       </w:r>
       <w:r>
         <w:t xml:space="preserve"> </w:t>
       </w:r>
       <w:r>
-        <w:t xml:space="preserve">supported: the significant</w:t>
-      </w:r>
-      <w:r>
-        <w:t xml:space="preserve"> </w:t>
-      </w:r>
-      <w:r>
-        <w:rPr>
-          <w:iCs/>
-          <w:i/>
-        </w:rPr>
-        <w:t xml:space="preserve">Q</w:t>
-      </w:r>
-      <w:r>
-        <w:t xml:space="preserve">_M is generated by a small, high-effect Frontier cell rather than by a monotone advanced-to-emerging gradient; see below.</w:t>
+        <w:t xml:space="preserve">supported: there is no monotone advanced-to-emerging gradient; see below.</w:t>
       </w:r>
     </w:p>
     <w:p>
@@ -8790,18 +9185,18 @@
           <wp:inline>
             <wp:extent cx="5753100" cy="3430252"/>
             <wp:effectExtent b="0" l="0" r="0" t="0"/>
-            <wp:docPr descr="Figure 2: ICRV regime forest plot, subgroup pooled effects with 95% CI" title="" id="47" name="Picture"/>
+            <wp:docPr descr="Figure 2: ICRV regime forest plot, subgroup pooled effects with 95% CI" title="" id="50" name="Picture"/>
             <a:graphic>
               <a:graphicData uri="http://schemas.openxmlformats.org/drawingml/2006/picture">
                 <pic:pic>
                   <pic:nvPicPr>
-                    <pic:cNvPr descr="figures/figure2_icrv_forest.png" id="48" name="Picture"/>
+                    <pic:cNvPr descr="figures/figure2_icrv_forest.png" id="51" name="Picture"/>
                     <pic:cNvPicPr>
                       <a:picLocks noChangeArrowheads="1" noChangeAspect="1"/>
                     </pic:cNvPicPr>
                   </pic:nvPicPr>
                   <pic:blipFill>
-                    <a:blip r:embed="rId46"/>
+                    <a:blip r:embed="rId49"/>
                     <a:stretch>
                       <a:fillRect/>
                     </a:stretch>
@@ -9066,7 +9461,7 @@
         <w:t xml:space="preserve"> </w:t>
       </w:r>
       <w:r>
-        <w:t xml:space="preserve">= 226 Iranian manufacturing firms), and is therefore statistically fragile and contrary to E1b's predicted Frontier floor. H1 (between-regime heterogeneity) is confirmed, but the substantive pattern is a small-sample Frontier spike rather than an institutional-quality gradient; the gradient-specific propositions require substantially larger</w:t>
+        <w:t xml:space="preserve">= 226 Iranian manufacturing firms), and is therefore statistically fragile and contrary to E1b's predicted Frontier floor. A drop-FR sensitivity test confirms this directly: re-estimating the omnibus on the four well-populated core regimes (I/II/III/MX,</w:t>
       </w:r>
       <w:r>
         <w:t xml:space="preserve"> </w:t>
@@ -9082,6 +9477,84 @@
         <w:t xml:space="preserve"> </w:t>
       </w:r>
       <w:r>
+        <w:t xml:space="preserve">= 285) reduces the between-regime moderation to</w:t>
+      </w:r>
+      <w:r>
+        <w:t xml:space="preserve"> </w:t>
+      </w:r>
+      <w:r>
+        <w:rPr>
+          <w:iCs/>
+          <w:i/>
+        </w:rPr>
+        <w:t xml:space="preserve">Q</w:t>
+      </w:r>
+      <w:r>
+        <w:t xml:space="preserve">_M = 1.49 (</w:t>
+      </w:r>
+      <w:r>
+        <w:rPr>
+          <w:iCs/>
+          <w:i/>
+        </w:rPr>
+        <w:t xml:space="preserve">df</w:t>
+      </w:r>
+      <w:r>
+        <w:t xml:space="preserve"> </w:t>
+      </w:r>
+      <w:r>
+        <w:t xml:space="preserve">= 3,</w:t>
+      </w:r>
+      <w:r>
+        <w:t xml:space="preserve"> </w:t>
+      </w:r>
+      <w:r>
+        <w:rPr>
+          <w:iCs/>
+          <w:i/>
+        </w:rPr>
+        <w:t xml:space="preserve">p</w:t>
+      </w:r>
+      <w:r>
+        <w:t xml:space="preserve"> </w:t>
+      </w:r>
+      <w:r>
+        <w:t xml:space="preserve">= .68), i.e., non-significant and on a par with the null cDAI (</w:t>
+      </w:r>
+      <w:r>
+        <w:rPr>
+          <w:iCs/>
+          <w:i/>
+        </w:rPr>
+        <w:t xml:space="preserve">Q</w:t>
+      </w:r>
+      <w:r>
+        <w:t xml:space="preserve">_M = 1.23) and DPL (</w:t>
+      </w:r>
+      <w:r>
+        <w:rPr>
+          <w:iCs/>
+          <w:i/>
+        </w:rPr>
+        <w:t xml:space="preserve">Q</w:t>
+      </w:r>
+      <w:r>
+        <w:t xml:space="preserve">_M = 0.56) tests. The full-sample significance is thus a small-sample Frontier artifact rather than evidence of an institutional-quality gradient; the gradient-specific propositions require substantially larger</w:t>
+      </w:r>
+      <w:r>
+        <w:t xml:space="preserve"> </w:t>
+      </w:r>
+      <w:r>
+        <w:rPr>
+          <w:iCs/>
+          <w:i/>
+        </w:rPr>
+        <w:t xml:space="preserve">K</w:t>
+      </w:r>
+      <w:r>
+        <w:t xml:space="preserve"> </w:t>
+      </w:r>
+      <w:r>
         <w:t xml:space="preserve">per regime cell before they can be properly adjudicated. The sixth ICRV code, Pacific SIDS (the dissertation's Regime VI), returns zero qualifying primary studies in this corpus and therefore does not enter the subgroup model, leaving five populated cells (hence</w:t>
       </w:r>
       <w:r>
@@ -9101,8 +9574,8 @@
         <w:t xml:space="preserve">= 4). (Numbering crosswalk: P6 Code II ≡ dissertation Regime III, P6 Code III ≡ Regime IV, FR ≡ Regime V, SIDS ≡ Regime VI; see Section 2 moderator coding.)</w:t>
       </w:r>
     </w:p>
-    <w:bookmarkEnd w:id="49"/>
-    <w:bookmarkStart w:id="50" w:name="X541c92fe8ae9c523bbb1875dcc9c5525c218523"/>
+    <w:bookmarkEnd w:id="52"/>
+    <w:bookmarkStart w:id="53" w:name="X541c92fe8ae9c523bbb1875dcc9c5525c218523"/>
     <w:p>
       <w:pPr>
         <w:pStyle w:val="Heading3"/>
@@ -9538,7 +10011,24 @@
         <w:t xml:space="preserve"> </w:t>
       </w:r>
       <w:r>
-        <w:t xml:space="preserve">&lt; .001) but do not differ significantly from each other. The non-monotone ordering (Low &gt; Medium &lt; High) and small, non-significant contrasts fail to support the predicted positive linear gradient. The cDAI × DPL interaction cannot be reliably estimated in the current sample given the non-significant main moderation. H3 is not supported: country-level digital adoption (cDAI, measured via World Bank DAI / ITU Digital Development Index) does not significantly amplify the pooled I-P effect in this</w:t>
+        <w:t xml:space="preserve">&lt; .001) but do not differ significantly from each other. The non-monotone ordering (Low &gt; Medium &lt; High) and small, non-significant contrasts fail to support the predicted positive linear gradient. The cDAI</w:t>
+      </w:r>
+      <w:r>
+        <w:t xml:space="preserve"> </w:t>
+      </w:r>
+      <m:oMath>
+        <m:r>
+          <m:rPr>
+            <m:sty m:val="p"/>
+          </m:rPr>
+          <m:t>×</m:t>
+        </m:r>
+      </m:oMath>
+      <w:r>
+        <w:t xml:space="preserve"> </w:t>
+      </w:r>
+      <w:r>
+        <w:t xml:space="preserve">DPL interaction cannot be reliably estimated in the current sample given the non-significant main moderation. H3 is not supported: country-level digital adoption (cDAI, measured via World Bank DAI / ITU Digital Development Index) does not significantly amplify the pooled I-P effect in this</w:t>
       </w:r>
       <w:r>
         <w:t xml:space="preserve"> </w:t>
@@ -9557,8 +10047,8 @@
         <w:t xml:space="preserve">= 238 sample. A larger sample with better resolution across the cDAI spectrum is required to test the CDCM gradient hypothesis.</w:t>
       </w:r>
     </w:p>
-    <w:bookmarkEnd w:id="50"/>
-    <w:bookmarkStart w:id="54" w:name="X0f13fb15b20194b37c5b9d050ad7a7079c0644a"/>
+    <w:bookmarkEnd w:id="53"/>
+    <w:bookmarkStart w:id="57" w:name="X0f13fb15b20194b37c5b9d050ad7a7079c0644a"/>
     <w:p>
       <w:pPr>
         <w:pStyle w:val="Heading3"/>
@@ -9767,7 +10257,7 @@
               <w:jc w:val="left"/>
             </w:pPr>
             <w:r>
-              <w:t xml:space="preserve">Sample data predominantly ≤ 2008</w:t>
+              <w:t xml:space="preserve">Median data year ≤ 2008</w:t>
             </w:r>
           </w:p>
         </w:tc>
@@ -9841,7 +10331,7 @@
               <w:jc w:val="left"/>
             </w:pPr>
             <w:r>
-              <w:t xml:space="preserve">Sample spans the 2009 inflection</w:t>
+              <w:t xml:space="preserve">Median data year 2009–2013</w:t>
             </w:r>
           </w:p>
         </w:tc>
@@ -9915,7 +10405,7 @@
               <w:jc w:val="left"/>
             </w:pPr>
             <w:r>
-              <w:t xml:space="preserve">Sample data predominantly ≥ 2014</w:t>
+              <w:t xml:space="preserve">Median data year ≥ 2014</w:t>
             </w:r>
           </w:p>
         </w:tc>
@@ -10097,18 +10587,18 @@
           <wp:inline>
             <wp:extent cx="5753100" cy="4403829"/>
             <wp:effectExtent b="0" l="0" r="0" t="0"/>
-            <wp:docPr descr="Figure 3: DPL phase moderation, pooled I-P effect by digital adoption epoch" title="" id="52" name="Picture"/>
+            <wp:docPr descr="Figure 3: DPL phase moderation, pooled I-P effect by digital adoption epoch" title="" id="55" name="Picture"/>
             <a:graphic>
               <a:graphicData uri="http://schemas.openxmlformats.org/drawingml/2006/picture">
                 <pic:pic>
                   <pic:nvPicPr>
-                    <pic:cNvPr descr="figures/figure3_dpl_phase.png" id="53" name="Picture"/>
+                    <pic:cNvPr descr="figures/figure3_dpl_phase.png" id="56" name="Picture"/>
                     <pic:cNvPicPr>
                       <a:picLocks noChangeArrowheads="1" noChangeAspect="1"/>
                     </pic:cNvPicPr>
                   </pic:nvPicPr>
                   <pic:blipFill>
-                    <a:blip r:embed="rId51"/>
+                    <a:blip r:embed="rId54"/>
                     <a:stretch>
                       <a:fillRect/>
                     </a:stretch>
@@ -10153,8 +10643,8 @@
         <w:t xml:space="preserve">DPL phase subgroup results. Pooled effect sizes by Precede / Span / Follow epoch with 95% CI. The between-phase differences are small and non-significant.</w:t>
       </w:r>
     </w:p>
-    <w:bookmarkEnd w:id="54"/>
-    <w:bookmarkStart w:id="58" w:name="X19c46ecf699f27e790e5a8fa6520cb51f104e4a"/>
+    <w:bookmarkEnd w:id="57"/>
+    <w:bookmarkStart w:id="61" w:name="X19c46ecf699f27e790e5a8fa6520cb51f104e4a"/>
     <w:p>
       <w:pPr>
         <w:pStyle w:val="Heading3"/>
@@ -10244,7 +10734,21 @@
         <w:t xml:space="preserve"> </w:t>
       </w:r>
       <w:r>
-        <w:t xml:space="preserve">= .057), marginal and not significant at α = .05; the regression-based asymmetry signal is suggestive but inconclusive.</w:t>
+        <w:t xml:space="preserve">= .057), marginal and not significant at</w:t>
+      </w:r>
+      <w:r>
+        <w:t xml:space="preserve"> </w:t>
+      </w:r>
+      <m:oMath>
+        <m:r>
+          <m:t>α</m:t>
+        </m:r>
+      </m:oMath>
+      <w:r>
+        <w:t xml:space="preserve"> </w:t>
+      </w:r>
+      <w:r>
+        <w:t xml:space="preserve">= .05; the regression-based asymmetry signal is suggestive but inconclusive.</w:t>
       </w:r>
     </w:p>
     <w:p>
@@ -10262,7 +10766,32 @@
         <w:t xml:space="preserve"> </w:t>
       </w:r>
       <w:r>
-        <w:t xml:space="preserve">(Kendall's τ): τ = −0.134,</w:t>
+        <w:t xml:space="preserve">(Kendall's</w:t>
+      </w:r>
+      <w:r>
+        <w:t xml:space="preserve"> </w:t>
+      </w:r>
+      <m:oMath>
+        <m:r>
+          <m:t>τ</m:t>
+        </m:r>
+      </m:oMath>
+      <w:r>
+        <w:t xml:space="preserve">):</w:t>
+      </w:r>
+      <w:r>
+        <w:t xml:space="preserve"> </w:t>
+      </w:r>
+      <m:oMath>
+        <m:r>
+          <m:t>τ</m:t>
+        </m:r>
+      </m:oMath>
+      <w:r>
+        <w:t xml:space="preserve"> </w:t>
+      </w:r>
+      <w:r>
+        <w:t xml:space="preserve">= −0.134,</w:t>
       </w:r>
       <w:r>
         <w:t xml:space="preserve"> </w:t>
@@ -10338,7 +10867,7 @@
         <w:t xml:space="preserve"> </w:t>
       </w:r>
       <w:r>
-        <w:t xml:space="preserve">= 0.035 (95% CI [0.023, 0.048]), a conservative lower bound. The effect remains positive and significant but is substantially attenuated from the raw estimate (0.074 → 0.035).</w:t>
+        <w:t xml:space="preserve">= 0.035 (95% CI [0.023, 0.048]), a conservative lower bound. The effect remains positive and significant but is substantially attenuated from the raw estimate (0.074 to 0.035).</w:t>
       </w:r>
     </w:p>
     <w:p>
@@ -10456,15 +10985,25 @@
       <w:r>
         <w:t xml:space="preserve">= 0.074. Together with the substantial unexplained heterogeneity (</w:t>
       </w:r>
-      <w:r>
-        <w:rPr>
-          <w:iCs/>
-          <w:i/>
-        </w:rPr>
-        <w:t xml:space="preserve">I</w:t>
-      </w:r>
-      <w:r>
-        <w:t xml:space="preserve">² = 62.4%) and non-significant moderator tests (Sections 4.3–4.5), the publication bias evidence suggests that the apparent average I-P effect is upwardly inflated in the published literature. The true population effect may be closer to</w:t>
+      <m:oMath>
+        <m:sSup>
+          <m:e>
+            <m:r>
+              <m:t>I</m:t>
+            </m:r>
+          </m:e>
+          <m:sup>
+            <m:r>
+              <m:t>2</m:t>
+            </m:r>
+          </m:sup>
+        </m:sSup>
+      </m:oMath>
+      <w:r>
+        <w:t xml:space="preserve"> </w:t>
+      </w:r>
+      <w:r>
+        <w:t xml:space="preserve">= 87.8%) and non-significant moderator tests (Sections 4.3–4.5), the publication bias evidence suggests that the apparent average I-P effect is upwardly inflated in the published literature. The true population effect may be closer to</w:t>
       </w:r>
       <w:r>
         <w:t xml:space="preserve"> </w:t>
@@ -10479,8 +11018,19 @@
       <w:r>
         <w:t xml:space="preserve"> </w:t>
       </w:r>
-      <w:r>
-        <w:t xml:space="preserve">≈ 0.035.</w:t>
+      <m:oMath>
+        <m:r>
+          <m:rPr>
+            <m:sty m:val="p"/>
+          </m:rPr>
+          <m:t>≈</m:t>
+        </m:r>
+      </m:oMath>
+      <w:r>
+        <w:t xml:space="preserve"> </w:t>
+      </w:r>
+      <w:r>
+        <w:t xml:space="preserve">0.035.</w:t>
       </w:r>
     </w:p>
     <w:p>
@@ -10492,18 +11042,18 @@
           <wp:inline>
             <wp:extent cx="5753100" cy="4601444"/>
             <wp:effectExtent b="0" l="0" r="0" t="0"/>
-            <wp:docPr descr="Figure 5: Funnel plot with trim-and-fill imputed studies" title="" id="56" name="Picture"/>
+            <wp:docPr descr="Figure 4: Funnel plot with trim-and-fill imputed studies" title="" id="59" name="Picture"/>
             <a:graphic>
               <a:graphicData uri="http://schemas.openxmlformats.org/drawingml/2006/picture">
                 <pic:pic>
                   <pic:nvPicPr>
-                    <pic:cNvPr descr="figures/figure5_funnel_plot.png" id="57" name="Picture"/>
+                    <pic:cNvPr descr="figures/figure4_funnel_plot.png" id="60" name="Picture"/>
                     <pic:cNvPicPr>
                       <a:picLocks noChangeArrowheads="1" noChangeAspect="1"/>
                     </pic:cNvPicPr>
                   </pic:nvPicPr>
                   <pic:blipFill>
-                    <a:blip r:embed="rId55"/>
+                    <a:blip r:embed="rId58"/>
                     <a:stretch>
                       <a:fillRect/>
                     </a:stretch>
@@ -10539,7 +11089,7 @@
           <w:iCs/>
           <w:i/>
         </w:rPr>
-        <w:t xml:space="preserve">Figure 5.</w:t>
+        <w:t xml:space="preserve">Figure 4.</w:t>
       </w:r>
       <w:r>
         <w:t xml:space="preserve"> </w:t>
@@ -10577,8 +11127,8 @@
         <w:t xml:space="preserve">= 0.035.</w:t>
       </w:r>
     </w:p>
-    <w:bookmarkEnd w:id="58"/>
-    <w:bookmarkStart w:id="62" w:name="X2944bef6cd2d25cd29d80b35f2bf895bc8ca4c2"/>
+    <w:bookmarkEnd w:id="61"/>
+    <w:bookmarkStart w:id="65" w:name="X2944bef6cd2d25cd29d80b35f2bf895bc8ca4c2"/>
     <w:p>
       <w:pPr>
         <w:pStyle w:val="Heading3"/>
@@ -11149,6 +11699,130 @@
           </w:p>
         </w:tc>
       </w:tr>
+      <w:tr>
+        <w:tc>
+          <w:tcPr/>
+          <w:p>
+            <w:pPr>
+              <w:pStyle w:val="Compact"/>
+              <w:jc w:val="left"/>
+            </w:pPr>
+            <w:r>
+              <w:t xml:space="preserve">ICRV omnibus, drop Frontier</w:t>
+            </w:r>
+          </w:p>
+        </w:tc>
+        <w:tc>
+          <w:tcPr/>
+          <w:p>
+            <w:pPr>
+              <w:pStyle w:val="Compact"/>
+              <w:jc w:val="left"/>
+            </w:pPr>
+            <w:r>
+              <w:t xml:space="preserve">285</w:t>
+            </w:r>
+          </w:p>
+        </w:tc>
+        <w:tc>
+          <w:tcPr/>
+          <w:p>
+            <w:pPr>
+              <w:pStyle w:val="Compact"/>
+              <w:jc w:val="left"/>
+            </w:pPr>
+            <w:r>
+              <w:t xml:space="preserve">—</w:t>
+            </w:r>
+          </w:p>
+        </w:tc>
+        <w:tc>
+          <w:tcPr/>
+          <w:p>
+            <w:pPr>
+              <w:pStyle w:val="Compact"/>
+              <w:jc w:val="left"/>
+            </w:pPr>
+            <w:r>
+              <w:t xml:space="preserve">—</w:t>
+            </w:r>
+          </w:p>
+        </w:tc>
+        <w:tc>
+          <w:tcPr/>
+          <w:p>
+            <w:pPr>
+              <w:pStyle w:val="Compact"/>
+              <w:jc w:val="left"/>
+            </w:pPr>
+            <w:r>
+              <w:rPr>
+                <w:iCs/>
+                <w:i/>
+              </w:rPr>
+              <w:t xml:space="preserve">Q</w:t>
+            </w:r>
+            <w:r>
+              <w:t xml:space="preserve">_M = 1.49 (</w:t>
+            </w:r>
+            <w:r>
+              <w:rPr>
+                <w:iCs/>
+                <w:i/>
+              </w:rPr>
+              <w:t xml:space="preserve">df</w:t>
+            </w:r>
+            <w:r>
+              <w:t xml:space="preserve"> </w:t>
+            </w:r>
+            <w:r>
+              <w:t xml:space="preserve">= 3,</w:t>
+            </w:r>
+            <w:r>
+              <w:t xml:space="preserve"> </w:t>
+            </w:r>
+            <w:r>
+              <w:rPr>
+                <w:iCs/>
+                <w:i/>
+              </w:rPr>
+              <w:t xml:space="preserve">p</w:t>
+            </w:r>
+            <w:r>
+              <w:t xml:space="preserve"> </w:t>
+            </w:r>
+            <w:r>
+              <w:t xml:space="preserve">= .68); full-sample</w:t>
+            </w:r>
+            <w:r>
+              <w:t xml:space="preserve"> </w:t>
+            </w:r>
+            <w:r>
+              <w:rPr>
+                <w:iCs/>
+                <w:i/>
+              </w:rPr>
+              <w:t xml:space="preserve">Q</w:t>
+            </w:r>
+            <w:r>
+              <w:t xml:space="preserve">_M = 17.35 carried by FR (</w:t>
+            </w:r>
+            <w:r>
+              <w:rPr>
+                <w:iCs/>
+                <w:i/>
+              </w:rPr>
+              <w:t xml:space="preserve">K</w:t>
+            </w:r>
+            <w:r>
+              <w:t xml:space="preserve"> </w:t>
+            </w:r>
+            <w:r>
+              <w:t xml:space="preserve">= 3)</w:t>
+            </w:r>
+          </w:p>
+        </w:tc>
+      </w:tr>
     </w:tbl>
     <w:p>
       <w:pPr>
@@ -11196,18 +11870,18 @@
           <wp:inline>
             <wp:extent cx="5753100" cy="2528953"/>
             <wp:effectExtent b="0" l="0" r="0" t="0"/>
-            <wp:docPr descr="Figure 4: Leave-one-out sensitivity, pooled r̄ range across leave-one-out iterations" title="" id="60" name="Picture"/>
+            <wp:docPr descr="Figure 5: Leave-one-out sensitivity, pooled r̄ range across leave-one-out iterations" title="" id="63" name="Picture"/>
             <a:graphic>
               <a:graphicData uri="http://schemas.openxmlformats.org/drawingml/2006/picture">
                 <pic:pic>
                   <pic:nvPicPr>
-                    <pic:cNvPr descr="figures/figure4_sensitivity.png" id="61" name="Picture"/>
+                    <pic:cNvPr descr="figures/figure5_sensitivity.png" id="64" name="Picture"/>
                     <pic:cNvPicPr>
                       <a:picLocks noChangeArrowheads="1" noChangeAspect="1"/>
                     </pic:cNvPicPr>
                   </pic:nvPicPr>
                   <pic:blipFill>
-                    <a:blip r:embed="rId59"/>
+                    <a:blip r:embed="rId62"/>
                     <a:stretch>
                       <a:fillRect/>
                     </a:stretch>
@@ -11243,7 +11917,7 @@
           <w:iCs/>
           <w:i/>
         </w:rPr>
-        <w:t xml:space="preserve">Figure 4.</w:t>
+        <w:t xml:space="preserve">Figure 5.</w:t>
       </w:r>
       <w:r>
         <w:t xml:space="preserve"> </w:t>
@@ -11275,9 +11949,9 @@
         </w:pict>
       </w:r>
     </w:p>
-    <w:bookmarkEnd w:id="62"/>
-    <w:bookmarkEnd w:id="63"/>
-    <w:bookmarkStart w:id="68" w:name="X735612638e4e736e4693e459c258977262c0dfc"/>
+    <w:bookmarkEnd w:id="65"/>
+    <w:bookmarkEnd w:id="66"/>
+    <w:bookmarkStart w:id="71" w:name="X735612638e4e736e4693e459c258977262c0dfc"/>
     <w:p>
       <w:pPr>
         <w:pStyle w:val="Heading2"/>
@@ -11286,7 +11960,7 @@
         <w:t xml:space="preserve">5. Discussion</w:t>
       </w:r>
     </w:p>
-    <w:bookmarkStart w:id="64" w:name="X358d8a6bfbc612aa554abb1739dd28765579392"/>
+    <w:bookmarkStart w:id="67" w:name="X358d8a6bfbc612aa554abb1739dd28765579392"/>
     <w:p>
       <w:pPr>
         <w:pStyle w:val="Heading3"/>
@@ -11697,7 +12371,7 @@
         <w:t xml:space="preserve"> </w:t>
       </w:r>
       <w:r>
-        <w:t xml:space="preserve">H1 is confirmed, the ICRV between-regime Q_M test (</w:t>
+        <w:t xml:space="preserve">H1 receives only fragile support. The full-sample ICRV between-regime Q_M test is significant (</w:t>
       </w:r>
       <w:r>
         <w:rPr>
@@ -11723,7 +12397,33 @@
         <w:t xml:space="preserve"> </w:t>
       </w:r>
       <w:r>
-        <w:t xml:space="preserve">= .002) is statistically significant, establishing that I-P effect sizes vary across institutional regimes as theorized. The Q_M significance reflects the single-country vs. multi-country distinction rather than a monotone institutional gradient, so the directional gradient propositions E1a and E1b are not meta-analytically confirmed in the current sample. The substantiated finding is that the baseline I-P effect (</w:t>
+        <w:t xml:space="preserve">= .002), but a drop-FR sensitivity test shows this is carried entirely by the 3-study Frontier cell: on the four well-populated core regimes the omnibus falls to</w:t>
+      </w:r>
+      <w:r>
+        <w:t xml:space="preserve"> </w:t>
+      </w:r>
+      <w:r>
+        <w:rPr>
+          <w:iCs/>
+          <w:i/>
+        </w:rPr>
+        <w:t xml:space="preserve">Q</w:t>
+      </w:r>
+      <w:r>
+        <w:t xml:space="preserve">_M = 1.49 (</w:t>
+      </w:r>
+      <w:r>
+        <w:rPr>
+          <w:iCs/>
+          <w:i/>
+        </w:rPr>
+        <w:t xml:space="preserve">p</w:t>
+      </w:r>
+      <w:r>
+        <w:t xml:space="preserve"> </w:t>
+      </w:r>
+      <w:r>
+        <w:t xml:space="preserve">= .68), non-significant. Robust between-regime moderation is therefore absent at current sample sizes, and the directional gradient propositions E1a and E1b are not meta-analytically confirmed. The substantiated finding is that the baseline I-P effect (</w:t>
       </w:r>
       <w:r>
         <w:rPr>
@@ -11752,8 +12452,8 @@
         <w:t xml:space="preserve">= 0.079 vs. 0.069) does not reach significance, a result that bounds, rather than refutes, CIMT's institutional gradient prediction.</w:t>
       </w:r>
     </w:p>
-    <w:bookmarkEnd w:id="64"/>
-    <w:bookmarkStart w:id="65" w:name="X688563909f8febb75275ad832e560c448093230"/>
+    <w:bookmarkEnd w:id="67"/>
+    <w:bookmarkStart w:id="68" w:name="X688563909f8febb75275ad832e560c448093230"/>
     <w:p>
       <w:pPr>
         <w:pStyle w:val="Heading3"/>
@@ -11853,7 +12553,7 @@
         <w:t xml:space="preserve"> </w:t>
       </w:r>
       <w:r>
-        <w:t xml:space="preserve">This paper is the first to formally test ICRV institutional regime, national digital adoption (cDAI), and Digital Paradox Lifecycle phase as moderators in a three-level MARA. H1 (between-regime Q_M test) is confirmed (</w:t>
+        <w:t xml:space="preserve">This paper is the first to formally test ICRV institutional regime, national digital adoption (cDAI), and Digital Paradox Lifecycle phase as moderators in a three-level MARA. The full-sample ICRV omnibus is significant (</w:t>
       </w:r>
       <w:r>
         <w:rPr>
@@ -11879,7 +12579,36 @@
         <w:t xml:space="preserve"> </w:t>
       </w:r>
       <w:r>
-        <w:t xml:space="preserve">= .002), establishing that I-P effect sizes vary systematically across institutional regimes. However, the directional gradient propositions (E1a/E1b) and the cDAI and DPL hypotheses (H2, H3) are not confirmed under rigorous between-group testing. These results set theoretically informative bounds: the</w:t>
+        <w:t xml:space="preserve">= .002), but a drop-FR sensitivity test reveals this rests entirely on a 3-study Frontier cell (core-regime</w:t>
+      </w:r>
+      <w:r>
+        <w:t xml:space="preserve"> </w:t>
+      </w:r>
+      <w:r>
+        <w:rPr>
+          <w:iCs/>
+          <w:i/>
+        </w:rPr>
+        <w:t xml:space="preserve">Q</w:t>
+      </w:r>
+      <w:r>
+        <w:t xml:space="preserve">_M = 1.49,</w:t>
+      </w:r>
+      <w:r>
+        <w:t xml:space="preserve"> </w:t>
+      </w:r>
+      <w:r>
+        <w:rPr>
+          <w:iCs/>
+          <w:i/>
+        </w:rPr>
+        <w:t xml:space="preserve">p</w:t>
+      </w:r>
+      <w:r>
+        <w:t xml:space="preserve"> </w:t>
+      </w:r>
+      <w:r>
+        <w:t xml:space="preserve">= .68); H1 therefore receives only fragile, non-robust support. The directional gradient propositions (E1a/E1b) and the cDAI and DPL hypotheses (H2, H3) are likewise not confirmed under rigorous between-group testing. These results set theoretically informative bounds: the</w:t>
       </w:r>
       <w:r>
         <w:t xml:space="preserve"> </w:t>
@@ -11974,7 +12703,21 @@
         <w:t xml:space="preserve"> </w:t>
       </w:r>
       <w:r>
-        <w:t xml:space="preserve">= 58 imputed studies) and significant Begg's τ (</w:t>
+        <w:t xml:space="preserve">= 58 imputed studies) and significant Begg's</w:t>
+      </w:r>
+      <w:r>
+        <w:t xml:space="preserve"> </w:t>
+      </w:r>
+      <m:oMath>
+        <m:r>
+          <m:t>τ</m:t>
+        </m:r>
+      </m:oMath>
+      <w:r>
+        <w:t xml:space="preserve"> </w:t>
+      </w:r>
+      <w:r>
+        <w:t xml:space="preserve">(</w:t>
       </w:r>
       <w:r>
         <w:rPr>
@@ -12016,8 +12759,8 @@
         <w:t xml:space="preserve">= 0.035) providing a conservative lower bound. This finding, from the most globally comprehensive three-level MARA of I-P to date, is the most actionable theoretical contribution: it suggests that the IB literature's widely cited "positive I-P relationship" is partially an artifact of selective publication rather than a robust phenomenon.</w:t>
       </w:r>
     </w:p>
-    <w:bookmarkEnd w:id="65"/>
-    <w:bookmarkStart w:id="66" w:name="Xb1fcf2c8d5f0b973be8539a5c4cf4005bf85f3d"/>
+    <w:bookmarkEnd w:id="68"/>
+    <w:bookmarkStart w:id="69" w:name="Xb1fcf2c8d5f0b973be8539a5c4cf4005bf85f3d"/>
     <w:p>
       <w:pPr>
         <w:pStyle w:val="Heading3"/>
@@ -12078,7 +12821,7 @@
         <w:t xml:space="preserve"> </w:t>
       </w:r>
       <w:r>
-        <w:t xml:space="preserve">= 0.074 is the better estimate of the true average performance return to internationalization. Firms that expect large productivity gains from export intensification alone are likely to be disappointed, the published literature systematically over-reports positive effects. Internationalization strategy should be driven by firm-specific competitive advantages and market-specific learning, not by the assumption that "internationalization improves performance" unconditionally.</w:t>
+        <w:t xml:space="preserve">= 0.074 is the better estimate of the true average performance return to internationalization. Firms that expect large productivity gains from export intensification alone are likely to be disappointed: the published literature systematically over-reports positive effects. Internationalization strategy should be driven by firm-specific competitive advantages and market-specific learning, not by the assumption that "internationalization improves performance" unconditionally.</w:t>
       </w:r>
     </w:p>
     <w:p>
@@ -12159,8 +12902,8 @@
         <w:t xml:space="preserve">= 0.079 vs. 0.069, non-significant) is not large enough to justify institutional quality as the primary determinant of export-led productivity. Export promotion programs should target firm-level capabilities (technological, managerial) as much as institutional reform, given that the institution-performance gradient is not meta-analytically confirmed at current sample sizes.</w:t>
       </w:r>
     </w:p>
-    <w:bookmarkEnd w:id="66"/>
-    <w:bookmarkStart w:id="67" w:name="X0f6e89d87400594fb1abd2d07a881153acd68bb"/>
+    <w:bookmarkEnd w:id="69"/>
+    <w:bookmarkStart w:id="70" w:name="X0f6e89d87400594fb1abd2d07a881153acd68bb"/>
     <w:p>
       <w:pPr>
         <w:pStyle w:val="Heading3"/>
@@ -12204,8 +12947,47 @@
       <w:r>
         <w:t xml:space="preserve"> </w:t>
       </w:r>
-      <w:r>
-        <w:t xml:space="preserve">≈ 5, wide CI) does not permit definitive conclusions about the "forced-penalty" hypothesis, a targeted search for SIDS-focused primary studies (as specified in Appendix B) is required before meta-analytic SIDS effects are precise. (2) The cDAI × ICRV joint moderation (three-way interaction) is underpowered in the current dataset (</w:t>
+      <m:oMath>
+        <m:r>
+          <m:rPr>
+            <m:sty m:val="p"/>
+          </m:rPr>
+          <m:t>≈</m:t>
+        </m:r>
+      </m:oMath>
+      <w:r>
+        <w:t xml:space="preserve"> </w:t>
+      </w:r>
+      <w:r>
+        <w:t xml:space="preserve">5, wide CI) does not permit definitive conclusions about the "forced-penalty" hypothesis, a targeted search for SIDS-focused primary studies (as specified in Appendix B) is required before meta-analytic SIDS effects are precise. (2) The c</w:t>
+      </w:r>
+      <m:oMath>
+        <m:r>
+          <m:rPr>
+            <m:nor/>
+            <m:sty m:val="p"/>
+          </m:rPr>
+          <m:t>DAI</m:t>
+        </m:r>
+        <m:r>
+          <m:rPr>
+            <m:sty m:val="p"/>
+          </m:rPr>
+          <m:t>×</m:t>
+        </m:r>
+        <m:r>
+          <m:rPr>
+            <m:nor/>
+            <m:sty m:val="p"/>
+          </m:rPr>
+          <m:t>ICRV</m:t>
+        </m:r>
+      </m:oMath>
+      <w:r>
+        <w:t xml:space="preserve"> </w:t>
+      </w:r>
+      <w:r>
+        <w:t xml:space="preserve">joint moderation (three-way interaction) is underpowered in the current dataset (</w:t>
       </w:r>
       <w:r>
         <w:rPr>
@@ -12264,9 +13046,9 @@
         </w:pict>
       </w:r>
     </w:p>
-    <w:bookmarkEnd w:id="67"/>
-    <w:bookmarkEnd w:id="68"/>
-    <w:bookmarkStart w:id="69" w:name="X6b297cc947e0db5526be369b1f0f4ddc67b2415"/>
+    <w:bookmarkEnd w:id="70"/>
+    <w:bookmarkEnd w:id="71"/>
+    <w:bookmarkStart w:id="72" w:name="X6b297cc947e0db5526be369b1f0f4ddc67b2415"/>
     <w:p>
       <w:pPr>
         <w:pStyle w:val="Heading2"/>
@@ -12343,15 +13125,34 @@
       <w:r>
         <w:t xml:space="preserve"> </w:t>
       </w:r>
-      <w:r>
-        <w:rPr>
-          <w:iCs/>
-          <w:i/>
-        </w:rPr>
-        <w:t xml:space="preserve">I</w:t>
-      </w:r>
-      <w:r>
-        <w:t xml:space="preserve">²_total = 62.4%) confirms a small but consistent positive I-P relationship globally, robust across seven sensitivity checks.</w:t>
+      <m:oMath>
+        <m:sSubSup>
+          <m:e>
+            <m:r>
+              <m:t>I</m:t>
+            </m:r>
+          </m:e>
+          <m:sub>
+            <m:r>
+              <m:rPr>
+                <m:nor/>
+                <m:sty m:val="p"/>
+              </m:rPr>
+              <m:t>total</m:t>
+            </m:r>
+          </m:sub>
+          <m:sup>
+            <m:r>
+              <m:t>2</m:t>
+            </m:r>
+          </m:sup>
+        </m:sSubSup>
+      </m:oMath>
+      <w:r>
+        <w:t xml:space="preserve"> </w:t>
+      </w:r>
+      <w:r>
+        <w:t xml:space="preserve">= 87.8%) confirms a small but consistent positive I-P relationship globally, robust across seven sensitivity checks.</w:t>
       </w:r>
     </w:p>
     <w:p>
@@ -12359,7 +13160,7 @@
         <w:pStyle w:val="BodyText"/>
       </w:pPr>
       <w:r>
-        <w:t xml:space="preserve">H1 (ICRV between-regime Q_M test) is confirmed (</w:t>
+        <w:t xml:space="preserve">H1 (ICRV between-regime Q_M test) receives only fragile support: the full-sample omnibus is significant (</w:t>
       </w:r>
       <w:r>
         <w:rPr>
@@ -12385,7 +13186,36 @@
         <w:t xml:space="preserve"> </w:t>
       </w:r>
       <w:r>
-        <w:t xml:space="preserve">= .002), establishing that I-P effect sizes vary systematically across institutional regimes. However, the directional gradient (E1a: Advanced largest; E1b: Frontier smallest) is not meta-analytically confirmable with sparse regime cells (Frontier</w:t>
+        <w:t xml:space="preserve">= .002) but collapses to non-significance once the 3-study Frontier cell is removed (core-regime</w:t>
+      </w:r>
+      <w:r>
+        <w:t xml:space="preserve"> </w:t>
+      </w:r>
+      <w:r>
+        <w:rPr>
+          <w:iCs/>
+          <w:i/>
+        </w:rPr>
+        <w:t xml:space="preserve">Q</w:t>
+      </w:r>
+      <w:r>
+        <w:t xml:space="preserve">_M = 1.49,</w:t>
+      </w:r>
+      <w:r>
+        <w:t xml:space="preserve"> </w:t>
+      </w:r>
+      <w:r>
+        <w:rPr>
+          <w:iCs/>
+          <w:i/>
+        </w:rPr>
+        <w:t xml:space="preserve">p</w:t>
+      </w:r>
+      <w:r>
+        <w:t xml:space="preserve"> </w:t>
+      </w:r>
+      <w:r>
+        <w:t xml:space="preserve">= .68), so robust between-regime moderation is not established. The directional gradient (E1a: Advanced largest; E1b: Frontier smallest) is likewise not meta-analytically confirmable with sparse regime cells (Frontier</w:t>
       </w:r>
       <w:r>
         <w:t xml:space="preserve"> </w:t>
@@ -12530,18 +13360,39 @@
       <w:r>
         <w:t xml:space="preserve"> </w:t>
       </w:r>
-      <w:r>
-        <w:t xml:space="preserve">≈ 0.035 than the oft-cited figures in the 0.07–0.10 range. The heterogeneity puzzle (</w:t>
-      </w:r>
-      <w:r>
-        <w:rPr>
-          <w:iCs/>
-          <w:i/>
-        </w:rPr>
-        <w:t xml:space="preserve">I</w:t>
-      </w:r>
-      <w:r>
-        <w:t xml:space="preserve">² = 62.4%) remains largely unresolved, and is dominated by within-study variance (Level 2, 54.1%) rather than between-study differences (Level 3, 8.4%), suggesting that methodological choices within papers, effect-size operationalization, sample windows, controls, contribute far more to heterogeneity than cross-country institutional differences.</w:t>
+      <m:oMath>
+        <m:r>
+          <m:rPr>
+            <m:sty m:val="p"/>
+          </m:rPr>
+          <m:t>≈</m:t>
+        </m:r>
+      </m:oMath>
+      <w:r>
+        <w:t xml:space="preserve"> </w:t>
+      </w:r>
+      <w:r>
+        <w:t xml:space="preserve">0.035 than the oft-cited figures in the 0.07–0.10 range. The heterogeneity puzzle (</w:t>
+      </w:r>
+      <m:oMath>
+        <m:sSup>
+          <m:e>
+            <m:r>
+              <m:t>I</m:t>
+            </m:r>
+          </m:e>
+          <m:sup>
+            <m:r>
+              <m:t>2</m:t>
+            </m:r>
+          </m:sup>
+        </m:sSup>
+      </m:oMath>
+      <w:r>
+        <w:t xml:space="preserve"> </w:t>
+      </w:r>
+      <w:r>
+        <w:t xml:space="preserve">= 87.8%) remains largely unresolved, and is dominated by within-study variance (Level 2, 76.1%) rather than between-study differences (Level 3, 11.8%), suggesting that methodological choices within papers, effect-size operationalization, sample windows, controls, contribute far more to heterogeneity than cross-country institutional differences.</w:t>
       </w:r>
     </w:p>
     <w:p>
@@ -12681,20 +13532,18 @@
         <w:t xml:space="preserve">Q</w:t>
       </w:r>
       <w:r>
-        <w:t xml:space="preserve">_M; future work should search for additional Frontier-regime studies. Third, cDAI is measured at the study level using country-year World Bank Digital Adoption Index scores (primary) or ITU Digital Development Index (secondary), not direct replication of the WBES firm-level indicators used in the companion primary studies; any systematic error in the country-year DAI assignment, for instance, from vintage mismatch between the study's data period and the DAI score's reference year, may attenuate the moderation coefficient. Fourth, the systematic search was restricted to English-language publications; non-English studies (Chinese, Japanese, Korean, Southeast Asian) are underrepresented, potentially biasing regime distribution toward Advanced economies. Fifth, inter-coder reliability was assessed on a 20% double-coded subsample (</w:t>
-      </w:r>
-      <w:r>
-        <w:rPr>
-          <w:iCs/>
-          <w:i/>
-        </w:rPr>
-        <w:t xml:space="preserve">k</w:t>
-      </w:r>
-      <w:r>
-        <w:t xml:space="preserve"> </w:t>
-      </w:r>
-      <w:r>
-        <w:t xml:space="preserve">= 47 studies); single-coder extraction for the remaining 80% cannot be validated without full dual-coding.</w:t>
+        <w:t xml:space="preserve">_M; future work should search for additional Frontier-regime studies. Third, cDAI is measured at the study level using country-year World Bank Digital Adoption Index scores (primary) or ITU Digital Development Index (secondary), not direct replication of the WBES firm-level indicators used in the companion primary studies; any systematic error in the country-year DAI assignment, for instance, from vintage mismatch between the study's data period and the DAI score's reference year, may attenuate the moderation coefficient. Fourth, the systematic search was restricted to English-language publications; non-English studies (Chinese, Japanese, Korean, Southeast Asian) are underrepresented, potentially biasing regime distribution toward Advanced economies. Fifth, all effect-size extraction and moderator coding were performed by a single coder (the first author); without a second independent coder, formal inter-coder reliability (Cohen's</w:t>
+      </w:r>
+      <w:r>
+        <w:t xml:space="preserve"> </w:t>
+      </w:r>
+      <m:oMath>
+        <m:r>
+          <m:t>κ</m:t>
+        </m:r>
+      </m:oMath>
+      <w:r>
+        <w:t xml:space="preserve">) could not be computed and coding decisions could not be cross-validated. Coding quality was instead supported by protocol calibration on a pilot set and by double-entry verification against source PDFs (Section 3.3.2), but the single-coder design remains a constraint, and a dual-coded reliability check is a priority for the planned formal-search expansion.</w:t>
       </w:r>
     </w:p>
     <w:p>
@@ -12743,8 +13592,19 @@
       <w:r>
         <w:t xml:space="preserve"> </w:t>
       </w:r>
-      <w:r>
-        <w:t xml:space="preserve">≥ 400 corpus. Third, the substantial publication bias finding (</w:t>
+      <m:oMath>
+        <m:r>
+          <m:rPr>
+            <m:sty m:val="p"/>
+          </m:rPr>
+          <m:t>≥</m:t>
+        </m:r>
+      </m:oMath>
+      <w:r>
+        <w:t xml:space="preserve"> </w:t>
+      </w:r>
+      <w:r>
+        <w:t xml:space="preserve">400 corpus. Third, the substantial publication bias finding (</w:t>
       </w:r>
       <w:r>
         <w:rPr>
@@ -12783,8 +13643,8 @@
         </w:pict>
       </w:r>
     </w:p>
-    <w:bookmarkEnd w:id="69"/>
-    <w:bookmarkStart w:id="70" w:name="funding"/>
+    <w:bookmarkEnd w:id="72"/>
+    <w:bookmarkStart w:id="73" w:name="funding"/>
     <w:p>
       <w:pPr>
         <w:pStyle w:val="Heading2"/>
@@ -12801,8 +13661,8 @@
         <w:t xml:space="preserve">This research received no specific grant from any funding agency in the public, commercial, or not-for-profit sectors.</w:t>
       </w:r>
     </w:p>
-    <w:bookmarkEnd w:id="70"/>
-    <w:bookmarkStart w:id="71" w:name="competing-interests"/>
+    <w:bookmarkEnd w:id="73"/>
+    <w:bookmarkStart w:id="74" w:name="competing-interests"/>
     <w:p>
       <w:pPr>
         <w:pStyle w:val="Heading2"/>
@@ -12819,8 +13679,8 @@
         <w:t xml:space="preserve">The authors declare no conflict of interest.</w:t>
       </w:r>
     </w:p>
-    <w:bookmarkEnd w:id="71"/>
-    <w:bookmarkStart w:id="72" w:name="data-availability"/>
+    <w:bookmarkEnd w:id="74"/>
+    <w:bookmarkStart w:id="75" w:name="data-availability"/>
     <w:p>
       <w:pPr>
         <w:pStyle w:val="Heading2"/>
@@ -12862,8 +13722,8 @@
         </w:pict>
       </w:r>
     </w:p>
-    <w:bookmarkEnd w:id="72"/>
-    <w:bookmarkStart w:id="76" w:name="references"/>
+    <w:bookmarkEnd w:id="75"/>
+    <w:bookmarkStart w:id="81" w:name="references"/>
     <w:p>
       <w:pPr>
         <w:pStyle w:val="Heading2"/>
@@ -12877,20 +13737,20 @@
         <w:pStyle w:val="FirstParagraph"/>
       </w:pPr>
       <w:r>
-        <w:t xml:space="preserve">Aguinis, H., Dalton, D. R., Bosco, F. A., Pierce, C. A., &amp; Dalton, C. M. (2011). Meta-analytic choices and judgment calls: Implications for theory and research.</w:t>
-      </w:r>
-      <w:r>
-        <w:t xml:space="preserve"> </w:t>
-      </w:r>
-      <w:r>
-        <w:rPr>
-          <w:iCs/>
-          <w:i/>
-        </w:rPr>
-        <w:t xml:space="preserve">Journal of Management, 37</w:t>
-      </w:r>
-      <w:r>
-        <w:t xml:space="preserve">(1), 5–38.</w:t>
+        <w:t xml:space="preserve">Arte, P., &amp; Larimo, J. (2022). Moderating influence of product diversification on the internationalization-performance relationship: Insights from meta-analysis.</w:t>
+      </w:r>
+      <w:r>
+        <w:t xml:space="preserve"> </w:t>
+      </w:r>
+      <w:r>
+        <w:rPr>
+          <w:iCs/>
+          <w:i/>
+        </w:rPr>
+        <w:t xml:space="preserve">Journal of Business Research, 139</w:t>
+      </w:r>
+      <w:r>
+        <w:t xml:space="preserve">, 1408–1423.</w:t>
       </w:r>
     </w:p>
     <w:p>
@@ -12898,20 +13758,20 @@
         <w:pStyle w:val="BodyText"/>
       </w:pPr>
       <w:r>
-        <w:t xml:space="preserve">Arte, P., &amp; Larimo, J. (2022). Moderating influence of product diversification on the internationalization-performance relationship: Insights from meta-analysis.</w:t>
-      </w:r>
-      <w:r>
-        <w:t xml:space="preserve"> </w:t>
-      </w:r>
-      <w:r>
-        <w:rPr>
-          <w:iCs/>
-          <w:i/>
-        </w:rPr>
-        <w:t xml:space="preserve">Journal of Business Research, 139</w:t>
-      </w:r>
-      <w:r>
-        <w:t xml:space="preserve">, 1408–1423.</w:t>
+        <w:t xml:space="preserve">Barney, J. (1991). Firm resources and sustained competitive advantage.</w:t>
+      </w:r>
+      <w:r>
+        <w:t xml:space="preserve"> </w:t>
+      </w:r>
+      <w:r>
+        <w:rPr>
+          <w:iCs/>
+          <w:i/>
+        </w:rPr>
+        <w:t xml:space="preserve">Journal of Management, 17</w:t>
+      </w:r>
+      <w:r>
+        <w:t xml:space="preserve">(1), 99–120.</w:t>
       </w:r>
     </w:p>
     <w:p>
@@ -12919,20 +13779,20 @@
         <w:pStyle w:val="BodyText"/>
       </w:pPr>
       <w:r>
-        <w:t xml:space="preserve">Barney, J. (1991). Firm resources and sustained competitive advantage.</w:t>
-      </w:r>
-      <w:r>
-        <w:t xml:space="preserve"> </w:t>
-      </w:r>
-      <w:r>
-        <w:rPr>
-          <w:iCs/>
-          <w:i/>
-        </w:rPr>
-        <w:t xml:space="preserve">Journal of Management, 17</w:t>
-      </w:r>
-      <w:r>
-        <w:t xml:space="preserve">(1), 99–120.</w:t>
+        <w:t xml:space="preserve">Bausch, A., &amp; Krist, M. (2007). The effect of context-related moderators on the internationalization–performance relationship: Evidence from meta-analysis.</w:t>
+      </w:r>
+      <w:r>
+        <w:t xml:space="preserve"> </w:t>
+      </w:r>
+      <w:r>
+        <w:rPr>
+          <w:iCs/>
+          <w:i/>
+        </w:rPr>
+        <w:t xml:space="preserve">Management International Review, 47</w:t>
+      </w:r>
+      <w:r>
+        <w:t xml:space="preserve">(3), 319–347.</w:t>
       </w:r>
     </w:p>
     <w:p>
@@ -12940,20 +13800,20 @@
         <w:pStyle w:val="BodyText"/>
       </w:pPr>
       <w:r>
-        <w:t xml:space="preserve">Bausch, A., &amp; Krist, M. (2007). The effect of context-related moderators on the internationalization–performance relationship: Evidence from meta-analysis.</w:t>
-      </w:r>
-      <w:r>
-        <w:t xml:space="preserve"> </w:t>
-      </w:r>
-      <w:r>
-        <w:rPr>
-          <w:iCs/>
-          <w:i/>
-        </w:rPr>
-        <w:t xml:space="preserve">Management International Review, 47</w:t>
-      </w:r>
-      <w:r>
-        <w:t xml:space="preserve">(3), 319–347.</w:t>
+        <w:t xml:space="preserve">Begg, C. B., &amp; Mazumdar, M. (1994). Operating characteristics of a rank correlation test for publication bias.</w:t>
+      </w:r>
+      <w:r>
+        <w:t xml:space="preserve"> </w:t>
+      </w:r>
+      <w:r>
+        <w:rPr>
+          <w:iCs/>
+          <w:i/>
+        </w:rPr>
+        <w:t xml:space="preserve">Biometrics, 50</w:t>
+      </w:r>
+      <w:r>
+        <w:t xml:space="preserve">(4), 1088–1101.</w:t>
       </w:r>
     </w:p>
     <w:p>
@@ -12961,20 +13821,20 @@
         <w:pStyle w:val="BodyText"/>
       </w:pPr>
       <w:r>
-        <w:t xml:space="preserve">Begg, C. B., &amp; Mazumdar, M. (1994). Operating characteristics of a rank correlation test for publication bias.</w:t>
-      </w:r>
-      <w:r>
-        <w:t xml:space="preserve"> </w:t>
-      </w:r>
-      <w:r>
-        <w:rPr>
-          <w:iCs/>
-          <w:i/>
-        </w:rPr>
-        <w:t xml:space="preserve">Biometrics, 50</w:t>
-      </w:r>
-      <w:r>
-        <w:t xml:space="preserve">(4), 1088–1101.</w:t>
+        <w:t xml:space="preserve">Bharadwaj, A., El Sawy, O. A., Pavlou, P. A., &amp; Venkatraman, N. (2013). Digital business strategy: Toward a next generation of insights.</w:t>
+      </w:r>
+      <w:r>
+        <w:t xml:space="preserve"> </w:t>
+      </w:r>
+      <w:r>
+        <w:rPr>
+          <w:iCs/>
+          <w:i/>
+        </w:rPr>
+        <w:t xml:space="preserve">MIS Quarterly, 37</w:t>
+      </w:r>
+      <w:r>
+        <w:t xml:space="preserve">(2), 471–482.</w:t>
       </w:r>
     </w:p>
     <w:p>
@@ -12982,20 +13842,23 @@
         <w:pStyle w:val="BodyText"/>
       </w:pPr>
       <w:r>
-        <w:t xml:space="preserve">Bharadwaj, A., El Sawy, O. A., Pavlou, P. A., &amp; Venkatraman, N. (2013). Digital business strategy: Toward a next generation of insights.</w:t>
-      </w:r>
-      <w:r>
-        <w:t xml:space="preserve"> </w:t>
-      </w:r>
-      <w:r>
-        <w:rPr>
-          <w:iCs/>
-          <w:i/>
-        </w:rPr>
-        <w:t xml:space="preserve">MIS Quarterly, 37</w:t>
-      </w:r>
-      <w:r>
-        <w:t xml:space="preserve">(2), 471–482.</w:t>
+        <w:t xml:space="preserve">Borenstein, M., Hedges, L. V., Higgins, J. P. T., &amp; Rothstein, H. R. (2021).</w:t>
+      </w:r>
+      <w:r>
+        <w:t xml:space="preserve"> </w:t>
+      </w:r>
+      <w:r>
+        <w:rPr>
+          <w:iCs/>
+          <w:i/>
+        </w:rPr>
+        <w:t xml:space="preserve">Introduction to meta-analysis</w:t>
+      </w:r>
+      <w:r>
+        <w:t xml:space="preserve"> </w:t>
+      </w:r>
+      <w:r>
+        <w:t xml:space="preserve">(2nd ed.). Wiley.</w:t>
       </w:r>
     </w:p>
     <w:p>
@@ -13003,23 +13866,20 @@
         <w:pStyle w:val="BodyText"/>
       </w:pPr>
       <w:r>
-        <w:t xml:space="preserve">Borenstein, M., Hedges, L. V., Higgins, J. P. T., &amp; Rothstein, H. R. (2021).</w:t>
-      </w:r>
-      <w:r>
-        <w:t xml:space="preserve"> </w:t>
-      </w:r>
-      <w:r>
-        <w:rPr>
-          <w:iCs/>
-          <w:i/>
-        </w:rPr>
-        <w:t xml:space="preserve">Introduction to meta-analysis</w:t>
-      </w:r>
-      <w:r>
-        <w:t xml:space="preserve"> </w:t>
-      </w:r>
-      <w:r>
-        <w:t xml:space="preserve">(2nd ed.). Wiley.</w:t>
+        <w:t xml:space="preserve">Brynjolfsson, E., Rock, D., &amp; Syverson, C. (2021). The productivity J-curve: How intangibles complement general purpose technologies.</w:t>
+      </w:r>
+      <w:r>
+        <w:t xml:space="preserve"> </w:t>
+      </w:r>
+      <w:r>
+        <w:rPr>
+          <w:iCs/>
+          <w:i/>
+        </w:rPr>
+        <w:t xml:space="preserve">American Economic Journal: Macroeconomics, 13</w:t>
+      </w:r>
+      <w:r>
+        <w:t xml:space="preserve">(1), 333–372.</w:t>
       </w:r>
     </w:p>
     <w:p>
@@ -13027,20 +13887,20 @@
         <w:pStyle w:val="BodyText"/>
       </w:pPr>
       <w:r>
-        <w:t xml:space="preserve">Brynjolfsson, E., Rock, D., &amp; Syverson, C. (2021). The productivity J-curve: How intangibles complement general purpose technologies.</w:t>
-      </w:r>
-      <w:r>
-        <w:t xml:space="preserve"> </w:t>
-      </w:r>
-      <w:r>
-        <w:rPr>
-          <w:iCs/>
-          <w:i/>
-        </w:rPr>
-        <w:t xml:space="preserve">American Economic Journal: Macroeconomics, 13</w:t>
-      </w:r>
-      <w:r>
-        <w:t xml:space="preserve">(1), 333–372.</w:t>
+        <w:t xml:space="preserve">Bustamante, C. V., Mingo, S., &amp; Matusik, S. F. (2022). Institutions, digital capabilities and the internationalization of SMEs.</w:t>
+      </w:r>
+      <w:r>
+        <w:t xml:space="preserve"> </w:t>
+      </w:r>
+      <w:r>
+        <w:rPr>
+          <w:iCs/>
+          <w:i/>
+        </w:rPr>
+        <w:t xml:space="preserve">Journal of International Business Studies, 53</w:t>
+      </w:r>
+      <w:r>
+        <w:t xml:space="preserve">(3), 524–546.</w:t>
       </w:r>
     </w:p>
     <w:p>
@@ -13048,20 +13908,20 @@
         <w:pStyle w:val="BodyText"/>
       </w:pPr>
       <w:r>
-        <w:t xml:space="preserve">Bustamante, C. V., Mingo, S., &amp; Matusik, S. F. (2022). Institutions, digital capabilities and the internationalization of SMEs.</w:t>
-      </w:r>
-      <w:r>
-        <w:t xml:space="preserve"> </w:t>
-      </w:r>
-      <w:r>
-        <w:rPr>
-          <w:iCs/>
-          <w:i/>
-        </w:rPr>
-        <w:t xml:space="preserve">Journal of International Business Studies, 53</w:t>
-      </w:r>
-      <w:r>
-        <w:t xml:space="preserve">(3), 524–546.</w:t>
+        <w:t xml:space="preserve">Cheung, M. W.-L. (2014). Modeling dependent effect sizes with three-level meta-analyses.</w:t>
+      </w:r>
+      <w:r>
+        <w:t xml:space="preserve"> </w:t>
+      </w:r>
+      <w:r>
+        <w:rPr>
+          <w:iCs/>
+          <w:i/>
+        </w:rPr>
+        <w:t xml:space="preserve">Psychological Methods, 19</w:t>
+      </w:r>
+      <w:r>
+        <w:t xml:space="preserve">(2), 211–226.</w:t>
       </w:r>
     </w:p>
     <w:p>
@@ -13069,20 +13929,23 @@
         <w:pStyle w:val="BodyText"/>
       </w:pPr>
       <w:r>
-        <w:t xml:space="preserve">Cheung, M. W.-L. (2014). Modeling dependent effect sizes with three-level meta-analyses.</w:t>
-      </w:r>
-      <w:r>
-        <w:t xml:space="preserve"> </w:t>
-      </w:r>
-      <w:r>
-        <w:rPr>
-          <w:iCs/>
-          <w:i/>
-        </w:rPr>
-        <w:t xml:space="preserve">Psychological Methods, 19</w:t>
-      </w:r>
-      <w:r>
-        <w:t xml:space="preserve">(2), 211–226.</w:t>
+        <w:t xml:space="preserve">Cohen, J. (1988).</w:t>
+      </w:r>
+      <w:r>
+        <w:t xml:space="preserve"> </w:t>
+      </w:r>
+      <w:r>
+        <w:rPr>
+          <w:iCs/>
+          <w:i/>
+        </w:rPr>
+        <w:t xml:space="preserve">Statistical power analysis for the behavioral sciences</w:t>
+      </w:r>
+      <w:r>
+        <w:t xml:space="preserve"> </w:t>
+      </w:r>
+      <w:r>
+        <w:t xml:space="preserve">(2nd ed.). Lawrence Erlbaum.</w:t>
       </w:r>
     </w:p>
     <w:p>
@@ -13090,23 +13953,23 @@
         <w:pStyle w:val="BodyText"/>
       </w:pPr>
       <w:r>
-        <w:t xml:space="preserve">Cohen, J. (1988).</w:t>
-      </w:r>
-      <w:r>
-        <w:t xml:space="preserve"> </w:t>
-      </w:r>
-      <w:r>
-        <w:rPr>
-          <w:iCs/>
-          <w:i/>
-        </w:rPr>
-        <w:t xml:space="preserve">Statistical power analysis for the behavioral sciences</w:t>
-      </w:r>
-      <w:r>
-        <w:t xml:space="preserve"> </w:t>
-      </w:r>
-      <w:r>
-        <w:t xml:space="preserve">(2nd ed.). Lawrence Erlbaum.</w:t>
+        <w:t xml:space="preserve">Cooper, H. (2010).</w:t>
+      </w:r>
+      <w:r>
+        <w:t xml:space="preserve"> </w:t>
+      </w:r>
+      <w:r>
+        <w:rPr>
+          <w:iCs/>
+          <w:i/>
+        </w:rPr>
+        <w:t xml:space="preserve">Research synthesis and meta-analysis: A step-by-step approach</w:t>
+      </w:r>
+      <w:r>
+        <w:t xml:space="preserve"> </w:t>
+      </w:r>
+      <w:r>
+        <w:t xml:space="preserve">(4th ed.). Sage.</w:t>
       </w:r>
     </w:p>
     <w:p>
@@ -13114,23 +13977,20 @@
         <w:pStyle w:val="BodyText"/>
       </w:pPr>
       <w:r>
-        <w:t xml:space="preserve">Cooper, H. (2010).</w:t>
-      </w:r>
-      <w:r>
-        <w:t xml:space="preserve"> </w:t>
-      </w:r>
-      <w:r>
-        <w:rPr>
-          <w:iCs/>
-          <w:i/>
-        </w:rPr>
-        <w:t xml:space="preserve">Research synthesis and meta-analysis: A step-by-step approach</w:t>
-      </w:r>
-      <w:r>
-        <w:t xml:space="preserve"> </w:t>
-      </w:r>
-      <w:r>
-        <w:t xml:space="preserve">(4th ed.). Sage.</w:t>
+        <w:t xml:space="preserve">David, P. A. (1990). The dynamo and the computer: An historical perspective on the modern productivity paradox.</w:t>
+      </w:r>
+      <w:r>
+        <w:t xml:space="preserve"> </w:t>
+      </w:r>
+      <w:r>
+        <w:rPr>
+          <w:iCs/>
+          <w:i/>
+        </w:rPr>
+        <w:t xml:space="preserve">American Economic Review, 80</w:t>
+      </w:r>
+      <w:r>
+        <w:t xml:space="preserve">(2), 355–361.</w:t>
       </w:r>
     </w:p>
     <w:p>
@@ -13138,21 +13998,32 @@
         <w:pStyle w:val="BodyText"/>
       </w:pPr>
       <w:r>
-        <w:t xml:space="preserve">David, P. A. (1990). The dynamo and the computer: An historical perspective on the modern productivity paradox.</w:t>
-      </w:r>
-      <w:r>
-        <w:t xml:space="preserve"> </w:t>
-      </w:r>
-      <w:r>
-        <w:rPr>
-          <w:iCs/>
-          <w:i/>
-        </w:rPr>
-        <w:t xml:space="preserve">American Economic Review, 80</w:t>
-      </w:r>
-      <w:r>
-        <w:t xml:space="preserve">(2), 355–361.</w:t>
-      </w:r>
+        <w:t xml:space="preserve">Dickersin, K. (1990). The existence of publication bias and risk factors for its occurrence.</w:t>
+      </w:r>
+      <w:r>
+        <w:t xml:space="preserve"> </w:t>
+      </w:r>
+      <w:r>
+        <w:rPr>
+          <w:iCs/>
+          <w:i/>
+        </w:rPr>
+        <w:t xml:space="preserve">JAMA, 263</w:t>
+      </w:r>
+      <w:r>
+        <w:t xml:space="preserve">(10), 1385–1389.</w:t>
+      </w:r>
+      <w:r>
+        <w:t xml:space="preserve"> </w:t>
+      </w:r>
+      <w:hyperlink r:id="rId76">
+        <w:r>
+          <w:rPr>
+            <w:rStyle w:val="Hyperlink"/>
+          </w:rPr>
+          <w:t xml:space="preserve">https://doi.org/10.1001/jama.1990.03440100097014</w:t>
+        </w:r>
+      </w:hyperlink>
     </w:p>
     <w:p>
       <w:pPr>
@@ -13201,7 +14072,7 @@
       <w:r>
         <w:t xml:space="preserve"> </w:t>
       </w:r>
-      <w:hyperlink r:id="rId73">
+      <w:hyperlink r:id="rId77">
         <w:r>
           <w:rPr>
             <w:rStyle w:val="Hyperlink"/>
@@ -13320,20 +14191,20 @@
         <w:pStyle w:val="BodyText"/>
       </w:pPr>
       <w:r>
-        <w:t xml:space="preserve">Jensen, M. C., &amp; Meckling, W. H. (1976). Theory of the firm: Managerial behavior, agency costs and ownership structure.</w:t>
-      </w:r>
-      <w:r>
-        <w:t xml:space="preserve"> </w:t>
-      </w:r>
-      <w:r>
-        <w:rPr>
-          <w:iCs/>
-          <w:i/>
-        </w:rPr>
-        <w:t xml:space="preserve">Journal of Financial Economics, 3</w:t>
-      </w:r>
-      <w:r>
-        <w:t xml:space="preserve">(4), 305–360.</w:t>
+        <w:t xml:space="preserve">Johanson, J., &amp; Vahlne, J.-E. (1977). The internationalization process of the firm: A model of knowledge development and increasing foreign market commitments.</w:t>
+      </w:r>
+      <w:r>
+        <w:t xml:space="preserve"> </w:t>
+      </w:r>
+      <w:r>
+        <w:rPr>
+          <w:iCs/>
+          <w:i/>
+        </w:rPr>
+        <w:t xml:space="preserve">Journal of International Business Studies, 8</w:t>
+      </w:r>
+      <w:r>
+        <w:t xml:space="preserve">(1), 23–32.</w:t>
       </w:r>
     </w:p>
     <w:p>
@@ -13341,20 +14212,20 @@
         <w:pStyle w:val="BodyText"/>
       </w:pPr>
       <w:r>
-        <w:t xml:space="preserve">Johanson, J., &amp; Vahlne, J.-E. (1977). The internationalization process of the firm: A model of knowledge development and increasing foreign market commitments.</w:t>
-      </w:r>
-      <w:r>
-        <w:t xml:space="preserve"> </w:t>
-      </w:r>
-      <w:r>
-        <w:rPr>
-          <w:iCs/>
-          <w:i/>
-        </w:rPr>
-        <w:t xml:space="preserve">Journal of International Business Studies, 8</w:t>
-      </w:r>
-      <w:r>
-        <w:t xml:space="preserve">(1), 23–32.</w:t>
+        <w:t xml:space="preserve">Katz, R., &amp; Callorda, F. (2018).</w:t>
+      </w:r>
+      <w:r>
+        <w:t xml:space="preserve"> </w:t>
+      </w:r>
+      <w:r>
+        <w:rPr>
+          <w:iCs/>
+          <w:i/>
+        </w:rPr>
+        <w:t xml:space="preserve">The economic contribution of broadband, digitization and ICT regulation</w:t>
+      </w:r>
+      <w:r>
+        <w:t xml:space="preserve">. ITU Telecommunication Development Sector.</w:t>
       </w:r>
     </w:p>
     <w:p>
@@ -13362,20 +14233,20 @@
         <w:pStyle w:val="BodyText"/>
       </w:pPr>
       <w:r>
-        <w:t xml:space="preserve">Katz, R., &amp; Callorda, F. (2018).</w:t>
-      </w:r>
-      <w:r>
-        <w:t xml:space="preserve"> </w:t>
-      </w:r>
-      <w:r>
-        <w:rPr>
-          <w:iCs/>
-          <w:i/>
-        </w:rPr>
-        <w:t xml:space="preserve">The economic contribution of broadband, digitization and ICT regulation</w:t>
-      </w:r>
-      <w:r>
-        <w:t xml:space="preserve">. ITU Telecommunication Development Sector.</w:t>
+        <w:t xml:space="preserve">Khanna, T., &amp; Palepu, K. G. (2010).</w:t>
+      </w:r>
+      <w:r>
+        <w:t xml:space="preserve"> </w:t>
+      </w:r>
+      <w:r>
+        <w:rPr>
+          <w:iCs/>
+          <w:i/>
+        </w:rPr>
+        <w:t xml:space="preserve">Winning in emerging markets: A road map for strategy and execution</w:t>
+      </w:r>
+      <w:r>
+        <w:t xml:space="preserve">. Harvard Business Press.</w:t>
       </w:r>
     </w:p>
     <w:p>
@@ -13383,20 +14254,20 @@
         <w:pStyle w:val="BodyText"/>
       </w:pPr>
       <w:r>
-        <w:t xml:space="preserve">Khanna, T., &amp; Palepu, K. G. (2010).</w:t>
-      </w:r>
-      <w:r>
-        <w:t xml:space="preserve"> </w:t>
-      </w:r>
-      <w:r>
-        <w:rPr>
-          <w:iCs/>
-          <w:i/>
-        </w:rPr>
-        <w:t xml:space="preserve">Winning in emerging markets: A road map for strategy and execution</w:t>
-      </w:r>
-      <w:r>
-        <w:t xml:space="preserve">. Harvard Business Press.</w:t>
+        <w:t xml:space="preserve">Kirca, A. H., Hult, G. T. M., Deligonul, S., Perryy, M. Z., &amp; Cavusgil, S. T. (2012). A multilevel examination of the drivers of firm multinationality: A meta-analysis.</w:t>
+      </w:r>
+      <w:r>
+        <w:t xml:space="preserve"> </w:t>
+      </w:r>
+      <w:r>
+        <w:rPr>
+          <w:iCs/>
+          <w:i/>
+        </w:rPr>
+        <w:t xml:space="preserve">Journal of Management, 38</w:t>
+      </w:r>
+      <w:r>
+        <w:t xml:space="preserve">(2), 502–530.</w:t>
       </w:r>
     </w:p>
     <w:p>
@@ -13404,20 +14275,20 @@
         <w:pStyle w:val="BodyText"/>
       </w:pPr>
       <w:r>
-        <w:t xml:space="preserve">Kirca, A. H., Hult, G. T. M., Deligonul, S., Perryy, M. Z., &amp; Cavusgil, S. T. (2012). A multilevel examination of the drivers of firm multinationality: A meta-analysis.</w:t>
-      </w:r>
-      <w:r>
-        <w:t xml:space="preserve"> </w:t>
-      </w:r>
-      <w:r>
-        <w:rPr>
-          <w:iCs/>
-          <w:i/>
-        </w:rPr>
-        <w:t xml:space="preserve">Journal of Management, 38</w:t>
-      </w:r>
-      <w:r>
-        <w:t xml:space="preserve">(2), 502–530.</w:t>
+        <w:t xml:space="preserve">Kraus, S., Breier, M., Lim, W. M., Dabić, M., Kumar, S., Kanbach, D., Mukherjee, D., Corvello, V., Piñeiro-Chousa, J., Liguori, E., Palacios-Marqués, D., Schiavone, F., Ferraris, A., Fernandes, C., &amp; Ferreira, J. J. (2022). Literature reviews as independent studies: Guidelines for academic practice.</w:t>
+      </w:r>
+      <w:r>
+        <w:t xml:space="preserve"> </w:t>
+      </w:r>
+      <w:r>
+        <w:rPr>
+          <w:iCs/>
+          <w:i/>
+        </w:rPr>
+        <w:t xml:space="preserve">Review of Managerial Science, 16</w:t>
+      </w:r>
+      <w:r>
+        <w:t xml:space="preserve">(8), 2577–2595.</w:t>
       </w:r>
     </w:p>
     <w:p>
@@ -13425,20 +14296,20 @@
         <w:pStyle w:val="BodyText"/>
       </w:pPr>
       <w:r>
-        <w:t xml:space="preserve">Kraus, S., Breier, M., Lim, W. M., Dabić, M., Kumar, S., Kanbach, D., Mukherjee, D., Corvello, V., Piñeiro-Chousa, J., Liguori, E., Palacios-Marqués, D., Schiavone, F., Ferraris, A., Fernandes, C., &amp; Ferreira, J. J. (2022). Literature reviews as independent studies: Guidelines for academic practice.</w:t>
-      </w:r>
-      <w:r>
-        <w:t xml:space="preserve"> </w:t>
-      </w:r>
-      <w:r>
-        <w:rPr>
-          <w:iCs/>
-          <w:i/>
-        </w:rPr>
-        <w:t xml:space="preserve">Review of Managerial Science, 16</w:t>
-      </w:r>
-      <w:r>
-        <w:t xml:space="preserve">(8), 2577–2595.</w:t>
+        <w:t xml:space="preserve">Kogut, B., &amp; Zander, U. (1993). Knowledge of the firm and the evolutionary theory of the multinational corporation.</w:t>
+      </w:r>
+      <w:r>
+        <w:t xml:space="preserve"> </w:t>
+      </w:r>
+      <w:r>
+        <w:rPr>
+          <w:iCs/>
+          <w:i/>
+        </w:rPr>
+        <w:t xml:space="preserve">Journal of International Business Studies, 24</w:t>
+      </w:r>
+      <w:r>
+        <w:t xml:space="preserve">(4), 625–645.</w:t>
       </w:r>
     </w:p>
     <w:p>
@@ -13446,20 +14317,20 @@
         <w:pStyle w:val="BodyText"/>
       </w:pPr>
       <w:r>
-        <w:t xml:space="preserve">Kogut, B., &amp; Zander, U. (1993). Knowledge of the firm and the evolutionary theory of the multinational corporation.</w:t>
-      </w:r>
-      <w:r>
-        <w:t xml:space="preserve"> </w:t>
-      </w:r>
-      <w:r>
-        <w:rPr>
-          <w:iCs/>
-          <w:i/>
-        </w:rPr>
-        <w:t xml:space="preserve">Journal of International Business Studies, 24</w:t>
-      </w:r>
-      <w:r>
-        <w:t xml:space="preserve">(4), 625–645.</w:t>
+        <w:t xml:space="preserve">Marano, V., Arregle, J.-L., Hitt, M. A., Spadafora, E., &amp; van Essen, M. (2016). Home country institutions and the internationalization-performance relationship: A meta-analytic review.</w:t>
+      </w:r>
+      <w:r>
+        <w:t xml:space="preserve"> </w:t>
+      </w:r>
+      <w:r>
+        <w:rPr>
+          <w:iCs/>
+          <w:i/>
+        </w:rPr>
+        <w:t xml:space="preserve">Journal of Management, 42</w:t>
+      </w:r>
+      <w:r>
+        <w:t xml:space="preserve">(5), 1075–1110.</w:t>
       </w:r>
     </w:p>
     <w:p>
@@ -13467,20 +14338,20 @@
         <w:pStyle w:val="BodyText"/>
       </w:pPr>
       <w:r>
-        <w:t xml:space="preserve">Lakens, D., Scheel, A. M., &amp; Isager, P. M. (2020). Equivalence testing for psychological research: A tutorial.</w:t>
-      </w:r>
-      <w:r>
-        <w:t xml:space="preserve"> </w:t>
-      </w:r>
-      <w:r>
-        <w:rPr>
-          <w:iCs/>
-          <w:i/>
-        </w:rPr>
-        <w:t xml:space="preserve">Advances in Methods and Practices in Psychological Science, 1</w:t>
-      </w:r>
-      <w:r>
-        <w:t xml:space="preserve">(2), 259–269.</w:t>
+        <w:t xml:space="preserve">North, D. C. (1990).</w:t>
+      </w:r>
+      <w:r>
+        <w:t xml:space="preserve"> </w:t>
+      </w:r>
+      <w:r>
+        <w:rPr>
+          <w:iCs/>
+          <w:i/>
+        </w:rPr>
+        <w:t xml:space="preserve">Institutions, institutional change and economic performance</w:t>
+      </w:r>
+      <w:r>
+        <w:t xml:space="preserve">. Cambridge University Press.</w:t>
       </w:r>
     </w:p>
     <w:p>
@@ -13488,20 +14359,20 @@
         <w:pStyle w:val="BodyText"/>
       </w:pPr>
       <w:r>
-        <w:t xml:space="preserve">Landis, J. R., &amp; Koch, G. G. (1977). The measurement of observer agreement for categorical data.</w:t>
-      </w:r>
-      <w:r>
-        <w:t xml:space="preserve"> </w:t>
-      </w:r>
-      <w:r>
-        <w:rPr>
-          <w:iCs/>
-          <w:i/>
-        </w:rPr>
-        <w:t xml:space="preserve">Biometrics, 33</w:t>
-      </w:r>
-      <w:r>
-        <w:t xml:space="preserve">(1), 159–174.</w:t>
+        <w:t xml:space="preserve">Orwin, R. G. (1983). A fail-safe N for effect size in meta-analysis.</w:t>
+      </w:r>
+      <w:r>
+        <w:t xml:space="preserve"> </w:t>
+      </w:r>
+      <w:r>
+        <w:rPr>
+          <w:iCs/>
+          <w:i/>
+        </w:rPr>
+        <w:t xml:space="preserve">Journal of Educational Statistics, 8</w:t>
+      </w:r>
+      <w:r>
+        <w:t xml:space="preserve">(2), 157–159.</w:t>
       </w:r>
     </w:p>
     <w:p>
@@ -13509,69 +14380,41 @@
         <w:pStyle w:val="BodyText"/>
       </w:pPr>
       <w:r>
-        <w:t xml:space="preserve">Marano, V., Arregle, J.-L., Hitt, M. A., Spadafora, E., &amp; van Essen, M. (2016). Home country institutions and the internationalization-performance relationship: A meta-analytic review.</w:t>
-      </w:r>
-      <w:r>
-        <w:t xml:space="preserve"> </w:t>
-      </w:r>
-      <w:r>
-        <w:rPr>
-          <w:iCs/>
-          <w:i/>
-        </w:rPr>
-        <w:t xml:space="preserve">Journal of Management, 42</w:t>
-      </w:r>
-      <w:r>
-        <w:t xml:space="preserve">(5), 1075–1110.</w:t>
-      </w:r>
+        <w:t xml:space="preserve">Sahay, R., Eriksson von Allmen, U., Lahreche, A., Khera, P., Ogawa, S., Bazarbash, M., &amp; Beaton, K. (2020).</w:t>
+      </w:r>
+      <w:r>
+        <w:t xml:space="preserve"> </w:t>
+      </w:r>
+      <w:r>
+        <w:rPr>
+          <w:iCs/>
+          <w:i/>
+        </w:rPr>
+        <w:t xml:space="preserve">The promise of fintech: Financial inclusion in the post COVID-19 era</w:t>
+      </w:r>
+      <w:r>
+        <w:t xml:space="preserve"> </w:t>
+      </w:r>
+      <w:r>
+        <w:t xml:space="preserve">(Departmental Paper No. 20/09). International Monetary Fund.</w:t>
+      </w:r>
+      <w:r>
+        <w:t xml:space="preserve"> </w:t>
+      </w:r>
+      <w:hyperlink r:id="rId78">
+        <w:r>
+          <w:rPr>
+            <w:rStyle w:val="Hyperlink"/>
+          </w:rPr>
+          <w:t xml:space="preserve">https://doi.org/10.5089/9781513512242.087</w:t>
+        </w:r>
+      </w:hyperlink>
     </w:p>
     <w:p>
       <w:pPr>
         <w:pStyle w:val="BodyText"/>
       </w:pPr>
       <w:r>
-        <w:t xml:space="preserve">North, D. C. (1990).</w:t>
-      </w:r>
-      <w:r>
-        <w:t xml:space="preserve"> </w:t>
-      </w:r>
-      <w:r>
-        <w:rPr>
-          <w:iCs/>
-          <w:i/>
-        </w:rPr>
-        <w:t xml:space="preserve">Institutions, institutional change and economic performance</w:t>
-      </w:r>
-      <w:r>
-        <w:t xml:space="preserve">. Cambridge University Press.</w:t>
-      </w:r>
-    </w:p>
-    <w:p>
-      <w:pPr>
-        <w:pStyle w:val="BodyText"/>
-      </w:pPr>
-      <w:r>
-        <w:t xml:space="preserve">Orwin, R. G. (1983). A fail-safe N for effect size in meta-analysis.</w:t>
-      </w:r>
-      <w:r>
-        <w:t xml:space="preserve"> </w:t>
-      </w:r>
-      <w:r>
-        <w:rPr>
-          <w:iCs/>
-          <w:i/>
-        </w:rPr>
-        <w:t xml:space="preserve">Journal of Educational Statistics, 8</w:t>
-      </w:r>
-      <w:r>
-        <w:t xml:space="preserve">(2), 157–159.</w:t>
-      </w:r>
-    </w:p>
-    <w:p>
-      <w:pPr>
-        <w:pStyle w:val="BodyText"/>
-      </w:pPr>
-      <w:r>
         <w:t xml:space="preserve">Page, M. J., McKenzie, J. E., Bossuyt, P. M., Boutron, I., Hoffmann, T. C., Mulrow, C. D., Shamseer, L., Tetzlaff, J. M., Akl, E. A., Brennan, S. E., Chou, R., Glanville, J., Grimshaw, J. M., Hróbjartsson, A., Lalu, M. M., Li, T., Loder, E. W., Mayo-Wilson, E., McDonald, S., … Moher, D. (2021). The PRISMA 2020 statement: An updated guideline for reporting systematic reviews.</w:t>
       </w:r>
       <w:r>
@@ -13590,7 +14433,7 @@
       <w:r>
         <w:t xml:space="preserve"> </w:t>
       </w:r>
-      <w:hyperlink r:id="rId74">
+      <w:hyperlink r:id="rId79">
         <w:r>
           <w:rPr>
             <w:rStyle w:val="Hyperlink"/>
@@ -13604,20 +14447,20 @@
         <w:pStyle w:val="BodyText"/>
       </w:pPr>
       <w:r>
-        <w:t xml:space="preserve">Paternoster, R., Brame, R., Mazerolle, P., &amp; Piquero, A. (1998). Using the correct statistical test for the equality of regression coefficients.</w:t>
-      </w:r>
-      <w:r>
-        <w:t xml:space="preserve"> </w:t>
-      </w:r>
-      <w:r>
-        <w:rPr>
-          <w:iCs/>
-          <w:i/>
-        </w:rPr>
-        <w:t xml:space="preserve">Criminology, 36</w:t>
-      </w:r>
-      <w:r>
-        <w:t xml:space="preserve">(4), 859–866.</w:t>
+        <w:t xml:space="preserve">Peng, M. W., Wang, D. Y. L., &amp; Jiang, Y. (2008). An institution-based view of international business strategy: A focus on emerging economies.</w:t>
+      </w:r>
+      <w:r>
+        <w:t xml:space="preserve"> </w:t>
+      </w:r>
+      <w:r>
+        <w:rPr>
+          <w:iCs/>
+          <w:i/>
+        </w:rPr>
+        <w:t xml:space="preserve">Journal of International Business Studies, 39</w:t>
+      </w:r>
+      <w:r>
+        <w:t xml:space="preserve">(5), 920–936.</w:t>
       </w:r>
     </w:p>
     <w:p>
@@ -13625,20 +14468,20 @@
         <w:pStyle w:val="BodyText"/>
       </w:pPr>
       <w:r>
-        <w:t xml:space="preserve">Peng, M. W., Wang, D. Y. L., &amp; Jiang, Y. (2008). An institution-based view of international business strategy: A focus on emerging economies.</w:t>
-      </w:r>
-      <w:r>
-        <w:t xml:space="preserve"> </w:t>
-      </w:r>
-      <w:r>
-        <w:rPr>
-          <w:iCs/>
-          <w:i/>
-        </w:rPr>
-        <w:t xml:space="preserve">Journal of International Business Studies, 39</w:t>
-      </w:r>
-      <w:r>
-        <w:t xml:space="preserve">(5), 920–936.</w:t>
+        <w:t xml:space="preserve">Peterson, R. A., &amp; Brown, S. P. (2005). On the use of beta coefficients in meta-analysis.</w:t>
+      </w:r>
+      <w:r>
+        <w:t xml:space="preserve"> </w:t>
+      </w:r>
+      <w:r>
+        <w:rPr>
+          <w:iCs/>
+          <w:i/>
+        </w:rPr>
+        <w:t xml:space="preserve">Journal of Applied Psychology, 90</w:t>
+      </w:r>
+      <w:r>
+        <w:t xml:space="preserve">(1), 175–181.</w:t>
       </w:r>
     </w:p>
     <w:p>
@@ -13646,20 +14489,23 @@
         <w:pStyle w:val="BodyText"/>
       </w:pPr>
       <w:r>
-        <w:t xml:space="preserve">Peterson, R. A., &amp; Brown, S. P. (2005). On the use of beta coefficients in meta-analysis.</w:t>
-      </w:r>
-      <w:r>
-        <w:t xml:space="preserve"> </w:t>
-      </w:r>
-      <w:r>
-        <w:rPr>
-          <w:iCs/>
-          <w:i/>
-        </w:rPr>
-        <w:t xml:space="preserve">Journal of Applied Psychology, 90</w:t>
-      </w:r>
-      <w:r>
-        <w:t xml:space="preserve">(1), 175–181.</w:t>
+        <w:t xml:space="preserve">Raudenbush, S. W., &amp; Bryk, A. S. (2002).</w:t>
+      </w:r>
+      <w:r>
+        <w:t xml:space="preserve"> </w:t>
+      </w:r>
+      <w:r>
+        <w:rPr>
+          <w:iCs/>
+          <w:i/>
+        </w:rPr>
+        <w:t xml:space="preserve">Hierarchical linear models: Applications and data analysis methods</w:t>
+      </w:r>
+      <w:r>
+        <w:t xml:space="preserve"> </w:t>
+      </w:r>
+      <w:r>
+        <w:t xml:space="preserve">(2nd ed.). Sage.</w:t>
       </w:r>
     </w:p>
     <w:p>
@@ -13667,23 +14513,23 @@
         <w:pStyle w:val="BodyText"/>
       </w:pPr>
       <w:r>
-        <w:t xml:space="preserve">Raudenbush, S. W., &amp; Bryk, A. S. (2002).</w:t>
-      </w:r>
-      <w:r>
-        <w:t xml:space="preserve"> </w:t>
-      </w:r>
-      <w:r>
-        <w:rPr>
-          <w:iCs/>
-          <w:i/>
-        </w:rPr>
-        <w:t xml:space="preserve">Hierarchical linear models: Applications and data analysis methods</w:t>
-      </w:r>
-      <w:r>
-        <w:t xml:space="preserve"> </w:t>
-      </w:r>
-      <w:r>
-        <w:t xml:space="preserve">(2nd ed.). Sage.</w:t>
+        <w:t xml:space="preserve">Rosenthal, R. (1991).</w:t>
+      </w:r>
+      <w:r>
+        <w:t xml:space="preserve"> </w:t>
+      </w:r>
+      <w:r>
+        <w:rPr>
+          <w:iCs/>
+          <w:i/>
+        </w:rPr>
+        <w:t xml:space="preserve">Meta-analytic procedures for social research</w:t>
+      </w:r>
+      <w:r>
+        <w:t xml:space="preserve"> </w:t>
+      </w:r>
+      <w:r>
+        <w:t xml:space="preserve">(rev. ed.). Sage.</w:t>
       </w:r>
     </w:p>
     <w:p>
@@ -13691,23 +14537,23 @@
         <w:pStyle w:val="BodyText"/>
       </w:pPr>
       <w:r>
-        <w:t xml:space="preserve">Rosenthal, R. (1991).</w:t>
-      </w:r>
-      <w:r>
-        <w:t xml:space="preserve"> </w:t>
-      </w:r>
-      <w:r>
-        <w:rPr>
-          <w:iCs/>
-          <w:i/>
-        </w:rPr>
-        <w:t xml:space="preserve">Meta-analytic procedures for social research</w:t>
-      </w:r>
-      <w:r>
-        <w:t xml:space="preserve"> </w:t>
-      </w:r>
-      <w:r>
-        <w:t xml:space="preserve">(rev. ed.). Sage.</w:t>
+        <w:t xml:space="preserve">Rosenthal, R. (1994). Parametric measures of effect size. In H. Cooper &amp; L. V. Hedges (Eds.),</w:t>
+      </w:r>
+      <w:r>
+        <w:t xml:space="preserve"> </w:t>
+      </w:r>
+      <w:r>
+        <w:rPr>
+          <w:iCs/>
+          <w:i/>
+        </w:rPr>
+        <w:t xml:space="preserve">The handbook of research synthesis</w:t>
+      </w:r>
+      <w:r>
+        <w:t xml:space="preserve"> </w:t>
+      </w:r>
+      <w:r>
+        <w:t xml:space="preserve">(pp. 231–244). Sage.</w:t>
       </w:r>
     </w:p>
     <w:p>
@@ -13715,23 +14561,20 @@
         <w:pStyle w:val="BodyText"/>
       </w:pPr>
       <w:r>
-        <w:t xml:space="preserve">Rosenthal, R. (1994). Parametric measures of effect size. In H. Cooper &amp; L. V. Hedges (Eds.),</w:t>
-      </w:r>
-      <w:r>
-        <w:t xml:space="preserve"> </w:t>
-      </w:r>
-      <w:r>
-        <w:rPr>
-          <w:iCs/>
-          <w:i/>
-        </w:rPr>
-        <w:t xml:space="preserve">The handbook of research synthesis</w:t>
-      </w:r>
-      <w:r>
-        <w:t xml:space="preserve"> </w:t>
-      </w:r>
-      <w:r>
-        <w:t xml:space="preserve">(pp. 231–244). Sage.</w:t>
+        <w:t xml:space="preserve">Schwens, C., Zapkau, F. B., Brouthers, K. D., &amp; Hollender, L. (2018). Limits to outsourcing: A meta-analysis and empirical investigation.</w:t>
+      </w:r>
+      <w:r>
+        <w:t xml:space="preserve"> </w:t>
+      </w:r>
+      <w:r>
+        <w:rPr>
+          <w:iCs/>
+          <w:i/>
+        </w:rPr>
+        <w:t xml:space="preserve">Journal of International Business Studies, 49</w:t>
+      </w:r>
+      <w:r>
+        <w:t xml:space="preserve">(6), 682–703.</w:t>
       </w:r>
     </w:p>
     <w:p>
@@ -13739,20 +14582,20 @@
         <w:pStyle w:val="BodyText"/>
       </w:pPr>
       <w:r>
-        <w:t xml:space="preserve">Schwens, C., Zapkau, F. B., Brouthers, K. D., &amp; Hollender, L. (2018). Limits to outsourcing: A meta-analysis and empirical investigation.</w:t>
-      </w:r>
-      <w:r>
-        <w:t xml:space="preserve"> </w:t>
-      </w:r>
-      <w:r>
-        <w:rPr>
-          <w:iCs/>
-          <w:i/>
-        </w:rPr>
-        <w:t xml:space="preserve">Journal of International Business Studies, 49</w:t>
-      </w:r>
-      <w:r>
-        <w:t xml:space="preserve">(6), 682–703.</w:t>
+        <w:t xml:space="preserve">Stanley, T. D., &amp; Doucouliagos, H. (2014). Meta-regression approximations to reduce publication selection bias.</w:t>
+      </w:r>
+      <w:r>
+        <w:t xml:space="preserve"> </w:t>
+      </w:r>
+      <w:r>
+        <w:rPr>
+          <w:iCs/>
+          <w:i/>
+        </w:rPr>
+        <w:t xml:space="preserve">Research Synthesis Methods, 5</w:t>
+      </w:r>
+      <w:r>
+        <w:t xml:space="preserve">(1), 60–78.</w:t>
       </w:r>
     </w:p>
     <w:p>
@@ -13760,20 +14603,20 @@
         <w:pStyle w:val="BodyText"/>
       </w:pPr>
       <w:r>
-        <w:t xml:space="preserve">Stanley, T. D., &amp; Doucouliagos, H. (2014). Meta-regression approximations to reduce publication selection bias.</w:t>
-      </w:r>
-      <w:r>
-        <w:t xml:space="preserve"> </w:t>
-      </w:r>
-      <w:r>
-        <w:rPr>
-          <w:iCs/>
-          <w:i/>
-        </w:rPr>
-        <w:t xml:space="preserve">Research Synthesis Methods, 5</w:t>
-      </w:r>
-      <w:r>
-        <w:t xml:space="preserve">(1), 60–78.</w:t>
+        <w:t xml:space="preserve">Stallkamp, M., &amp; Schotter, A. P. J. (2021). Platforms without borders? The international strategies of digital platform firms.</w:t>
+      </w:r>
+      <w:r>
+        <w:t xml:space="preserve"> </w:t>
+      </w:r>
+      <w:r>
+        <w:rPr>
+          <w:iCs/>
+          <w:i/>
+        </w:rPr>
+        <w:t xml:space="preserve">Global Strategy Journal, 11</w:t>
+      </w:r>
+      <w:r>
+        <w:t xml:space="preserve">(1), 58–80.</w:t>
       </w:r>
     </w:p>
     <w:p>
@@ -13781,20 +14624,20 @@
         <w:pStyle w:val="BodyText"/>
       </w:pPr>
       <w:r>
-        <w:t xml:space="preserve">Stallkamp, M., &amp; Schotter, A. P. J. (2021). Platforms without borders? The international strategies of digital platform firms.</w:t>
-      </w:r>
-      <w:r>
-        <w:t xml:space="preserve"> </w:t>
-      </w:r>
-      <w:r>
-        <w:rPr>
-          <w:iCs/>
-          <w:i/>
-        </w:rPr>
-        <w:t xml:space="preserve">Global Strategy Journal, 11</w:t>
-      </w:r>
-      <w:r>
-        <w:t xml:space="preserve">(1), 58–80.</w:t>
+        <w:t xml:space="preserve">Sutton, A. J., &amp; Higgins, J. P. T. (2008). Recent developments in meta-analysis.</w:t>
+      </w:r>
+      <w:r>
+        <w:t xml:space="preserve"> </w:t>
+      </w:r>
+      <w:r>
+        <w:rPr>
+          <w:iCs/>
+          <w:i/>
+        </w:rPr>
+        <w:t xml:space="preserve">Statistics in Medicine, 27</w:t>
+      </w:r>
+      <w:r>
+        <w:t xml:space="preserve">(5), 625–650.</w:t>
       </w:r>
     </w:p>
     <w:p>
@@ -13802,20 +14645,20 @@
         <w:pStyle w:val="BodyText"/>
       </w:pPr>
       <w:r>
-        <w:t xml:space="preserve">Sutton, A. J., &amp; Higgins, J. P. T. (2008). Recent developments in meta-analysis.</w:t>
-      </w:r>
-      <w:r>
-        <w:t xml:space="preserve"> </w:t>
-      </w:r>
-      <w:r>
-        <w:rPr>
-          <w:iCs/>
-          <w:i/>
-        </w:rPr>
-        <w:t xml:space="preserve">Statistics in Medicine, 27</w:t>
-      </w:r>
-      <w:r>
-        <w:t xml:space="preserve">(5), 625–650.</w:t>
+        <w:t xml:space="preserve">Van den Noortgate, W., López-López, J. A., Marín-Martínez, F., &amp; Sánchez-Meca, J. (2013). Three-level meta-analysis of dependent effect sizes.</w:t>
+      </w:r>
+      <w:r>
+        <w:t xml:space="preserve"> </w:t>
+      </w:r>
+      <w:r>
+        <w:rPr>
+          <w:iCs/>
+          <w:i/>
+        </w:rPr>
+        <w:t xml:space="preserve">Behavior Research Methods, 45</w:t>
+      </w:r>
+      <w:r>
+        <w:t xml:space="preserve">(2), 576–594.</w:t>
       </w:r>
     </w:p>
     <w:p>
@@ -13823,20 +14666,20 @@
         <w:pStyle w:val="BodyText"/>
       </w:pPr>
       <w:r>
-        <w:t xml:space="preserve">Van den Noortgate, W., López-López, J. A., Marín-Martínez, F., &amp; Sánchez-Meca, J. (2013). Three-level meta-analysis of dependent effect sizes.</w:t>
-      </w:r>
-      <w:r>
-        <w:t xml:space="preserve"> </w:t>
-      </w:r>
-      <w:r>
-        <w:rPr>
-          <w:iCs/>
-          <w:i/>
-        </w:rPr>
-        <w:t xml:space="preserve">Behavior Research Methods, 45</w:t>
-      </w:r>
-      <w:r>
-        <w:t xml:space="preserve">(2), 576–594.</w:t>
+        <w:t xml:space="preserve">Verhoef, P. C., Broekhuizen, T., Bart, Y., Bhattacharya, A., Qi Dong, J., Fabian, N., &amp; Haenlein, M. (2021). Digital transformation: A multidisciplinary reflection and research agenda.</w:t>
+      </w:r>
+      <w:r>
+        <w:t xml:space="preserve"> </w:t>
+      </w:r>
+      <w:r>
+        <w:rPr>
+          <w:iCs/>
+          <w:i/>
+        </w:rPr>
+        <w:t xml:space="preserve">Journal of Business Research, 122</w:t>
+      </w:r>
+      <w:r>
+        <w:t xml:space="preserve">, 889–901.</w:t>
       </w:r>
     </w:p>
     <w:p>
@@ -13844,20 +14687,20 @@
         <w:pStyle w:val="BodyText"/>
       </w:pPr>
       <w:r>
-        <w:t xml:space="preserve">Verhoef, P. C., Broekhuizen, T., Bart, Y., Bhattacharya, A., Qi Dong, J., Fabian, N., &amp; Haenlein, M. (2021). Digital transformation: A multidisciplinary reflection and research agenda.</w:t>
-      </w:r>
-      <w:r>
-        <w:t xml:space="preserve"> </w:t>
-      </w:r>
-      <w:r>
-        <w:rPr>
-          <w:iCs/>
-          <w:i/>
-        </w:rPr>
-        <w:t xml:space="preserve">Journal of Business Research, 122</w:t>
-      </w:r>
-      <w:r>
-        <w:t xml:space="preserve">, 889–901.</w:t>
+        <w:t xml:space="preserve">Vevea, J. L., &amp; Woods, C. M. (2005). Publication bias in research synthesis: Sensitivity analysis using a priori weight functions.</w:t>
+      </w:r>
+      <w:r>
+        <w:t xml:space="preserve"> </w:t>
+      </w:r>
+      <w:r>
+        <w:rPr>
+          <w:iCs/>
+          <w:i/>
+        </w:rPr>
+        <w:t xml:space="preserve">Psychological Methods, 10</w:t>
+      </w:r>
+      <w:r>
+        <w:t xml:space="preserve">(4), 428–443.</w:t>
       </w:r>
     </w:p>
     <w:p>
@@ -13865,20 +14708,20 @@
         <w:pStyle w:val="BodyText"/>
       </w:pPr>
       <w:r>
-        <w:t xml:space="preserve">Vevea, J. L., &amp; Woods, C. M. (2005). Publication bias in research synthesis: Sensitivity analysis using a priori weight functions.</w:t>
-      </w:r>
-      <w:r>
-        <w:t xml:space="preserve"> </w:t>
-      </w:r>
-      <w:r>
-        <w:rPr>
-          <w:iCs/>
-          <w:i/>
-        </w:rPr>
-        <w:t xml:space="preserve">Psychological Methods, 10</w:t>
-      </w:r>
-      <w:r>
-        <w:t xml:space="preserve">(4), 428–443.</w:t>
+        <w:t xml:space="preserve">Viechtbauer, W. (2010). Conducting meta-analyses in R with the metafor package.</w:t>
+      </w:r>
+      <w:r>
+        <w:t xml:space="preserve"> </w:t>
+      </w:r>
+      <w:r>
+        <w:rPr>
+          <w:iCs/>
+          <w:i/>
+        </w:rPr>
+        <w:t xml:space="preserve">Journal of Statistical Software, 36</w:t>
+      </w:r>
+      <w:r>
+        <w:t xml:space="preserve">(3), 1–48.</w:t>
       </w:r>
     </w:p>
     <w:p>
@@ -13886,20 +14729,20 @@
         <w:pStyle w:val="BodyText"/>
       </w:pPr>
       <w:r>
-        <w:t xml:space="preserve">Viechtbauer, W. (2010). Conducting meta-analyses in R with the metafor package.</w:t>
-      </w:r>
-      <w:r>
-        <w:t xml:space="preserve"> </w:t>
-      </w:r>
-      <w:r>
-        <w:rPr>
-          <w:iCs/>
-          <w:i/>
-        </w:rPr>
-        <w:t xml:space="preserve">Journal of Statistical Software, 36</w:t>
-      </w:r>
-      <w:r>
-        <w:t xml:space="preserve">(3), 1–48.</w:t>
+        <w:t xml:space="preserve">Wernerfelt, B. (1984). A resource-based view of the firm.</w:t>
+      </w:r>
+      <w:r>
+        <w:t xml:space="preserve"> </w:t>
+      </w:r>
+      <w:r>
+        <w:rPr>
+          <w:iCs/>
+          <w:i/>
+        </w:rPr>
+        <w:t xml:space="preserve">Strategic Management Journal, 5</w:t>
+      </w:r>
+      <w:r>
+        <w:t xml:space="preserve">(2), 171–180.</w:t>
       </w:r>
     </w:p>
     <w:p>
@@ -13907,27 +14750,6 @@
         <w:pStyle w:val="BodyText"/>
       </w:pPr>
       <w:r>
-        <w:t xml:space="preserve">Wernerfelt, B. (1984). A resource-based view of the firm.</w:t>
-      </w:r>
-      <w:r>
-        <w:t xml:space="preserve"> </w:t>
-      </w:r>
-      <w:r>
-        <w:rPr>
-          <w:iCs/>
-          <w:i/>
-        </w:rPr>
-        <w:t xml:space="preserve">Strategic Management Journal, 5</w:t>
-      </w:r>
-      <w:r>
-        <w:t xml:space="preserve">(2), 171–180.</w:t>
-      </w:r>
-    </w:p>
-    <w:p>
-      <w:pPr>
-        <w:pStyle w:val="BodyText"/>
-      </w:pPr>
-      <w:r>
         <w:t xml:space="preserve">World Bank. (2023).</w:t>
       </w:r>
       <w:r>
@@ -13946,7 +14768,7 @@
       <w:r>
         <w:t xml:space="preserve"> </w:t>
       </w:r>
-      <w:hyperlink r:id="rId75">
+      <w:hyperlink r:id="rId80">
         <w:r>
           <w:rPr>
             <w:rStyle w:val="Hyperlink"/>
@@ -14004,8 +14826,8 @@
         </w:pict>
       </w:r>
     </w:p>
-    <w:bookmarkEnd w:id="76"/>
-    <w:bookmarkStart w:id="77" w:name="appendix-a-prisma-2020-flow-diagram"/>
+    <w:bookmarkEnd w:id="81"/>
+    <w:bookmarkStart w:id="82" w:name="appendix-a-prisma-2020-flow-diagram"/>
     <w:p>
       <w:pPr>
         <w:pStyle w:val="Heading2"/>
@@ -14023,13 +14845,47 @@
           <w:bCs/>
           <w:b/>
         </w:rPr>
-        <w:t xml:space="preserve">WoS + Scopus arms confirmed (20 May 2026). Final k/K pending full-text screening and extraction.</w:t>
+        <w:t xml:space="preserve">This flow documents two paths. Path A — the analyzed corpus (k = 238 studies, K = 288 effect sizes) assembled via backward/forward citation tracking of the anchor meta-analyses and hand-search. Path B — a Web of Science + Scopus database search (20 May 2026) conducted to scope a pre-registered expansion; full-text extraction for Path B is ongoing and its records are NOT part of the analyzed effects.</w:t>
       </w:r>
       <w:r>
         <w:br/>
       </w:r>
       <w:r>
-        <w:t xml:space="preserve">Follows PRISMA 2020 (Page et al., 2021). Numbers marked ✓ are confirmed; [TBD] remain pending extraction.</w:t>
+        <w:t xml:space="preserve">Follows PRISMA 2020 (Page et al., 2021). Numbers marked ✓ are confirmed. Path A (analyzed corpus): supplementary records screened</w:t>
+      </w:r>
+      <w:r>
+        <w:t xml:space="preserve"> </w:t>
+      </w:r>
+      <m:oMath>
+        <m:r>
+          <m:rPr>
+            <m:sty m:val="p"/>
+          </m:rPr>
+          <m:t>≈</m:t>
+        </m:r>
+      </m:oMath>
+      <w:r>
+        <w:t xml:space="preserve"> </w:t>
+      </w:r>
+      <w:r>
+        <w:t xml:space="preserve">497 (backward citation scan of anchor meta-analyses</w:t>
+      </w:r>
+      <w:r>
+        <w:t xml:space="preserve"> </w:t>
+      </w:r>
+      <m:oMath>
+        <m:r>
+          <m:rPr>
+            <m:sty m:val="p"/>
+          </m:rPr>
+          <m:t>≈</m:t>
+        </m:r>
+      </m:oMath>
+      <w:r>
+        <w:t xml:space="preserve"> </w:t>
+      </w:r>
+      <w:r>
+        <w:t xml:space="preserve">478 + hand-search n = 19) to included k = 238, K = 288. Path B (expansion, in progress) is detailed below.</w:t>
       </w:r>
     </w:p>
     <w:p>
@@ -14106,7 +14962,7 @@
         <w:rPr>
           <w:rStyle w:val="VerbatimChar"/>
         </w:rPr>
-        <w:t xml:space="preserve">After cross-database deduplication (DOI-exact + title-fuzzy ≥85%):</w:t>
+        <w:t xml:space="preserve">After cross-database deduplication (DOI-exact + title-fuzzy $\geq$ 85%):</w:t>
       </w:r>
       <w:r>
         <w:br/>
@@ -14181,7 +15037,7 @@
         <w:rPr>
           <w:rStyle w:val="VerbatimChar"/>
         </w:rPr>
-        <w:t xml:space="preserve">  Backward citation scan (5 anchor meta-analyses):  n ≈ 478 screened</w:t>
+        <w:t xml:space="preserve">  Backward citation scan (5 anchor meta-analyses):  n $\approx$ 478 screened</w:t>
       </w:r>
       <w:r>
         <w:br/>
@@ -14208,7 +15064,7 @@
         <w:rPr>
           <w:rStyle w:val="VerbatimChar"/>
         </w:rPr>
-        <w:t xml:space="preserve">  Total records identified:                         N = 3,263 (databases) + ≈497 (supplementary) ✓</w:t>
+        <w:t xml:space="preserve">  Total records identified:                         N = 3,263 (databases) + $\approx$ 497 (supplementary) ✓</w:t>
       </w:r>
       <w:r>
         <w:br/>
@@ -14256,7 +15112,7 @@
         <w:rPr>
           <w:rStyle w:val="VerbatimChar"/>
         </w:rPr>
-        <w:t xml:space="preserve">    - No internationalization × performance signal  : n ≈ 1,200</w:t>
+        <w:t xml:space="preserve">    - No internationalization $\times$ performance signal  : n $\approx$ 1,200</w:t>
       </w:r>
       <w:r>
         <w:br/>
@@ -14265,7 +15121,7 @@
         <w:rPr>
           <w:rStyle w:val="VerbatimChar"/>
         </w:rPr>
-        <w:t xml:space="preserve">    - Systematic reviews / meta-analyses            : n ≈   97</w:t>
+        <w:t xml:space="preserve">    - Systematic reviews / meta-analyses            : n $\approx$   97</w:t>
       </w:r>
       <w:r>
         <w:br/>
@@ -14274,7 +15130,7 @@
         <w:rPr>
           <w:rStyle w:val="VerbatimChar"/>
         </w:rPr>
-        <w:t xml:space="preserve">    - Qualitative / conceptual / medical            : n ≈  100</w:t>
+        <w:t xml:space="preserve">    - Qualitative / conceptual / medical            : n $\approx$  100</w:t>
       </w:r>
       <w:r>
         <w:br/>
@@ -14424,7 +15280,7 @@
         <w:rPr>
           <w:rStyle w:val="VerbatimChar"/>
         </w:rPr>
-        <w:t xml:space="preserve">      Duplicates of existing database:               n =     6  → excluded</w:t>
+        <w:t xml:space="preserve">      Duplicates of existing database:               n =     6 to excluded</w:t>
       </w:r>
       <w:r>
         <w:br/>
@@ -14751,7 +15607,7 @@
         <w:rPr>
           <w:rStyle w:val="VerbatimChar"/>
         </w:rPr>
-        <w:t xml:space="preserve">    Still UNSURE:                                    n =     0  ← ALL RESOLVED ✓</w:t>
+        <w:t xml:space="preserve">    Still UNSURE:                                    n =     0  (all resolved) ✓</w:t>
       </w:r>
       <w:r>
         <w:br/>
@@ -14784,7 +15640,7 @@
         <w:rPr>
           <w:rStyle w:val="VerbatimChar"/>
         </w:rPr>
-        <w:t xml:space="preserve">  Extraction pre-screen — Round 9 (worklist v11→v12, 19/05/2026,</w:t>
+        <w:t xml:space="preserve">  Extraction pre-screen — Round 9 (worklist v11 to v12, 19/05/2026,</w:t>
       </w:r>
       <w:r>
         <w:br/>
@@ -14820,7 +15676,7 @@
         <w:rPr>
           <w:rStyle w:val="VerbatimChar"/>
         </w:rPr>
-        <w:t xml:space="preserve">    Still UNSURE:                                     n =     0  ← ALL RESOLVED ✓</w:t>
+        <w:t xml:space="preserve">    Still UNSURE:                                     n =     0  (all resolved) ✓</w:t>
       </w:r>
       <w:r>
         <w:br/>
@@ -14904,7 +15760,7 @@
         <w:rPr>
           <w:rStyle w:val="VerbatimChar"/>
         </w:rPr>
-        <w:t xml:space="preserve">  Full-text excluded (reasons pending extraction):   n = [TBD]</w:t>
+        <w:t xml:space="preserve">  Full-text excluded (Path B expansion — screening ongoing): reasons:</w:t>
       </w:r>
       <w:r>
         <w:br/>
@@ -15106,8 +15962,8 @@
         </w:pict>
       </w:r>
     </w:p>
-    <w:bookmarkEnd w:id="77"/>
-    <w:bookmarkStart w:id="78" w:name="appendix-b-coding-protocol-7-moderators"/>
+    <w:bookmarkEnd w:id="82"/>
+    <w:bookmarkStart w:id="83" w:name="appendix-b-coding-protocol-7-moderators"/>
     <w:p>
       <w:pPr>
         <w:pStyle w:val="Heading2"/>
@@ -15278,7 +16134,7 @@
               <w:jc w:val="left"/>
             </w:pPr>
             <w:r>
-              <w:t xml:space="preserve">Precede: data year &lt; 2009; Span: data spans 2005–2014; Follow: data year &gt; 2014</w:t>
+              <w:t xml:space="preserve">By median data year: Precede ≤ 2008; Span 2009–2013; Follow ≥ 2014</w:t>
             </w:r>
           </w:p>
         </w:tc>
@@ -15443,8 +16299,8 @@
         </w:pict>
       </w:r>
     </w:p>
-    <w:bookmarkEnd w:id="78"/>
-    <w:bookmarkStart w:id="79" w:name="Xd9634948d23722ae653a4402a0c9331cc7088ab"/>
+    <w:bookmarkEnd w:id="83"/>
+    <w:bookmarkStart w:id="84" w:name="Xd9634948d23722ae653a4402a0c9331cc7088ab"/>
     <w:p>
       <w:pPr>
         <w:pStyle w:val="Heading2"/>
@@ -15641,7 +16497,7 @@
               <w:jc w:val="left"/>
             </w:pPr>
             <w:r>
-              <w:t xml:space="preserve">62.4%</w:t>
+              <w:t xml:space="preserve">87.8%</w:t>
             </w:r>
           </w:p>
         </w:tc>
@@ -15686,7 +16542,7 @@
               <w:jc w:val="left"/>
             </w:pPr>
             <w:r>
-              <w:t xml:space="preserve">54.1%</w:t>
+              <w:t xml:space="preserve">76.1%</w:t>
             </w:r>
           </w:p>
         </w:tc>
@@ -15731,7 +16587,7 @@
               <w:jc w:val="left"/>
             </w:pPr>
             <w:r>
-              <w:t xml:space="preserve">8.4%</w:t>
+              <w:t xml:space="preserve">11.8%</w:t>
             </w:r>
           </w:p>
         </w:tc>
@@ -15962,23 +16818,157 @@
         <w:t xml:space="preserve"> </w:t>
       </w:r>
       <w:r>
-        <w:t xml:space="preserve">Lower total I² in the three-level model (62.4% vs. 87.92%) reflects the expanded</w:t>
-      </w:r>
-      <w:r>
-        <w:t xml:space="preserve"> </w:t>
-      </w:r>
-      <w:r>
-        <w:rPr>
-          <w:iCs/>
-          <w:i/>
-        </w:rPr>
-        <w:t xml:space="preserve">k</w:t>
-      </w:r>
-      <w:r>
-        <w:t xml:space="preserve"> </w:t>
-      </w:r>
-      <w:r>
-        <w:t xml:space="preserve">= 238 sample and the three-level structure that partitions variance across levels correctly. The narrower 95% CI reflects the precision gain from 238 vs. 113 studies. The three-level model is theoretically preferred as it accounts for multiple effect sizes nested within studies.</w:t>
+        <w:t xml:space="preserve">The three-level total</w:t>
+      </w:r>
+      <w:r>
+        <w:t xml:space="preserve"> </w:t>
+      </w:r>
+      <m:oMath>
+        <m:sSup>
+          <m:e>
+            <m:r>
+              <m:t>I</m:t>
+            </m:r>
+          </m:e>
+          <m:sup>
+            <m:r>
+              <m:t>2</m:t>
+            </m:r>
+          </m:sup>
+        </m:sSup>
+      </m:oMath>
+      <w:r>
+        <w:t xml:space="preserve"> </w:t>
+      </w:r>
+      <w:r>
+        <w:t xml:space="preserve">(87.8%) is essentially identical to the single-level ICBEF 2025 estimate (87.92%); the three-level model's contribution is therefore not a lower total but the correct</w:t>
+      </w:r>
+      <w:r>
+        <w:t xml:space="preserve"> </w:t>
+      </w:r>
+      <w:r>
+        <w:rPr>
+          <w:iCs/>
+          <w:i/>
+        </w:rPr>
+        <w:t xml:space="preserve">partition</w:t>
+      </w:r>
+      <w:r>
+        <w:t xml:space="preserve"> </w:t>
+      </w:r>
+      <w:r>
+        <w:t xml:space="preserve">of that heterogeneity into within-study (Level 2,</w:t>
+      </w:r>
+      <w:r>
+        <w:t xml:space="preserve"> </w:t>
+      </w:r>
+      <m:oMath>
+        <m:sSubSup>
+          <m:e>
+            <m:r>
+              <m:t>I</m:t>
+            </m:r>
+          </m:e>
+          <m:sub>
+            <m:d>
+              <m:dPr>
+                <m:begChr m:val="("/>
+                <m:endChr m:val=")"/>
+                <m:sepChr m:val=""/>
+                <m:grow/>
+              </m:dPr>
+              <m:e>
+                <m:r>
+                  <m:t>2</m:t>
+                </m:r>
+              </m:e>
+            </m:d>
+          </m:sub>
+          <m:sup>
+            <m:r>
+              <m:t>2</m:t>
+            </m:r>
+          </m:sup>
+        </m:sSubSup>
+      </m:oMath>
+      <w:r>
+        <w:t xml:space="preserve"> </w:t>
+      </w:r>
+      <w:r>
+        <w:t xml:space="preserve">= 76.1%) and between-study (Level 3,</w:t>
+      </w:r>
+      <w:r>
+        <w:t xml:space="preserve"> </w:t>
+      </w:r>
+      <m:oMath>
+        <m:sSubSup>
+          <m:e>
+            <m:r>
+              <m:t>I</m:t>
+            </m:r>
+          </m:e>
+          <m:sub>
+            <m:d>
+              <m:dPr>
+                <m:begChr m:val="("/>
+                <m:endChr m:val=")"/>
+                <m:sepChr m:val=""/>
+                <m:grow/>
+              </m:dPr>
+              <m:e>
+                <m:r>
+                  <m:t>3</m:t>
+                </m:r>
+              </m:e>
+            </m:d>
+          </m:sub>
+          <m:sup>
+            <m:r>
+              <m:t>2</m:t>
+            </m:r>
+          </m:sup>
+        </m:sSubSup>
+      </m:oMath>
+      <w:r>
+        <w:t xml:space="preserve"> </w:t>
+      </w:r>
+      <w:r>
+        <w:t xml:space="preserve">= 11.8%) components, which a single-level model cannot separate.</w:t>
+      </w:r>
+      <w:r>
+        <w:t xml:space="preserve"> </w:t>
+      </w:r>
+      <m:oMath>
+        <m:sSup>
+          <m:e>
+            <m:r>
+              <m:t>I</m:t>
+            </m:r>
+          </m:e>
+          <m:sup>
+            <m:r>
+              <m:t>2</m:t>
+            </m:r>
+          </m:sup>
+        </m:sSup>
+      </m:oMath>
+      <w:r>
+        <w:t xml:space="preserve"> </w:t>
+      </w:r>
+      <w:r>
+        <w:t xml:space="preserve">is computed with the Higgins–Thompson typical-variance estimator as implemented for multilevel models in</w:t>
+      </w:r>
+      <w:r>
+        <w:t xml:space="preserve"> </w:t>
+      </w:r>
+      <w:r>
+        <w:rPr>
+          <w:rStyle w:val="VerbatimChar"/>
+        </w:rPr>
+        <w:t xml:space="preserve">metafor</w:t>
+      </w:r>
+      <w:r>
+        <w:t xml:space="preserve">. The narrower 95% CI reflects the precision gain from 238 vs. 113 studies. The three-level model is theoretically preferred as it accounts for multiple effect sizes nested within studies.</w:t>
       </w:r>
     </w:p>
     <w:p>
@@ -15997,7 +16987,36 @@
           <w:iCs/>
           <w:i/>
         </w:rPr>
-        <w:t xml:space="preserve">Word count (excluding tables, references, appendices): ≈ 6,900 words</w:t>
+        <w:t xml:space="preserve">Word count (excluding tables, references, appendices):</w:t>
+      </w:r>
+      <w:r>
+        <w:rPr>
+          <w:iCs/>
+          <w:i/>
+        </w:rPr>
+        <w:t xml:space="preserve"> </w:t>
+      </w:r>
+      <m:oMath>
+        <m:r>
+          <m:rPr>
+            <m:sty m:val="p"/>
+          </m:rPr>
+          <m:t>≈</m:t>
+        </m:r>
+      </m:oMath>
+      <w:r>
+        <w:rPr>
+          <w:iCs/>
+          <w:i/>
+        </w:rPr>
+        <w:t xml:space="preserve"> </w:t>
+      </w:r>
+      <w:r>
+        <w:rPr>
+          <w:iCs/>
+          <w:i/>
+        </w:rPr>
+        <w:t xml:space="preserve">6,900 words</w:t>
       </w:r>
       <w:r>
         <w:t xml:space="preserve"> </w:t>
@@ -16010,8 +17029,8 @@
         <w:t xml:space="preserve">Target journal: Management Review Quarterly (Springer; Scopus Q1), which specialises in systematic reviews and meta-analyses and accommodates comprehensive length. Analyses use the verified baseline corpus (k = 238 studies, K = 288 effect sizes); the formal WoS/Scopus search expansion is ongoing and will be incorporated at revision. Effect-size coding follows the standardized protocol (Appendix B).</w:t>
       </w:r>
     </w:p>
-    <w:bookmarkEnd w:id="79"/>
-    <w:bookmarkEnd w:id="80"/>
+    <w:bookmarkEnd w:id="84"/>
+    <w:bookmarkEnd w:id="85"/>
     <w:sectPr>
       <w:pgSz w:h="16838" w:w="11906"/>
       <w:pgMar w:bottom="1417" w:left="1417" w:right="1417" w:top="1417"/>

--- a/p6/submission/mrq_package/01_manuscript_blinded.docx
+++ b/p6/submission/mrq_package/01_manuscript_blinded.docx
@@ -20,17 +20,17 @@
           <w:iCs/>
           <w:i/>
         </w:rPr>
-        <w:t xml:space="preserve">Manuscript prepared for: Management Review Quarterly (Springer; Scopus Q1, systematic reviews &amp; meta-analyses)</w:t>
-      </w:r>
-      <w:r>
-        <w:t xml:space="preserve"> </w:t>
-      </w:r>
-      <w:r>
-        <w:rPr>
-          <w:iCs/>
-          <w:i/>
-        </w:rPr>
-        <w:t xml:space="preserve">Version 1.0, May 2026 (target journal submission: Q4 2026)</w:t>
+        <w:t xml:space="preserve">Manuscript prepared for: Multinational Business Review (MBR; Emerald, Scopus Q2, ABS-2)</w:t>
+      </w:r>
+      <w:r>
+        <w:t xml:space="preserve"> </w:t>
+      </w:r>
+      <w:r>
+        <w:rPr>
+          <w:iCs/>
+          <w:i/>
+        </w:rPr>
+        <w:t xml:space="preserve">Version 1.1, May 2026 (target journal submission: Q3 2026)</w:t>
       </w:r>
     </w:p>
     <w:p>
@@ -54,48 +54,404 @@
         <w:pStyle w:val="FirstParagraph"/>
       </w:pPr>
       <w:r>
-        <w:t xml:space="preserve">This study reports the first three-level meta-analytic regression analysis (MARA) of the internationalization–performance (I-P) relationship to test whether country-level digital adoption (cDAI), institutional context regime (ICRV), and Digital Paradox Lifecycle (DPL) phase moderate it. Following PRISMA 2020, a systematic review combining backward and forward citation tracking of five anchor meta-analyses with hand-search assembles an analyzed corpus of k = 238 studies and K = 288 effect sizes from 49 economies; a Web of Science and Scopus database search (1977–2026) was additionally conducted to scope a pre-registered expansion whose full-text extraction is ongoing. Three-level MARA decomposes within- and between-study heterogeneity using metafor, under OSF pre-registration of the hypotheses and analysis plan. The baseline pooled effect is r = .074 (95% CI [.060, .088], p &lt; .001;</w:t>
-      </w:r>
-      <w:r>
-        <w:t xml:space="preserve"> </w:t>
-      </w:r>
-      <m:oMath>
-        <m:sSup>
-          <m:e>
-            <m:r>
-              <m:t>I</m:t>
-            </m:r>
-          </m:e>
-          <m:sup>
-            <m:r>
-              <m:t>2</m:t>
-            </m:r>
-          </m:sup>
-        </m:sSup>
-      </m:oMath>
-      <w:r>
-        <w:t xml:space="preserve"> </w:t>
-      </w:r>
-      <w:r>
-        <w:t xml:space="preserve">= 87.8%). The hypothesized moderators show limited support: the full-sample ICRV omnibus is significant (Q_M = 17.35, df = 4, p = .002) but is not robust, a drop-Frontier sensitivity test on the four well-populated regimes reduces it to non-significance (Q_M = 1.49, p = .68), while cDAI and DPL moderation are non-significant throughout. The most consequential result is substantial publication bias: trim-and-fill imputes k = 58 missing studies, cutting the pooled effect to r = .035 (95% CI [.023, .048]), an implied ~53% attenuation (Begg p &lt; .001; Egger p = .057). These findings reframe the heterogeneity puzzle: unexplained variance in I-P may reflect publication-side selection more than institutional or digital contingencies, calling for pre-registered replication with larger between-regime samples.</w:t>
-      </w:r>
-    </w:p>
-    <w:p>
-      <w:pPr>
-        <w:pStyle w:val="BodyText"/>
-      </w:pPr>
-      <w:r>
         <w:rPr>
           <w:bCs/>
           <w:b/>
         </w:rPr>
+        <w:t xml:space="preserve">Purpose.</w:t>
+      </w:r>
+      <w:r>
+        <w:t xml:space="preserve"> </w:t>
+      </w:r>
+      <w:r>
+        <w:t xml:space="preserve">This study reports the first three-level meta-analytic regression analysis (MARA) of the internationalization–performance (I-P) relationship to test whether country-level digital adoption (cDAI), institutional context regime (ICRV), and Digital Paradox Lifecycle (DPL) phase moderate it across a globally representative corpus.</w:t>
+      </w:r>
+    </w:p>
+    <w:p>
+      <w:pPr>
+        <w:pStyle w:val="BodyText"/>
+      </w:pPr>
+      <w:r>
+        <w:rPr>
+          <w:bCs/>
+          <w:b/>
+        </w:rPr>
+        <w:t xml:space="preserve">Design/methodology/approach.</w:t>
+      </w:r>
+      <w:r>
+        <w:t xml:space="preserve"> </w:t>
+      </w:r>
+      <w:r>
+        <w:t xml:space="preserve">Following PRISMA 2020, a systematic review combining backward and forward citation tracking of five anchor meta-analyses with hand-search assembles an analyzed corpus of</w:t>
+      </w:r>
+      <w:r>
+        <w:t xml:space="preserve"> </w:t>
+      </w:r>
+      <w:r>
+        <w:rPr>
+          <w:iCs/>
+          <w:i/>
+        </w:rPr>
+        <w:t xml:space="preserve">k</w:t>
+      </w:r>
+      <w:r>
+        <w:t xml:space="preserve"> </w:t>
+      </w:r>
+      <w:r>
+        <w:t xml:space="preserve">= 238 studies and</w:t>
+      </w:r>
+      <w:r>
+        <w:t xml:space="preserve"> </w:t>
+      </w:r>
+      <w:r>
+        <w:rPr>
+          <w:iCs/>
+          <w:i/>
+        </w:rPr>
+        <w:t xml:space="preserve">K</w:t>
+      </w:r>
+      <w:r>
+        <w:t xml:space="preserve"> </w:t>
+      </w:r>
+      <w:r>
+        <w:t xml:space="preserve">= 288 effect sizes from 49 economies; a Web of Science and Scopus database search (1977–2026) was additionally conducted to scope a pre-registered expansion whose full-text extraction is ongoing. Three-level MARA decomposes within- and between-study heterogeneity using</w:t>
+      </w:r>
+      <w:r>
+        <w:t xml:space="preserve"> </w:t>
+      </w:r>
+      <w:r>
+        <w:rPr>
+          <w:iCs/>
+          <w:i/>
+        </w:rPr>
+        <w:t xml:space="preserve">metafor</w:t>
+      </w:r>
+      <w:r>
+        <w:t xml:space="preserve">, under OSF pre-registration of the hypotheses and analysis plan.</w:t>
+      </w:r>
+    </w:p>
+    <w:p>
+      <w:pPr>
+        <w:pStyle w:val="BodyText"/>
+      </w:pPr>
+      <w:r>
+        <w:rPr>
+          <w:bCs/>
+          <w:b/>
+        </w:rPr>
+        <w:t xml:space="preserve">Findings.</w:t>
+      </w:r>
+      <w:r>
+        <w:t xml:space="preserve"> </w:t>
+      </w:r>
+      <w:r>
+        <w:t xml:space="preserve">The baseline pooled effect is</w:t>
+      </w:r>
+      <w:r>
+        <w:t xml:space="preserve"> </w:t>
+      </w:r>
+      <w:r>
+        <w:rPr>
+          <w:iCs/>
+          <w:i/>
+        </w:rPr>
+        <w:t xml:space="preserve">r</w:t>
+      </w:r>
+      <w:r>
+        <w:t xml:space="preserve"> </w:t>
+      </w:r>
+      <w:r>
+        <w:t xml:space="preserve">= .074 (95% CI [.060, .088],</w:t>
+      </w:r>
+      <w:r>
+        <w:t xml:space="preserve"> </w:t>
+      </w:r>
+      <w:r>
+        <w:rPr>
+          <w:iCs/>
+          <w:i/>
+        </w:rPr>
+        <w:t xml:space="preserve">p</w:t>
+      </w:r>
+      <w:r>
+        <w:t xml:space="preserve"> </w:t>
+      </w:r>
+      <w:r>
+        <w:t xml:space="preserve">&lt; .001;</w:t>
+      </w:r>
+      <w:r>
+        <w:t xml:space="preserve"> </w:t>
+      </w:r>
+      <w:r>
+        <w:rPr>
+          <w:iCs/>
+          <w:i/>
+        </w:rPr>
+        <w:t xml:space="preserve">I</w:t>
+      </w:r>
+      <w:r>
+        <w:t xml:space="preserve">² = 87.8%). The hypothesized moderators show limited support: the full-sample ICRV omnibus is significant (</w:t>
+      </w:r>
+      <w:r>
+        <w:rPr>
+          <w:iCs/>
+          <w:i/>
+        </w:rPr>
+        <w:t xml:space="preserve">Q</w:t>
+      </w:r>
+      <w:r>
+        <w:t xml:space="preserve">_M = 17.35,</w:t>
+      </w:r>
+      <w:r>
+        <w:t xml:space="preserve"> </w:t>
+      </w:r>
+      <w:r>
+        <w:rPr>
+          <w:iCs/>
+          <w:i/>
+        </w:rPr>
+        <w:t xml:space="preserve">df</w:t>
+      </w:r>
+      <w:r>
+        <w:t xml:space="preserve"> </w:t>
+      </w:r>
+      <w:r>
+        <w:t xml:space="preserve">= 4,</w:t>
+      </w:r>
+      <w:r>
+        <w:t xml:space="preserve"> </w:t>
+      </w:r>
+      <w:r>
+        <w:rPr>
+          <w:iCs/>
+          <w:i/>
+        </w:rPr>
+        <w:t xml:space="preserve">p</w:t>
+      </w:r>
+      <w:r>
+        <w:t xml:space="preserve"> </w:t>
+      </w:r>
+      <w:r>
+        <w:t xml:space="preserve">= .002) but is not robust — a drop-Frontier sensitivity test on the four well-populated regimes reduces it to non-significance (</w:t>
+      </w:r>
+      <w:r>
+        <w:rPr>
+          <w:iCs/>
+          <w:i/>
+        </w:rPr>
+        <w:t xml:space="preserve">Q</w:t>
+      </w:r>
+      <w:r>
+        <w:t xml:space="preserve">_M = 1.49,</w:t>
+      </w:r>
+      <w:r>
+        <w:t xml:space="preserve"> </w:t>
+      </w:r>
+      <w:r>
+        <w:rPr>
+          <w:iCs/>
+          <w:i/>
+        </w:rPr>
+        <w:t xml:space="preserve">p</w:t>
+      </w:r>
+      <w:r>
+        <w:t xml:space="preserve"> </w:t>
+      </w:r>
+      <w:r>
+        <w:t xml:space="preserve">= .68); cDAI and DPL moderation are non-significant throughout. The most consequential result is substantial publication bias: trim-and-fill imputes</w:t>
+      </w:r>
+      <w:r>
+        <w:t xml:space="preserve"> </w:t>
+      </w:r>
+      <w:r>
+        <w:rPr>
+          <w:iCs/>
+          <w:i/>
+        </w:rPr>
+        <w:t xml:space="preserve">k</w:t>
+      </w:r>
+      <w:r>
+        <w:t xml:space="preserve"> </w:t>
+      </w:r>
+      <w:r>
+        <w:t xml:space="preserve">= 58 missing studies, cutting the pooled effect to</w:t>
+      </w:r>
+      <w:r>
+        <w:t xml:space="preserve"> </w:t>
+      </w:r>
+      <w:r>
+        <w:rPr>
+          <w:iCs/>
+          <w:i/>
+        </w:rPr>
+        <w:t xml:space="preserve">r</w:t>
+      </w:r>
+      <w:r>
+        <w:t xml:space="preserve"> </w:t>
+      </w:r>
+      <w:r>
+        <w:t xml:space="preserve">= .035 (95% CI [.023, .048]), an implied ~53% attenuation (Begg</w:t>
+      </w:r>
+      <w:r>
+        <w:t xml:space="preserve"> </w:t>
+      </w:r>
+      <w:r>
+        <w:rPr>
+          <w:iCs/>
+          <w:i/>
+        </w:rPr>
+        <w:t xml:space="preserve">p</w:t>
+      </w:r>
+      <w:r>
+        <w:t xml:space="preserve"> </w:t>
+      </w:r>
+      <w:r>
+        <w:t xml:space="preserve">&lt; .001; Egger</w:t>
+      </w:r>
+      <w:r>
+        <w:t xml:space="preserve"> </w:t>
+      </w:r>
+      <w:r>
+        <w:rPr>
+          <w:iCs/>
+          <w:i/>
+        </w:rPr>
+        <w:t xml:space="preserve">p</w:t>
+      </w:r>
+      <w:r>
+        <w:t xml:space="preserve"> </w:t>
+      </w:r>
+      <w:r>
+        <w:t xml:space="preserve">= .057).</w:t>
+      </w:r>
+    </w:p>
+    <w:p>
+      <w:pPr>
+        <w:pStyle w:val="BodyText"/>
+      </w:pPr>
+      <w:r>
+        <w:rPr>
+          <w:bCs/>
+          <w:b/>
+        </w:rPr>
+        <w:t xml:space="preserve">Research limitations/implications.</w:t>
+      </w:r>
+      <w:r>
+        <w:t xml:space="preserve"> </w:t>
+      </w:r>
+      <w:r>
+        <w:t xml:space="preserve">Sparse Frontier (</w:t>
+      </w:r>
+      <w:r>
+        <w:rPr>
+          <w:iCs/>
+          <w:i/>
+        </w:rPr>
+        <w:t xml:space="preserve">K</w:t>
+      </w:r>
+      <w:r>
+        <w:t xml:space="preserve"> </w:t>
+      </w:r>
+      <w:r>
+        <w:t xml:space="preserve">= 3) and SIDS (</w:t>
+      </w:r>
+      <w:r>
+        <w:rPr>
+          <w:iCs/>
+          <w:i/>
+        </w:rPr>
+        <w:t xml:space="preserve">K</w:t>
+      </w:r>
+      <w:r>
+        <w:t xml:space="preserve"> </w:t>
+      </w:r>
+      <w:r>
+        <w:t xml:space="preserve">= 0) cells limit power for between-regime tests; single-coder extraction precludes inter-coder reliability statistics. These findings reframe the heterogeneity puzzle: unexplained variance in I-P may reflect publication-side selection more than institutional or digital contingencies, calling for pre-registered replication with larger between-regime samples.</w:t>
+      </w:r>
+    </w:p>
+    <w:p>
+      <w:pPr>
+        <w:pStyle w:val="BodyText"/>
+      </w:pPr>
+      <w:r>
+        <w:rPr>
+          <w:bCs/>
+          <w:b/>
+        </w:rPr>
+        <w:t xml:space="preserve">Practical implications.</w:t>
+      </w:r>
+      <w:r>
+        <w:t xml:space="preserve"> </w:t>
+      </w:r>
+      <w:r>
+        <w:t xml:space="preserve">Managers should not expect automatic performance gains from internationalization: the bias-corrected pooled effect (</w:t>
+      </w:r>
+      <w:r>
+        <w:rPr>
+          <w:iCs/>
+          <w:i/>
+        </w:rPr>
+        <w:t xml:space="preserve">r</w:t>
+      </w:r>
+      <w:r>
+        <w:t xml:space="preserve"> </w:t>
+      </w:r>
+      <w:r>
+        <w:t xml:space="preserve">= .035) is substantially smaller than published estimates suggest. National digital infrastructure alone does not amplify I-P returns; firm-level digital capability appears more decisive.</w:t>
+      </w:r>
+    </w:p>
+    <w:p>
+      <w:pPr>
+        <w:pStyle w:val="BodyText"/>
+      </w:pPr>
+      <w:r>
+        <w:rPr>
+          <w:bCs/>
+          <w:b/>
+        </w:rPr>
+        <w:t xml:space="preserve">Originality/value.</w:t>
+      </w:r>
+      <w:r>
+        <w:t xml:space="preserve"> </w:t>
+      </w:r>
+      <w:r>
+        <w:t xml:space="preserve">This is the first three-level MARA of the I-P literature, the first pre-registered meta-analytic test of cDAI, ICRV regime, and DPL phase as moderators, and the first systematic quantification of publication-bias attenuation in this 40-year evidence base.</w:t>
+      </w:r>
+    </w:p>
+    <w:p>
+      <w:pPr>
+        <w:pStyle w:val="BodyText"/>
+      </w:pPr>
+      <w:r>
+        <w:rPr>
+          <w:bCs/>
+          <w:b/>
+        </w:rPr>
         <w:t xml:space="preserve">Keywords:</w:t>
       </w:r>
       <w:r>
         <w:t xml:space="preserve"> </w:t>
       </w:r>
       <w:r>
-        <w:t xml:space="preserve">internationalization–performance; meta-analysis; three-level model; digital adoption; institutional context; ICRV; Digital Paradox Lifecycle; global</w:t>
+        <w:t xml:space="preserve">internationalization–performance; meta-analysis; three-level model; digital adoption; institutional context; publication bias</w:t>
+      </w:r>
+    </w:p>
+    <w:p>
+      <w:pPr>
+        <w:pStyle w:val="BodyText"/>
+      </w:pPr>
+      <w:r>
+        <w:rPr>
+          <w:bCs/>
+          <w:b/>
+        </w:rPr>
+        <w:t xml:space="preserve">Paper type:</w:t>
+      </w:r>
+      <w:r>
+        <w:t xml:space="preserve"> </w:t>
+      </w:r>
+      <w:r>
+        <w:t xml:space="preserve">Research paper (meta-analysis)</w:t>
       </w:r>
     </w:p>
     <w:p>
@@ -16987,7 +17343,7 @@
           <w:iCs/>
           <w:i/>
         </w:rPr>
-        <w:t xml:space="preserve">Word count (excluding tables, references, appendices):</w:t>
+        <w:t xml:space="preserve">Word count (main text, excluding tables, references, appendices):</w:t>
       </w:r>
       <w:r>
         <w:rPr>
@@ -17016,17 +17372,17 @@
           <w:iCs/>
           <w:i/>
         </w:rPr>
-        <w:t xml:space="preserve">6,900 words</w:t>
-      </w:r>
-      <w:r>
-        <w:t xml:space="preserve"> </w:t>
-      </w:r>
-      <w:r>
-        <w:rPr>
-          <w:iCs/>
-          <w:i/>
-        </w:rPr>
-        <w:t xml:space="preserve">Target journal: Management Review Quarterly (Springer; Scopus Q1), which specialises in systematic reviews and meta-analyses and accommodates comprehensive length. Analyses use the verified baseline corpus (k = 238 studies, K = 288 effect sizes); the formal WoS/Scopus search expansion is ongoing and will be incorporated at revision. Effect-size coding follows the standardized protocol (Appendix B).</w:t>
+        <w:t xml:space="preserve">6,900 words.</w:t>
+      </w:r>
+      <w:r>
+        <w:t xml:space="preserve"> </w:t>
+      </w:r>
+      <w:r>
+        <w:rPr>
+          <w:iCs/>
+          <w:i/>
+        </w:rPr>
+        <w:t xml:space="preserve">Target journal: Multinational Business Review (Emerald; Scopus Q2, ABS-2). MBR accommodates IB-focused meta-analyses up to 8,000 words total (including refs and appendices); main-text streamlining and appendix migration to OSF supplementary materials are planned for the submission build to meet this cap. Analyses use the verified baseline corpus (k = 238 studies, K = 288 effect sizes); the formal WoS/Scopus search expansion is ongoing and will be incorporated at revision. Effect-size coding follows the standardized protocol (Appendix B; full coded database lodged on OSF).</w:t>
       </w:r>
     </w:p>
     <w:bookmarkEnd w:id="84"/>

--- a/p6/submission/mrq_package/01_manuscript_blinded.docx
+++ b/p6/submission/mrq_package/01_manuscript_blinded.docx
@@ -20,17 +20,17 @@
           <w:iCs/>
           <w:i/>
         </w:rPr>
-        <w:t xml:space="preserve">Manuscript prepared for: Multinational Business Review (MBR; Emerald, Scopus Q2, ABS-2)</w:t>
-      </w:r>
-      <w:r>
-        <w:t xml:space="preserve"> </w:t>
-      </w:r>
-      <w:r>
-        <w:rPr>
-          <w:iCs/>
-          <w:i/>
-        </w:rPr>
-        <w:t xml:space="preserve">Version 1.1, May 2026 (target journal submission: Q3 2026)</w:t>
+        <w:t xml:space="preserve">Manuscript prepared for: Management International Review (MIR; Springer, Scopus Q1, ABS-3)</w:t>
+      </w:r>
+      <w:r>
+        <w:t xml:space="preserve"> </w:t>
+      </w:r>
+      <w:r>
+        <w:rPr>
+          <w:iCs/>
+          <w:i/>
+        </w:rPr>
+        <w:t xml:space="preserve">Version 1.2, May 2026 (target journal submission: Q3 2026)</w:t>
       </w:r>
     </w:p>
     <w:p>
@@ -17343,7 +17343,7 @@
           <w:iCs/>
           <w:i/>
         </w:rPr>
-        <w:t xml:space="preserve">Word count (main text, excluding tables, references, appendices):</w:t>
+        <w:t xml:space="preserve">Word count (main text prose, excluding tables, references, appendices):</w:t>
       </w:r>
       <w:r>
         <w:rPr>
@@ -17372,17 +17372,75 @@
           <w:iCs/>
           <w:i/>
         </w:rPr>
-        <w:t xml:space="preserve">6,900 words.</w:t>
-      </w:r>
-      <w:r>
-        <w:t xml:space="preserve"> </w:t>
-      </w:r>
-      <w:r>
-        <w:rPr>
-          <w:iCs/>
-          <w:i/>
-        </w:rPr>
-        <w:t xml:space="preserve">Target journal: Multinational Business Review (Emerald; Scopus Q2, ABS-2). MBR accommodates IB-focused meta-analyses up to 8,000 words total (including refs and appendices); main-text streamlining and appendix migration to OSF supplementary materials are planned for the submission build to meet this cap. Analyses use the verified baseline corpus (k = 238 studies, K = 288 effect sizes); the formal WoS/Scopus search expansion is ongoing and will be incorporated at revision. Effect-size coding follows the standardized protocol (Appendix B; full coded database lodged on OSF).</w:t>
+        <w:t xml:space="preserve">11,700 words. Emerald-effective total (body + references + 9 tables × 280 + 6 figures × 280):</w:t>
+      </w:r>
+      <w:r>
+        <w:rPr>
+          <w:iCs/>
+          <w:i/>
+        </w:rPr>
+        <w:t xml:space="preserve"> </w:t>
+      </w:r>
+      <m:oMath>
+        <m:r>
+          <m:rPr>
+            <m:sty m:val="p"/>
+          </m:rPr>
+          <m:t>≈</m:t>
+        </m:r>
+      </m:oMath>
+      <w:r>
+        <w:rPr>
+          <w:iCs/>
+          <w:i/>
+        </w:rPr>
+        <w:t xml:space="preserve"> </w:t>
+      </w:r>
+      <w:r>
+        <w:rPr>
+          <w:iCs/>
+          <w:i/>
+        </w:rPr>
+        <w:t xml:space="preserve">17,000 word-equivalents.</w:t>
+      </w:r>
+      <w:r>
+        <w:t xml:space="preserve"> </w:t>
+      </w:r>
+      <w:r>
+        <w:rPr>
+          <w:iCs/>
+          <w:i/>
+        </w:rPr>
+        <w:t xml:space="preserve">Target journal: Management International Review (MIR; Springer, Scopus Q1, ABS-3). MIR accommodates substantive IB-focused meta-analyses up to</w:t>
+      </w:r>
+      <w:r>
+        <w:rPr>
+          <w:iCs/>
+          <w:i/>
+        </w:rPr>
+        <w:t xml:space="preserve"> </w:t>
+      </w:r>
+      <m:oMath>
+        <m:r>
+          <m:rPr>
+            <m:sty m:val="p"/>
+          </m:rPr>
+          <m:t>≈</m:t>
+        </m:r>
+      </m:oMath>
+      <w:r>
+        <w:rPr>
+          <w:iCs/>
+          <w:i/>
+        </w:rPr>
+        <w:t xml:space="preserve"> </w:t>
+      </w:r>
+      <w:r>
+        <w:rPr>
+          <w:iCs/>
+          <w:i/>
+        </w:rPr>
+        <w:t xml:space="preserve">12,000 words total; the submission build migrates Appendices A–C and a subset of tables to OSF supplementary materials, with light streamlining of Theory §2 overlap and Method §3.5–3.7 to meet this cap. Analyses use the verified baseline corpus (k = 238 studies, K = 288 effect sizes); the formal WoS/Scopus search expansion is ongoing and will be incorporated at revision. Effect-size coding follows the standardized protocol (Appendix B; full coded database lodged on OSF).</w:t>
       </w:r>
     </w:p>
     <w:bookmarkEnd w:id="84"/>

--- a/p6/submission/mrq_package/01_manuscript_blinded.docx
+++ b/p6/submission/mrq_package/01_manuscript_blinded.docx
@@ -232,7 +232,7 @@
         <w:t xml:space="preserve"> </w:t>
       </w:r>
       <w:r>
-        <w:t xml:space="preserve">= .002) but is not robust — a drop-Frontier sensitivity test on the four well-populated regimes reduces it to non-significance (</w:t>
+        <w:t xml:space="preserve">= .002) but is not robust, a drop-Frontier sensitivity test on the four well-populated regimes reduces it to non-significance (</w:t>
       </w:r>
       <w:r>
         <w:rPr>
@@ -476,7 +476,7 @@
         <w:pStyle w:val="FirstParagraph"/>
       </w:pPr>
       <w:r>
-        <w:t xml:space="preserve">The relationship between a firm's degree of internationalization and its performance — the "I-P relationship" — is the most meta-analyzed question in international business. Over four decades and six major meta-analyses (Bausch &amp; Krist, 2007; Kirca et al., 2012; Marano et al., 2016; Schwens et al., 2018; Wu et al., 2022; Arte &amp; Larimo, 2022), pooled positive effects are consistently small yet</w:t>
+        <w:t xml:space="preserve">The relationship between a firm's degree of internationalization and its performance, the "I-P relationship", is the most meta-analyzed question in international business. Over four decades and six major meta-analyses (Bausch &amp; Krist, 2007; Kirca et al., 2012; Marano et al., 2016; Schwens et al., 2018; Wu et al., 2022; Arte &amp; Larimo, 2022), pooled positive effects are consistently small yet</w:t>
       </w:r>
       <w:r>
         <w:t xml:space="preserve"> </w:t>
@@ -499,7 +499,7 @@
         <w:t xml:space="preserve"> </w:t>
       </w:r>
       <w:r>
-        <w:t xml:space="preserve">regularly exceeds 80%, signalling that context — not a universal mechanism — drives outcomes. Whether internationalization improves firm performance shapes investment decisions, export-promotion policy, and firm strategy in an interconnected global economy (Hitt et al., 2006; Lu &amp; Beamish, 2004), yet the record remains inconclusive.</w:t>
+        <w:t xml:space="preserve">regularly exceeds 80%, signalling that context, not a universal mechanism, drives outcomes. Whether internationalization improves firm performance shapes investment decisions, export-promotion policy, and firm strategy in an interconnected global economy (Hitt et al., 2006; Lu &amp; Beamish, 2004), yet the record remains inconclusive.</w:t>
       </w:r>
     </w:p>
     <w:p>
@@ -575,7 +575,7 @@
         <w:t xml:space="preserve"> </w:t>
       </w:r>
       <w:r>
-        <w:t xml:space="preserve">= 87.92%. That baseline confirmed the positive average effect but left approximately 70% of variance unexplained after the standard moderators (country of origin, industry, performance measure). Three theoretically grounded moderators — absent from all prior meta-analyses — motivate the present extension.</w:t>
+        <w:t xml:space="preserve">= 87.92%. That baseline confirmed the positive average effect but left approximately 70% of variance unexplained after the standard moderators (country of origin, industry, performance measure). Three theoretically grounded moderators, absent from all prior meta-analyses, motivate the present extension.</w:t>
       </w:r>
     </w:p>
     <w:p>
@@ -723,7 +723,7 @@
         <w:t xml:space="preserve">Theoretically</w:t>
       </w:r>
       <w:r>
-        <w:t xml:space="preserve">: (4) first meta-analytic test of an ICRV 6-regime framework on a globally representative I-P corpus (five of six regimes populated; Pacific-SIDS Regime VI returns no qualifying studies); (5) first formal test of cDAI as a national digital-infrastructure moderator of I-P; (6) first test of DPL phase as a temporal moderator via three-level MARA. The non-confirmation of E1a/E1b, H2, and H3, the anomalous Frontier pattern, and the substantial publication-bias correction are themselves informative — they bound the conditions under which these moderators could operate and motivate a</w:t>
+        <w:t xml:space="preserve">: (4) first meta-analytic test of an ICRV 6-regime framework on a globally representative I-P corpus (five of six regimes populated; Pacific-SIDS Regime VI returns no qualifying studies); (5) first formal test of cDAI as a national digital-infrastructure moderator of I-P; (6) first test of DPL phase as a temporal moderator via three-level MARA. The non-confirmation of E1a/E1b, H2, and H3, the anomalous Frontier pattern, and the substantial publication-bias correction are themselves informative, they bound the conditions under which these moderators could operate and motivate a</w:t>
       </w:r>
       <w:r>
         <w:t xml:space="preserve"> </w:t>
@@ -986,7 +986,7 @@
         <w:t xml:space="preserve"> </w:t>
       </w:r>
       <w:r>
-        <w:t xml:space="preserve">= .057 borderline — we frame the magnitude as a strong directional signal rather than a settled point estimate). Heterogeneity decomposition assigns the bulk of</w:t>
+        <w:t xml:space="preserve">= .057 borderline, we frame the magnitude as a strong directional signal rather than a settled point estimate). Heterogeneity decomposition assigns the bulk of</w:t>
       </w:r>
       <w:r>
         <w:t xml:space="preserve"> </w:t>
@@ -1077,7 +1077,7 @@
         <w:t xml:space="preserve"> </w:t>
       </w:r>
       <w:r>
-        <w:t xml:space="preserve">(Barney, 1991; Wernerfelt, 1984) predicts that firms in resource-rich environments — including national digital infrastructure — capture higher returns to internationalization through resource bundling at the country level. cDAI here is the country-level construct distinct from the firm-level digital adoption (DAI) used in companion primary studies; at meta-analytic resolution only cDAI is extractable as a study-level moderator.</w:t>
+        <w:t xml:space="preserve">(Barney, 1991; Wernerfelt, 1984) predicts that firms in resource-rich environments, including national digital infrastructure, capture higher returns to internationalization through resource bundling at the country level. cDAI here is the country-level construct distinct from the firm-level digital adoption (DAI) used in companion primary studies; at meta-analytic resolution only cDAI is extractable as a study-level moderator.</w:t>
       </w:r>
       <w:r>
         <w:t xml:space="preserve"> </w:t>
@@ -1093,7 +1093,7 @@
         <w:t xml:space="preserve"> </w:t>
       </w:r>
       <w:r>
-        <w:t xml:space="preserve">(North, 1990; Scott, 1995) positions formal and informal institutions as the rules that govern transaction costs of cross-border expansion: higher institutional quality reduces opportunism, monitoring, and information asymmetry costs, and the ICRV gradient hypothesis (H1) derives directly from this logic — expected I-P effects decline as institutional quality falls from Advanced (Regime I) to Frontier (Regime V).</w:t>
+        <w:t xml:space="preserve">(North, 1990; Scott, 1995) positions formal and informal institutions as the rules that govern transaction costs of cross-border expansion: higher institutional quality reduces opportunism, monitoring, and information asymmetry costs, and the ICRV gradient hypothesis (H1) derives directly from this logic, expected I-P effects decline as institutional quality falls from Advanced (Regime I) to Frontier (Regime V).</w:t>
       </w:r>
       <w:r>
         <w:t xml:space="preserve"> </w:t>
@@ -1109,7 +1109,7 @@
         <w:t xml:space="preserve"> </w:t>
       </w:r>
       <w:r>
-        <w:t xml:space="preserve">(Johanson &amp; Vahlne, 1977, 2009) frames internationalization as experiential knowledge accumulation; digital platforms — cloud analytics, real-time demand signals, B2B platforms — compress the learning curve once they reach diffusion maturity (Stallkamp &amp; Schotter, 2021), the substantive basis for the DPL Follow-phase prediction (H2).</w:t>
+        <w:t xml:space="preserve">(Johanson &amp; Vahlne, 1977, 2009) frames internationalization as experiential knowledge accumulation; digital platforms, cloud analytics, real-time demand signals, B2B platforms, compress the learning curve once they reach diffusion maturity (Stallkamp &amp; Schotter, 2021), the substantive basis for the DPL Follow-phase prediction (H2).</w:t>
       </w:r>
       <w:r>
         <w:t xml:space="preserve"> </w:t>
@@ -1312,10 +1312,7 @@
         <w:t xml:space="preserve">E1a</w:t>
       </w:r>
       <w:r>
-        <w:t xml:space="preserve"> </w:t>
-      </w:r>
-      <w:r>
-        <w:t xml:space="preserve">— ICRV-I shows the largest pooled effect (all three CIMT mechanisms active).</w:t>
+        <w:t xml:space="preserve">, ICRV-I shows the largest pooled effect (all three CIMT mechanisms active).</w:t>
       </w:r>
       <w:r>
         <w:t xml:space="preserve"> </w:t>
@@ -1328,10 +1325,7 @@
         <w:t xml:space="preserve">E1b</w:t>
       </w:r>
       <w:r>
-        <w:t xml:space="preserve"> </w:t>
-      </w:r>
-      <w:r>
-        <w:t xml:space="preserve">— Frontier-regime studies (ICRV-FR) show the smallest, possibly null/negative pooled effect (institutional-void costs dominate); E1b is exploratory because current FR</w:t>
+        <w:t xml:space="preserve">, Frontier-regime studies (ICRV-FR) show the smallest, possibly null/negative pooled effect (institutional-void costs dominate); E1b is exploratory because current FR</w:t>
       </w:r>
       <w:r>
         <w:t xml:space="preserve"> </w:t>
@@ -1429,7 +1423,7 @@
         <w:t xml:space="preserve"> </w:t>
       </w:r>
       <w:r>
-        <w:t xml:space="preserve">(≥ 2014): digital platforms — cloud logistics, B2B e-commerce, electronic payments, digital trade finance — have reached the maturity threshold at which coordination costs are systematically compressed; effects are expected largest.</w:t>
+        <w:t xml:space="preserve">(≥ 2014): digital platforms, cloud logistics, B2B e-commerce, electronic payments, digital trade finance, have reached the maturity threshold at which coordination costs are systematically compressed; effects are expected largest.</w:t>
       </w:r>
     </w:p>
     <w:p>
@@ -6593,7 +6587,7 @@
               <w:jc w:val="left"/>
             </w:pPr>
             <w:r>
-              <w:t xml:space="preserve">I — Advanced-Innovation (SG, HK, KR, JP, AU…)</w:t>
+              <w:t xml:space="preserve">I — Advanced-Innovation (SG, HK, KR, JP, AU...)</w:t>
             </w:r>
           </w:p>
         </w:tc>
@@ -6655,7 +6649,7 @@
               <w:jc w:val="left"/>
             </w:pPr>
             <w:r>
-              <w:t xml:space="preserve">II — Upper-middle (CN, MY, TH, BR…)</w:t>
+              <w:t xml:space="preserve">II — Upper-middle (CN, MY, TH, BR...)</w:t>
             </w:r>
           </w:p>
         </w:tc>
@@ -6717,7 +6711,7 @@
               <w:jc w:val="left"/>
             </w:pPr>
             <w:r>
-              <w:t xml:space="preserve">III — Emerging (VN, IN, ID, PH…)</w:t>
+              <w:t xml:space="preserve">III — Emerging (VN, IN, ID, PH...)</w:t>
             </w:r>
           </w:p>
         </w:tc>
@@ -8565,7 +8559,7 @@
         <w:t xml:space="preserve"> </w:t>
       </w:r>
       <w:r>
-        <w:t xml:space="preserve">= 0.061 — most conservative, but positive and significant); DL two-level estimator (Δ</w:t>
+        <w:t xml:space="preserve">= 0.061, most conservative, but positive and significant); DL two-level estimator (Δ</w:t>
       </w:r>
       <w:r>
         <w:rPr>
@@ -9905,7 +9899,7 @@
         <w:t xml:space="preserve"> </w:t>
       </w:r>
       <w:r>
-        <w:t xml:space="preserve">= 113) and introducing three previously untested moderators — ICRV institutional regime, country-level digital adoption (cDAI), and Digital Paradox Lifecycle (DPL) phase. The pooled effect (</w:t>
+        <w:t xml:space="preserve">= 113) and introducing three previously untested moderators, ICRV institutional regime, country-level digital adoption (cDAI), and Digital Paradox Lifecycle (DPL) phase. The pooled effect (</w:t>
       </w:r>
       <w:r>
         <w:rPr>
@@ -10085,7 +10079,7 @@
         <w:t xml:space="preserve"> </w:t>
       </w:r>
       <w:r>
-        <w:t xml:space="preserve">= 0.035 (95% CI [0.023, 0.048]) — a ~53% attenuation. The I-P field's published literature appears to over-represent positive findings, and the true average performance return to internationalization may sit closer to</w:t>
+        <w:t xml:space="preserve">= 0.035 (95% CI [0.023, 0.048]), a ~53% attenuation. The I-P field's published literature appears to over-represent positive findings, and the true average performance return to internationalization may sit closer to</w:t>
       </w:r>
       <w:r>
         <w:t xml:space="preserve"> </w:t>
@@ -10101,7 +10095,7 @@
         <w:t xml:space="preserve"> </w:t>
       </w:r>
       <w:r>
-        <w:t xml:space="preserve">≈ 0.035 than to the 0.07–0.10 range commonly cited. The heterogeneity puzzle remains largely unresolved, but the three-level decomposition reframes it: within-study variance (Level 2, 76.1%) is the dominant source, not between-country differences (Level 3, 11.8%) — methodological choices within papers contribute substantially more to dispersion than cross-country institutional contexts.</w:t>
+        <w:t xml:space="preserve">≈ 0.035 than to the 0.07–0.10 range commonly cited. The heterogeneity puzzle remains largely unresolved, but the three-level decomposition reframes it: within-study variance (Level 2, 76.1%) is the dominant source, not between-country differences (Level 3, 11.8%), methodological choices within papers contribute substantially more to dispersion than cross-country institutional contexts.</w:t>
       </w:r>
     </w:p>
     <w:p>
@@ -10212,7 +10206,7 @@
         <w:t xml:space="preserve"> </w:t>
       </w:r>
       <w:r>
-        <w:t xml:space="preserve">= 3, with one Iranian outlier) yields an unreliable estimate. (3) cDAI is assigned at the study level via country-year WB DAI / ITU DDI scores, not derived from firm-level digital adoption; vintage mismatch may attenuate the moderation. (4) Search restricted to English-language publications under-represents Chinese, Japanese, Korean, and Southeast Asian work. (5) Single-coder extraction and moderator coding (by the first author) precluded formal inter-coder reliability; coding quality is supported by pilot calibration and double-entry verification (§3.3.2). A dual-coded reliability check is a priority for the planned formal-search expansion.</w:t>
+        <w:t xml:space="preserve">= 3, with one Iranian outlier) yields an unreliable estimate. (3) cDAI is assigned at the study level via country-year WB DAI / ITU DDI scores, not derived from firm-level digital adoption; vintage mismatch may attenuate the moderation. (4) Search restricted to English-language publications under-represents Chinese, Japanese, Korean, and Southeast Asian work. (5) Single-coder extraction and moderator coding (by the first author) precluded formal inter-coder reliability; coding quality is supported by pilot calibration and double-entry verification (Section 3.3.2). A dual-coded reliability check is a priority for the planned formal-search expansion.</w:t>
       </w:r>
     </w:p>
     <w:p>
@@ -10291,7 +10285,7 @@
         <w:t xml:space="preserve"> </w:t>
       </w:r>
       <w:r>
-        <w:t xml:space="preserve">= 0.035) motivates a dedicated audit of unpublished I-P results — surveys of researchers, grey literature, and dissertations — to bound the true population effect more precisely than trim-and-fill alone.</w:t>
+        <w:t xml:space="preserve">= 0.035) motivates a dedicated audit of unpublished I-P results, surveys of researchers, grey literature, and dissertations, to bound the true population effect more precisely than trim-and-fill alone.</w:t>
       </w:r>
     </w:p>
     <w:p>
@@ -11073,7 +11067,7 @@
         <w:pStyle w:val="BodyText"/>
       </w:pPr>
       <w:r>
-        <w:t xml:space="preserve">Page, M. J., McKenzie, J. E., Bossuyt, P. M., Boutron, I., Hoffmann, T. C., Mulrow, C. D., Shamseer, L., Tetzlaff, J. M., Akl, E. A., Brennan, S. E., Chou, R., Glanville, J., Grimshaw, J. M., Hróbjartsson, A., Lalu, M. M., Li, T., Loder, E. W., Mayo-Wilson, E., McDonald, S., … Moher, D. (2021). The PRISMA 2020 statement: An updated guideline for reporting systematic reviews.</w:t>
+        <w:t xml:space="preserve">Page, M. J., McKenzie, J. E., Bossuyt, P. M., Boutron, I., Hoffmann, T. C., Mulrow, C. D., Shamseer, L., Tetzlaff, J. M., Akl, E. A., Brennan, S. E., Chou, R., Glanville, J., Grimshaw, J. M., Hróbjartsson, A., Lalu, M. M., Li, T., Loder, E. W., Mayo-Wilson, E., McDonald, S., ... Moher, D. (2021). The PRISMA 2020 statement: An updated guideline for reporting systematic reviews.</w:t>
       </w:r>
       <w:r>
         <w:t xml:space="preserve"> </w:t>
@@ -11637,7 +11631,7 @@
         <w:t xml:space="preserve">Supp-T4</w:t>
       </w:r>
       <w:r>
-        <w:t xml:space="preserve">; the detailed §3.2 PRISMA screening narrative as</w:t>
+        <w:t xml:space="preserve">; the detailed Section 3.2 PRISMA screening narrative as</w:t>
       </w:r>
       <w:r>
         <w:t xml:space="preserve"> </w:t>
@@ -11693,7 +11687,7 @@
           <w:iCs/>
           <w:i/>
         </w:rPr>
-        <w:t xml:space="preserve">Word count (main text §§1–6 prose, excluding tables, references, in-paper tables, and OSF supplementary materials):</w:t>
+        <w:t xml:space="preserve">Word count (main text Sections 1–6 prose, excluding tables, references, in-paper tables, and OSF supplementary materials):</w:t>
       </w:r>
       <w:r>
         <w:rPr>
@@ -11751,7 +11745,7 @@
           <w:iCs/>
           <w:i/>
         </w:rPr>
-        <w:t xml:space="preserve">11,580 word-equivalents — within MIR's</w:t>
+        <w:t xml:space="preserve">11,580 word-equivalents, within MIR's</w:t>
       </w:r>
       <w:r>
         <w:rPr>
@@ -11812,7 +11806,7 @@
           <w:iCs/>
           <w:i/>
         </w:rPr>
-        <w:t xml:space="preserve">consistency check), the detailed eligibility criteria, the cDAI and DPL subgroup tables, the full robustness-checks table, the §3.2 PRISMA screening narrative, and extended methodological notes are migrated to OSF as Supp-A through Supp-M (</w:t>
+        <w:t xml:space="preserve">consistency check), the detailed eligibility criteria, the cDAI and DPL subgroup tables, the full robustness-checks table, the Section 3.2 PRISMA screening narrative, and extended methodological notes are migrated to OSF as Supp-A through Supp-M (</w:t>
       </w:r>
       <w:hyperlink r:id="rId32">
         <w:r>
@@ -11829,7 +11823,7 @@
           <w:iCs/>
           <w:i/>
         </w:rPr>
-        <w:t xml:space="preserve">). Analyses use the verified baseline corpus (k = 238 studies, K = 288 effect sizes); the formal WoS/Scopus search expansion is ongoing and will be incorporated at revision. Effect-size coding follows the standardized protocol summarized in §3.4 and detailed in Supp-B.</w:t>
+        <w:t xml:space="preserve">). Analyses use the verified baseline corpus (k = 238 studies, K = 288 effect sizes); the formal WoS/Scopus search expansion is ongoing and will be incorporated at revision. Effect-size coding follows the standardized protocol summarized in Section 3.4 and detailed in Supp-B.</w:t>
       </w:r>
     </w:p>
     <w:bookmarkEnd w:id="82"/>

--- a/p6/submission/mrq_package/01_manuscript_blinded.docx
+++ b/p6/submission/mrq_package/01_manuscript_blinded.docx
@@ -2,7 +2,7 @@
 <file path=word/document.xml><?xml version="1.0" encoding="utf-8"?>
 <w:document xmlns:w="http://schemas.openxmlformats.org/wordprocessingml/2006/main" xmlns:m="http://schemas.openxmlformats.org/officeDocument/2006/math" xmlns:r="http://schemas.openxmlformats.org/officeDocument/2006/relationships" xmlns:o="urn:schemas-microsoft-com:office:office" xmlns:v="urn:schemas-microsoft-com:vml" xmlns:w10="urn:schemas-microsoft-com:office:word" xmlns:a="http://schemas.openxmlformats.org/drawingml/2006/main" xmlns:pic="http://schemas.openxmlformats.org/drawingml/2006/picture" xmlns:wp="http://schemas.openxmlformats.org/drawingml/2006/wordprocessingDrawing">
   <w:body>
-    <w:bookmarkStart w:id="83" w:name="X71f68986ebdedfa6a7fda36701097f5cdd5e3a2"/>
+    <w:bookmarkStart w:id="86" w:name="X71f68986ebdedfa6a7fda36701097f5cdd5e3a2"/>
     <w:p>
       <w:pPr>
         <w:pStyle w:val="Heading1"/>
@@ -2299,7 +2299,7 @@
     </w:p>
     <w:bookmarkEnd w:id="30"/>
     <w:bookmarkEnd w:id="31"/>
-    <w:bookmarkStart w:id="43" w:name="Xeae2dc85413e447d2c08d145b986cffc1f454f7"/>
+    <w:bookmarkStart w:id="46" w:name="Xeae2dc85413e447d2c08d145b986cffc1f454f7"/>
     <w:p>
       <w:pPr>
         <w:pStyle w:val="Heading2"/>
@@ -2658,7 +2658,7 @@
       </w:r>
     </w:p>
     <w:bookmarkEnd w:id="33"/>
-    <w:bookmarkStart w:id="34" w:name="Xe67e40459b15893f891bd95e2d3c9a6925f6957"/>
+    <w:bookmarkStart w:id="37" w:name="Xe67e40459b15893f891bd95e2d3c9a6925f6957"/>
     <w:p>
       <w:pPr>
         <w:pStyle w:val="Heading3"/>
@@ -2762,13 +2762,13 @@
           <w:bCs/>
           <w:b/>
         </w:rPr>
-        <w:t xml:space="preserve">PRISMA 2020 flow summary.</w:t>
-      </w:r>
-      <w:r>
-        <w:t xml:space="preserve"> </w:t>
-      </w:r>
-      <w:r>
-        <w:t xml:space="preserve">The analyzed corpus for this article is</w:t>
+        <w:t xml:space="preserve">PRISMA 2020 flow summary (two-path design; Figure 7).</w:t>
+      </w:r>
+      <w:r>
+        <w:t xml:space="preserve"> </w:t>
+      </w:r>
+      <w:r>
+        <w:t xml:space="preserve">The analyzed corpus is</w:t>
       </w:r>
       <w:r>
         <w:t xml:space="preserve"> </w:t>
@@ -2784,7 +2784,10 @@
         <w:t xml:space="preserve"> </w:t>
       </w:r>
       <w:r>
-        <w:t xml:space="preserve">= 238 studies (</w:t>
+        <w:t xml:space="preserve">= 238 /</w:t>
+      </w:r>
+      <w:r>
+        <w:t xml:space="preserve"> </w:t>
       </w:r>
       <w:r>
         <w:rPr>
@@ -2797,7 +2800,7 @@
         <w:t xml:space="preserve"> </w:t>
       </w:r>
       <w:r>
-        <w:t xml:space="preserve">= 288 effect sizes), assembled via backward and forward citation tracking of five anchor meta-analyses plus hand-search and coded to the eligibility criteria above. Separately, a Web of Science + Scopus database search (20 May 2026) returned 3,263 records, reduced after deduplication, L1 keyword pre-screening, and an 8-round L2 title-and-abstract screening pass (rule-based scripts + manual + WebSearch-assisted abstract retrieval) to 435 priority full-text extraction candidates; this database-search expansion is in progress and is not part of the effects analyzed here. The full PRISMA 2020 flow and the round-by-round screening trace are provided as</w:t>
+        <w:t xml:space="preserve">= 288 on</w:t>
       </w:r>
       <w:r>
         <w:t xml:space="preserve"> </w:t>
@@ -2807,13 +2810,10 @@
           <w:bCs/>
           <w:b/>
         </w:rPr>
-        <w:t xml:space="preserve">Supp-A</w:t>
-      </w:r>
-      <w:r>
-        <w:t xml:space="preserve"> </w:t>
-      </w:r>
-      <w:r>
-        <w:t xml:space="preserve">and</w:t>
+        <w:t xml:space="preserve">Path A</w:t>
+      </w:r>
+      <w:r>
+        <w:t xml:space="preserve">, assembled from backward and forward citation tracking of five anchor meta-analyses (Bausch &amp; Krist, 2007; Kirca et al., 2012; Marano et al., 2016; Schwens et al., 2018; Arte &amp; Larimo, 2022) plus hand-search (≈ 497 records), screened against the eligibility criteria above and double-entry verified.</w:t>
       </w:r>
       <w:r>
         <w:t xml:space="preserve"> </w:t>
@@ -2823,17 +2823,121 @@
           <w:bCs/>
           <w:b/>
         </w:rPr>
+        <w:t xml:space="preserve">Path B</w:t>
+      </w:r>
+      <w:r>
+        <w:t xml:space="preserve"> </w:t>
+      </w:r>
+      <w:r>
+        <w:t xml:space="preserve">is a pre-registered expansion via systematic WoS + Scopus search (20 May 2026): 3,263 records → 795 duplicates removed → 1,397 L1 excluded → 782 L2 screened over 8 rounds, yielding 785 Y / 1,694 N / 3 UNSURE; 741 of 785 Y carry DOIs, 547 await full-text extraction. Path B is not in the analyzed effects; extraction is scheduled for revision and could lift</w:t>
+      </w:r>
+      <w:r>
+        <w:t xml:space="preserve"> </w:t>
+      </w:r>
+      <w:r>
+        <w:rPr>
+          <w:iCs/>
+          <w:i/>
+        </w:rPr>
+        <w:t xml:space="preserve">k</w:t>
+      </w:r>
+      <w:r>
+        <w:t xml:space="preserve"> </w:t>
+      </w:r>
+      <w:r>
+        <w:t xml:space="preserve">to ≈ 600–700. Full flow (Figure 7), screening trace, and pipeline status are in</w:t>
+      </w:r>
+      <w:r>
+        <w:t xml:space="preserve"> </w:t>
+      </w:r>
+      <w:r>
+        <w:rPr>
+          <w:bCs/>
+          <w:b/>
+        </w:rPr>
+        <w:t xml:space="preserve">Supp-A</w:t>
+      </w:r>
+      <w:r>
+        <w:t xml:space="preserve">,</w:t>
+      </w:r>
+      <w:r>
+        <w:t xml:space="preserve"> </w:t>
+      </w:r>
+      <w:r>
+        <w:rPr>
+          <w:bCs/>
+          <w:b/>
+        </w:rPr>
         <w:t xml:space="preserve">Supp-T5</w:t>
       </w:r>
       <w:r>
+        <w:t xml:space="preserve">, and</w:t>
+      </w:r>
+      <w:r>
+        <w:t xml:space="preserve"> </w:t>
+      </w:r>
+      <w:r>
+        <w:rPr>
+          <w:rStyle w:val="VerbatimChar"/>
+        </w:rPr>
+        <w:t xml:space="preserve">prisma_extraction_pipeline_status.md</w:t>
+      </w:r>
+      <w:r>
         <w:t xml:space="preserve"> </w:t>
       </w:r>
       <w:r>
         <w:t xml:space="preserve">on OSF.</w:t>
       </w:r>
     </w:p>
-    <w:bookmarkEnd w:id="34"/>
-    <w:bookmarkStart w:id="38" w:name="X1d41e663e785934d4feadbd21b81f03c51339a8"/>
+    <w:p>
+      <w:pPr>
+        <w:pStyle w:val="BodyText"/>
+      </w:pPr>
+      <w:r>
+        <w:drawing>
+          <wp:inline>
+            <wp:extent cx="5753100" cy="7273882"/>
+            <wp:effectExtent b="0" l="0" r="0" t="0"/>
+            <wp:docPr descr="Figure 7. PRISMA 2020 two-path flow diagram. Path A (left, blue): the analyzed corpus k = 238 / K = 288, complete. Path B (right, orange-amber): formal WoS + Scopus expansion, 547 records pending full-text extraction. The final analyzed corpus pools to Path A only at the current build." title="" id="35" name="Picture"/>
+            <a:graphic>
+              <a:graphicData uri="http://schemas.openxmlformats.org/drawingml/2006/picture">
+                <pic:pic>
+                  <pic:nvPicPr>
+                    <pic:cNvPr descr="figures/figure_prisma_2020_flow.png" id="36" name="Picture"/>
+                    <pic:cNvPicPr>
+                      <a:picLocks noChangeArrowheads="1" noChangeAspect="1"/>
+                    </pic:cNvPicPr>
+                  </pic:nvPicPr>
+                  <pic:blipFill>
+                    <a:blip r:embed="rId34"/>
+                    <a:stretch>
+                      <a:fillRect/>
+                    </a:stretch>
+                  </pic:blipFill>
+                  <pic:spPr bwMode="auto">
+                    <a:xfrm>
+                      <a:off x="0" y="0"/>
+                      <a:ext cx="5753100" cy="7273882"/>
+                    </a:xfrm>
+                    <a:prstGeom prst="rect">
+                      <a:avLst/>
+                    </a:prstGeom>
+                    <a:noFill/>
+                    <a:ln w="9525">
+                      <a:noFill/>
+                      <a:headEnd/>
+                      <a:tailEnd/>
+                    </a:ln>
+                  </pic:spPr>
+                </pic:pic>
+              </a:graphicData>
+            </a:graphic>
+          </wp:inline>
+        </w:drawing>
+      </w:r>
+    </w:p>
+    <w:bookmarkEnd w:id="37"/>
+    <w:bookmarkStart w:id="41" w:name="X1d41e663e785934d4feadbd21b81f03c51339a8"/>
     <w:p>
       <w:pPr>
         <w:pStyle w:val="Heading3"/>
@@ -2842,7 +2946,7 @@
         <w:t xml:space="preserve">3.3 Data Extraction and Quality Assurance</w:t>
       </w:r>
     </w:p>
-    <w:bookmarkStart w:id="35" w:name="X08ffec85c6ae73d1d7d5bae8230a193cc0c32b0"/>
+    <w:bookmarkStart w:id="38" w:name="X08ffec85c6ae73d1d7d5bae8230a193cc0c32b0"/>
     <w:p>
       <w:pPr>
         <w:pStyle w:val="Heading4"/>
@@ -3303,8 +3407,8 @@
         <w:t xml:space="preserve">All extracted and coded records were entered into the permanent study database and subject to the double-entry verification described in Section 3.3.2.</w:t>
       </w:r>
     </w:p>
-    <w:bookmarkEnd w:id="35"/>
-    <w:bookmarkStart w:id="36" w:name="X3517c67dfe005a0cb42aad932692446db1a0273"/>
+    <w:bookmarkEnd w:id="38"/>
+    <w:bookmarkStart w:id="39" w:name="X3517c67dfe005a0cb42aad932692446db1a0273"/>
     <w:p>
       <w:pPr>
         <w:pStyle w:val="Heading4"/>
@@ -3363,8 +3467,8 @@
         <w:t xml:space="preserve">) are not reported; this single-coder constraint is acknowledged in the Limitations (Section 5), and a dual-coded reliability check is a stated priority for the planned formal-search expansion.</w:t>
       </w:r>
     </w:p>
-    <w:bookmarkEnd w:id="36"/>
-    <w:bookmarkStart w:id="37" w:name="X5be2e0a2ca6cb65463b6962be6810bfed28508c"/>
+    <w:bookmarkEnd w:id="39"/>
+    <w:bookmarkStart w:id="40" w:name="X5be2e0a2ca6cb65463b6962be6810bfed28508c"/>
     <w:p>
       <w:pPr>
         <w:pStyle w:val="Heading4"/>
@@ -3381,9 +3485,9 @@
         <w:t xml:space="preserve">Consistent with established practice in internationalization–performance meta-analysis (Bausch &amp; Krist, 2007; Marano et al., 2016), no formal study-level risk-of-bias instrument (e.g., RoB 2, ROBINS-I) was applied to individual primary studies. The I-P corpus is composed exclusively of peer-reviewed observational survey studies; the threats most relevant to this literature, publication bias, omitted-variable bias, and measurement heterogeneity in the DOI operationalization, are addressed at the synthesis level rather than the study level. Publication bias is assessed via Egger's regression test, Begg and Mazumdar's (1994) rank-correlation test, and Duval and Tweedie's (2000) trim-and-fill procedure (Section 3.6). Measurement heterogeneity is addressed through moderator coding of DOI type (FSTS, FATA, entropy, count) and performance type, and through the three-level model's explicit decomposition of within-study variance attributable to multiple specifications per study.</w:t>
       </w:r>
     </w:p>
-    <w:bookmarkEnd w:id="37"/>
-    <w:bookmarkEnd w:id="38"/>
-    <w:bookmarkStart w:id="39" w:name="X601957e051aebf49785be7eb6f4c3dde13d76da"/>
+    <w:bookmarkEnd w:id="40"/>
+    <w:bookmarkEnd w:id="41"/>
+    <w:bookmarkStart w:id="42" w:name="X601957e051aebf49785be7eb6f4c3dde13d76da"/>
     <w:p>
       <w:pPr>
         <w:pStyle w:val="Heading3"/>
@@ -3688,8 +3792,8 @@
         <w:t xml:space="preserve">2014). Studies where data years cannot be determined from the paper are coded as "Span" by default and flagged.</w:t>
       </w:r>
     </w:p>
-    <w:bookmarkEnd w:id="39"/>
-    <w:bookmarkStart w:id="40" w:name="X39398803b6212107b1d34889a3ed87f1d2a89f2"/>
+    <w:bookmarkEnd w:id="42"/>
+    <w:bookmarkStart w:id="43" w:name="X39398803b6212107b1d34889a3ed87f1d2a89f2"/>
     <w:p>
       <w:pPr>
         <w:pStyle w:val="Heading3"/>
@@ -4064,8 +4168,8 @@
         <w:t xml:space="preserve">.</w:t>
       </w:r>
     </w:p>
-    <w:bookmarkEnd w:id="40"/>
-    <w:bookmarkStart w:id="41" w:name="X2f1abb1755f8cc5892d8e5725c0dbd361d50806"/>
+    <w:bookmarkEnd w:id="43"/>
+    <w:bookmarkStart w:id="44" w:name="X2f1abb1755f8cc5892d8e5725c0dbd361d50806"/>
     <w:p>
       <w:pPr>
         <w:pStyle w:val="Heading3"/>
@@ -4236,8 +4340,8 @@
         <w:t xml:space="preserve">.</w:t>
       </w:r>
     </w:p>
-    <w:bookmarkEnd w:id="41"/>
-    <w:bookmarkStart w:id="42" w:name="Xe36430cf7d8e0a8c6df93020e9507d5e203e939"/>
+    <w:bookmarkEnd w:id="44"/>
+    <w:bookmarkStart w:id="45" w:name="Xe36430cf7d8e0a8c6df93020e9507d5e203e939"/>
     <w:p>
       <w:pPr>
         <w:pStyle w:val="Heading3"/>
@@ -4297,9 +4401,9 @@
         </w:pict>
       </w:r>
     </w:p>
-    <w:bookmarkEnd w:id="42"/>
-    <w:bookmarkEnd w:id="43"/>
-    <w:bookmarkStart w:id="66" w:name="X121719332867ee227f0a04b486098cee978c6e6"/>
+    <w:bookmarkEnd w:id="45"/>
+    <w:bookmarkEnd w:id="46"/>
+    <w:bookmarkStart w:id="69" w:name="X121719332867ee227f0a04b486098cee978c6e6"/>
     <w:p>
       <w:pPr>
         <w:pStyle w:val="Heading2"/>
@@ -4308,7 +4412,7 @@
         <w:t xml:space="preserve">4. Results</w:t>
       </w:r>
     </w:p>
-    <w:bookmarkStart w:id="47" w:name="X04aea52a138d4b1fe1efc2014400b089b77c5ce"/>
+    <w:bookmarkStart w:id="50" w:name="X04aea52a138d4b1fe1efc2014400b089b77c5ce"/>
     <w:p>
       <w:pPr>
         <w:pStyle w:val="Heading3"/>
@@ -5490,18 +5594,18 @@
           <wp:inline>
             <wp:extent cx="5753100" cy="2547026"/>
             <wp:effectExtent b="0" l="0" r="0" t="0"/>
-            <wp:docPr descr="Figure 6. Distribution of primary studies by publication year (k = 238). The corpus is right-skewed toward post-2000 publications, with the 2010–2022 window accounting for 59% of the studies. Sparse pre-1990 density precludes a separate early-period subgroup; DPL phase boundaries (2009, 2014) are anchored to digital-coordination diffusion landmarks rather than to within-corpus density." title="" id="45" name="Picture"/>
+            <wp:docPr descr="Figure 6. Distribution of primary studies by publication year (k = 238). The corpus is right-skewed toward post-2000 publications, with the 2010–2022 window accounting for 59% of the studies. Sparse pre-1990 density precludes a separate early-period subgroup; DPL phase boundaries (2009, 2014) are anchored to digital-coordination diffusion landmarks rather than to within-corpus density." title="" id="48" name="Picture"/>
             <a:graphic>
               <a:graphicData uri="http://schemas.openxmlformats.org/drawingml/2006/picture">
                 <pic:pic>
                   <pic:nvPicPr>
-                    <pic:cNvPr descr="figures/figure6_year_distribution.png" id="46" name="Picture"/>
+                    <pic:cNvPr descr="figures/figure6_year_distribution.png" id="49" name="Picture"/>
                     <pic:cNvPicPr>
                       <a:picLocks noChangeArrowheads="1" noChangeAspect="1"/>
                     </pic:cNvPicPr>
                   </pic:nvPicPr>
                   <pic:blipFill>
-                    <a:blip r:embed="rId44"/>
+                    <a:blip r:embed="rId47"/>
                     <a:stretch>
                       <a:fillRect/>
                     </a:stretch>
@@ -5528,8 +5632,8 @@
         </w:drawing>
       </w:r>
     </w:p>
-    <w:bookmarkEnd w:id="47"/>
-    <w:bookmarkStart w:id="48" w:name="X484949e7994e09bd70500137e9d7c8f884b58c1"/>
+    <w:bookmarkEnd w:id="50"/>
+    <w:bookmarkStart w:id="51" w:name="X484949e7994e09bd70500137e9d7c8f884b58c1"/>
     <w:p>
       <w:pPr>
         <w:pStyle w:val="Heading3"/>
@@ -6305,8 +6409,8 @@
         <w:t xml:space="preserve">= 87.8%, well above the sampling-error floor, motivates the moderator analyses; however, as Sections 4.3–4.5 show, the coded country/time moderators leave the bulk of this within-study heterogeneity unresolved.</w:t>
       </w:r>
     </w:p>
-    <w:bookmarkEnd w:id="48"/>
-    <w:bookmarkStart w:id="52" w:name="X58c962719f77434e3e9b87bd1741b5544c6666a"/>
+    <w:bookmarkEnd w:id="51"/>
+    <w:bookmarkStart w:id="55" w:name="X58c962719f77434e3e9b87bd1741b5544c6666a"/>
     <w:p>
       <w:pPr>
         <w:pStyle w:val="Heading3"/>
@@ -6898,18 +7002,18 @@
           <wp:inline>
             <wp:extent cx="5753100" cy="3430252"/>
             <wp:effectExtent b="0" l="0" r="0" t="0"/>
-            <wp:docPr descr="Figure 2: ICRV regime forest plot, subgroup pooled effects with 95% CI" title="" id="50" name="Picture"/>
+            <wp:docPr descr="Figure 2: ICRV regime forest plot, subgroup pooled effects with 95% CI" title="" id="53" name="Picture"/>
             <a:graphic>
               <a:graphicData uri="http://schemas.openxmlformats.org/drawingml/2006/picture">
                 <pic:pic>
                   <pic:nvPicPr>
-                    <pic:cNvPr descr="figures/figure2_icrv_forest.png" id="51" name="Picture"/>
+                    <pic:cNvPr descr="figures/figure2_icrv_forest.png" id="54" name="Picture"/>
                     <pic:cNvPicPr>
                       <a:picLocks noChangeArrowheads="1" noChangeAspect="1"/>
                     </pic:cNvPicPr>
                   </pic:nvPicPr>
                   <pic:blipFill>
-                    <a:blip r:embed="rId49"/>
+                    <a:blip r:embed="rId52"/>
                     <a:stretch>
                       <a:fillRect/>
                     </a:stretch>
@@ -7287,8 +7391,8 @@
         <w:t xml:space="preserve">= 4). (Numbering crosswalk: P6 Code II ≡ dissertation Regime III, P6 Code III ≡ Regime IV, FR ≡ Regime V, SIDS ≡ Regime VI; see Section 2 moderator coding.)</w:t>
       </w:r>
     </w:p>
-    <w:bookmarkEnd w:id="52"/>
-    <w:bookmarkStart w:id="53" w:name="X541c92fe8ae9c523bbb1875dcc9c5525c218523"/>
+    <w:bookmarkEnd w:id="55"/>
+    <w:bookmarkStart w:id="56" w:name="X541c92fe8ae9c523bbb1875dcc9c5525c218523"/>
     <w:p>
       <w:pPr>
         <w:pStyle w:val="Heading3"/>
@@ -7540,8 +7644,8 @@
         <w:t xml:space="preserve">= 238 sample.</w:t>
       </w:r>
     </w:p>
-    <w:bookmarkEnd w:id="53"/>
-    <w:bookmarkStart w:id="57" w:name="X0f13fb15b20194b37c5b9d050ad7a7079c0644a"/>
+    <w:bookmarkEnd w:id="56"/>
+    <w:bookmarkStart w:id="60" w:name="X0f13fb15b20194b37c5b9d050ad7a7079c0644a"/>
     <w:p>
       <w:pPr>
         <w:pStyle w:val="Heading3"/>
@@ -7846,18 +7950,18 @@
           <wp:inline>
             <wp:extent cx="5753100" cy="4403829"/>
             <wp:effectExtent b="0" l="0" r="0" t="0"/>
-            <wp:docPr descr="Figure 3: DPL phase moderation, pooled I-P effect by digital adoption epoch" title="" id="55" name="Picture"/>
+            <wp:docPr descr="Figure 3: DPL phase moderation, pooled I-P effect by digital adoption epoch" title="" id="58" name="Picture"/>
             <a:graphic>
               <a:graphicData uri="http://schemas.openxmlformats.org/drawingml/2006/picture">
                 <pic:pic>
                   <pic:nvPicPr>
-                    <pic:cNvPr descr="figures/figure3_dpl_phase.png" id="56" name="Picture"/>
+                    <pic:cNvPr descr="figures/figure3_dpl_phase.png" id="59" name="Picture"/>
                     <pic:cNvPicPr>
                       <a:picLocks noChangeArrowheads="1" noChangeAspect="1"/>
                     </pic:cNvPicPr>
                   </pic:nvPicPr>
                   <pic:blipFill>
-                    <a:blip r:embed="rId54"/>
+                    <a:blip r:embed="rId57"/>
                     <a:stretch>
                       <a:fillRect/>
                     </a:stretch>
@@ -7902,8 +8006,8 @@
         <w:t xml:space="preserve">DPL phase subgroup pooled effects with 95% CI. Between-phase differences are small and non-significant.</w:t>
       </w:r>
     </w:p>
-    <w:bookmarkEnd w:id="57"/>
-    <w:bookmarkStart w:id="61" w:name="X19c46ecf699f27e790e5a8fa6520cb51f104e4a"/>
+    <w:bookmarkEnd w:id="60"/>
+    <w:bookmarkStart w:id="64" w:name="X19c46ecf699f27e790e5a8fa6520cb51f104e4a"/>
     <w:p>
       <w:pPr>
         <w:pStyle w:val="Heading3"/>
@@ -8301,18 +8405,18 @@
           <wp:inline>
             <wp:extent cx="5753100" cy="4601444"/>
             <wp:effectExtent b="0" l="0" r="0" t="0"/>
-            <wp:docPr descr="Figure 4: Funnel plot with trim-and-fill imputed studies" title="" id="59" name="Picture"/>
+            <wp:docPr descr="Figure 4: Funnel plot with trim-and-fill imputed studies" title="" id="62" name="Picture"/>
             <a:graphic>
               <a:graphicData uri="http://schemas.openxmlformats.org/drawingml/2006/picture">
                 <pic:pic>
                   <pic:nvPicPr>
-                    <pic:cNvPr descr="figures/figure4_funnel_plot.png" id="60" name="Picture"/>
+                    <pic:cNvPr descr="figures/figure4_funnel_plot.png" id="63" name="Picture"/>
                     <pic:cNvPicPr>
                       <a:picLocks noChangeArrowheads="1" noChangeAspect="1"/>
                     </pic:cNvPicPr>
                   </pic:nvPicPr>
                   <pic:blipFill>
-                    <a:blip r:embed="rId58"/>
+                    <a:blip r:embed="rId61"/>
                     <a:stretch>
                       <a:fillRect/>
                     </a:stretch>
@@ -8386,8 +8490,8 @@
         <w:t xml:space="preserve">= 0.035.</w:t>
       </w:r>
     </w:p>
-    <w:bookmarkEnd w:id="61"/>
-    <w:bookmarkStart w:id="65" w:name="X2944bef6cd2d25cd29d80b35f2bf895bc8ca4c2"/>
+    <w:bookmarkEnd w:id="64"/>
+    <w:bookmarkStart w:id="68" w:name="X2944bef6cd2d25cd29d80b35f2bf895bc8ca4c2"/>
     <w:p>
       <w:pPr>
         <w:pStyle w:val="Heading3"/>
@@ -8665,18 +8769,18 @@
           <wp:inline>
             <wp:extent cx="5753100" cy="2528953"/>
             <wp:effectExtent b="0" l="0" r="0" t="0"/>
-            <wp:docPr descr="Figure 5: Leave-one-out sensitivity, pooled r̄ range across leave-one-out iterations" title="" id="63" name="Picture"/>
+            <wp:docPr descr="Figure 5: Leave-one-out sensitivity, pooled r̄ range across leave-one-out iterations" title="" id="66" name="Picture"/>
             <a:graphic>
               <a:graphicData uri="http://schemas.openxmlformats.org/drawingml/2006/picture">
                 <pic:pic>
                   <pic:nvPicPr>
-                    <pic:cNvPr descr="figures/figure4_sensitivity.png" id="64" name="Picture"/>
+                    <pic:cNvPr descr="figures/figure4_sensitivity.png" id="67" name="Picture"/>
                     <pic:cNvPicPr>
                       <a:picLocks noChangeArrowheads="1" noChangeAspect="1"/>
                     </pic:cNvPicPr>
                   </pic:nvPicPr>
                   <pic:blipFill>
-                    <a:blip r:embed="rId62"/>
+                    <a:blip r:embed="rId65"/>
                     <a:stretch>
                       <a:fillRect/>
                     </a:stretch>
@@ -8744,9 +8848,9 @@
         </w:pict>
       </w:r>
     </w:p>
-    <w:bookmarkEnd w:id="65"/>
-    <w:bookmarkEnd w:id="66"/>
-    <w:bookmarkStart w:id="71" w:name="X735612638e4e736e4693e459c258977262c0dfc"/>
+    <w:bookmarkEnd w:id="68"/>
+    <w:bookmarkEnd w:id="69"/>
+    <w:bookmarkStart w:id="74" w:name="X735612638e4e736e4693e459c258977262c0dfc"/>
     <w:p>
       <w:pPr>
         <w:pStyle w:val="Heading2"/>
@@ -8755,7 +8859,7 @@
         <w:t xml:space="preserve">5. Discussion</w:t>
       </w:r>
     </w:p>
-    <w:bookmarkStart w:id="67" w:name="X358d8a6bfbc612aa554abb1739dd28765579392"/>
+    <w:bookmarkStart w:id="70" w:name="X358d8a6bfbc612aa554abb1739dd28765579392"/>
     <w:p>
       <w:pPr>
         <w:pStyle w:val="Heading3"/>
@@ -9247,8 +9351,8 @@
         <w:t xml:space="preserve">= 0.079 vs. 0.069) does not reach significance, a result that bounds, rather than refutes, CIMT's institutional gradient prediction.</w:t>
       </w:r>
     </w:p>
-    <w:bookmarkEnd w:id="67"/>
-    <w:bookmarkStart w:id="68" w:name="X688563909f8febb75275ad832e560c448093230"/>
+    <w:bookmarkEnd w:id="70"/>
+    <w:bookmarkStart w:id="71" w:name="X688563909f8febb75275ad832e560c448093230"/>
     <w:p>
       <w:pPr>
         <w:pStyle w:val="Heading3"/>
@@ -9554,8 +9658,8 @@
         <w:t xml:space="preserve">= 0.035) providing a conservative lower bound. This finding, from the most globally comprehensive three-level MARA of I-P to date, is the most actionable theoretical contribution: it suggests that the IB literature's widely cited "positive I-P relationship" is partially an artifact of selective publication rather than a robust phenomenon.</w:t>
       </w:r>
     </w:p>
-    <w:bookmarkEnd w:id="68"/>
-    <w:bookmarkStart w:id="69" w:name="Xb1fcf2c8d5f0b973be8539a5c4cf4005bf85f3d"/>
+    <w:bookmarkEnd w:id="71"/>
+    <w:bookmarkStart w:id="72" w:name="Xb1fcf2c8d5f0b973be8539a5c4cf4005bf85f3d"/>
     <w:p>
       <w:pPr>
         <w:pStyle w:val="Heading3"/>
@@ -9697,8 +9801,8 @@
         <w:t xml:space="preserve">= 0.079 vs. 0.069, non-significant) is not large enough to justify institutional quality as the primary determinant of export-led productivity. Export promotion programs should target firm-level capabilities (technological, managerial) as much as institutional reform, given that the institution-performance gradient is not meta-analytically confirmed at current sample sizes.</w:t>
       </w:r>
     </w:p>
-    <w:bookmarkEnd w:id="69"/>
-    <w:bookmarkStart w:id="70" w:name="X0f6e89d87400594fb1abd2d07a881153acd68bb"/>
+    <w:bookmarkEnd w:id="72"/>
+    <w:bookmarkStart w:id="73" w:name="X0f6e89d87400594fb1abd2d07a881153acd68bb"/>
     <w:p>
       <w:pPr>
         <w:pStyle w:val="Heading3"/>
@@ -9841,9 +9945,9 @@
         </w:pict>
       </w:r>
     </w:p>
-    <w:bookmarkEnd w:id="70"/>
-    <w:bookmarkEnd w:id="71"/>
-    <w:bookmarkStart w:id="72" w:name="X6b297cc947e0db5526be369b1f0f4ddc67b2415"/>
+    <w:bookmarkEnd w:id="73"/>
+    <w:bookmarkEnd w:id="74"/>
+    <w:bookmarkStart w:id="75" w:name="X6b297cc947e0db5526be369b1f0f4ddc67b2415"/>
     <w:p>
       <w:pPr>
         <w:pStyle w:val="Heading2"/>
@@ -10295,8 +10399,8 @@
         </w:pict>
       </w:r>
     </w:p>
-    <w:bookmarkEnd w:id="72"/>
-    <w:bookmarkStart w:id="73" w:name="funding"/>
+    <w:bookmarkEnd w:id="75"/>
+    <w:bookmarkStart w:id="76" w:name="funding"/>
     <w:p>
       <w:pPr>
         <w:pStyle w:val="Heading2"/>
@@ -10313,8 +10417,8 @@
         <w:t xml:space="preserve">This research received no specific grant from any funding agency in the public, commercial, or not-for-profit sectors.</w:t>
       </w:r>
     </w:p>
-    <w:bookmarkEnd w:id="73"/>
-    <w:bookmarkStart w:id="74" w:name="competing-interests"/>
+    <w:bookmarkEnd w:id="76"/>
+    <w:bookmarkStart w:id="77" w:name="competing-interests"/>
     <w:p>
       <w:pPr>
         <w:pStyle w:val="Heading2"/>
@@ -10331,8 +10435,8 @@
         <w:t xml:space="preserve">The authors declare no conflict of interest.</w:t>
       </w:r>
     </w:p>
-    <w:bookmarkEnd w:id="74"/>
-    <w:bookmarkStart w:id="75" w:name="data-availability"/>
+    <w:bookmarkEnd w:id="77"/>
+    <w:bookmarkStart w:id="78" w:name="data-availability"/>
     <w:p>
       <w:pPr>
         <w:pStyle w:val="Heading2"/>
@@ -10374,8 +10478,8 @@
         </w:pict>
       </w:r>
     </w:p>
-    <w:bookmarkEnd w:id="75"/>
-    <w:bookmarkStart w:id="81" w:name="references"/>
+    <w:bookmarkEnd w:id="78"/>
+    <w:bookmarkStart w:id="84" w:name="references"/>
     <w:p>
       <w:pPr>
         <w:pStyle w:val="Heading2"/>
@@ -10668,7 +10772,7 @@
       <w:r>
         <w:t xml:space="preserve"> </w:t>
       </w:r>
-      <w:hyperlink r:id="rId76">
+      <w:hyperlink r:id="rId79">
         <w:r>
           <w:rPr>
             <w:rStyle w:val="Hyperlink"/>
@@ -10724,7 +10828,7 @@
       <w:r>
         <w:t xml:space="preserve"> </w:t>
       </w:r>
-      <w:hyperlink r:id="rId77">
+      <w:hyperlink r:id="rId80">
         <w:r>
           <w:rPr>
             <w:rStyle w:val="Hyperlink"/>
@@ -11053,7 +11157,7 @@
       <w:r>
         <w:t xml:space="preserve"> </w:t>
       </w:r>
-      <w:hyperlink r:id="rId78">
+      <w:hyperlink r:id="rId81">
         <w:r>
           <w:rPr>
             <w:rStyle w:val="Hyperlink"/>
@@ -11085,7 +11189,7 @@
       <w:r>
         <w:t xml:space="preserve"> </w:t>
       </w:r>
-      <w:hyperlink r:id="rId79">
+      <w:hyperlink r:id="rId82">
         <w:r>
           <w:rPr>
             <w:rStyle w:val="Hyperlink"/>
@@ -11420,7 +11524,7 @@
       <w:r>
         <w:t xml:space="preserve"> </w:t>
       </w:r>
-      <w:hyperlink r:id="rId80">
+      <w:hyperlink r:id="rId83">
         <w:r>
           <w:rPr>
             <w:rStyle w:val="Hyperlink"/>
@@ -11478,8 +11582,8 @@
         </w:pict>
       </w:r>
     </w:p>
-    <w:bookmarkEnd w:id="81"/>
-    <w:bookmarkStart w:id="82" w:name="supplementary-materials-osf"/>
+    <w:bookmarkEnd w:id="84"/>
+    <w:bookmarkStart w:id="85" w:name="supplementary-materials-osf"/>
     <w:p>
       <w:pPr>
         <w:pStyle w:val="Heading2"/>
@@ -11826,8 +11930,8 @@
         <w:t xml:space="preserve">). Analyses use the verified baseline corpus (k = 238 studies, K = 288 effect sizes); the formal WoS/Scopus search expansion is ongoing and will be incorporated at revision. Effect-size coding follows the standardized protocol summarized in Section 3.4 and detailed in Supp-B.</w:t>
       </w:r>
     </w:p>
-    <w:bookmarkEnd w:id="82"/>
-    <w:bookmarkEnd w:id="83"/>
+    <w:bookmarkEnd w:id="85"/>
+    <w:bookmarkEnd w:id="86"/>
     <w:sectPr>
       <w:pgSz w:h="16838" w:w="11906"/>
       <w:pgMar w:bottom="1417" w:left="1417" w:right="1417" w:top="1417"/>

--- a/p6/submission/mrq_package/01_manuscript_blinded.docx
+++ b/p6/submission/mrq_package/01_manuscript_blinded.docx
@@ -30,7 +30,7 @@
           <w:iCs/>
           <w:i/>
         </w:rPr>
-        <w:t xml:space="preserve">Version 1.2, May 2026 (target journal submission: Q3 2026)</w:t>
+        <w:t xml:space="preserve">Version 1.3, May 2026 (target journal submission: Q3 2026; v1.3 incorporates adversarial-review fixes)</w:t>
       </w:r>
     </w:p>
     <w:p>
@@ -64,7 +64,7 @@
         <w:t xml:space="preserve"> </w:t>
       </w:r>
       <w:r>
-        <w:t xml:space="preserve">This study reports the first three-level meta-analytic regression analysis (MARA) of the internationalization–performance (I-P) relationship to test whether country-level digital adoption (cDAI), institutional context regime (ICRV), and Digital Paradox Lifecycle (DPL) phase moderate it across a globally representative corpus.</w:t>
+        <w:t xml:space="preserve">This study reports the first three-level meta-analytic regression analysis (MARA) of the internationalization–performance (I-P) relationship to test whether country-level digital adoption (cDAI), institutional context regime (ICRV), and Digital Paradox Lifecycle (DPL) phase moderate it across a geographically diverse corpus.</w:t>
       </w:r>
     </w:p>
     <w:p>
@@ -710,7 +710,7 @@
         <w:t xml:space="preserve">Methodologically</w:t>
       </w:r>
       <w:r>
-        <w:t xml:space="preserve">: (1) first three-level MARA of the I-P literature; (2) first PRISMA-2020-compliant search with OSF pre-registration for this topic; (3) first within-study vs. between-study heterogeneity decomposition of I-P.</w:t>
+        <w:t xml:space="preserve">: (1) the first three-level MARA of the I-P literature; (2) PRISMA-2020-compliant search with OSF pre-registration.</w:t>
       </w:r>
       <w:r>
         <w:t xml:space="preserve"> </w:t>
@@ -723,23 +723,7 @@
         <w:t xml:space="preserve">Theoretically</w:t>
       </w:r>
       <w:r>
-        <w:t xml:space="preserve">: (4) first meta-analytic test of an ICRV 6-regime framework on a globally representative I-P corpus (five of six regimes populated; Pacific-SIDS Regime VI returns no qualifying studies); (5) first formal test of cDAI as a national digital-infrastructure moderator of I-P; (6) first test of DPL phase as a temporal moderator via three-level MARA. The non-confirmation of E1a/E1b, H2, and H3, the anomalous Frontier pattern, and the substantial publication-bias correction are themselves informative, they bound the conditions under which these moderators could operate and motivate a</w:t>
-      </w:r>
-      <w:r>
-        <w:t xml:space="preserve"> </w:t>
-      </w:r>
-      <w:r>
-        <w:rPr>
-          <w:iCs/>
-          <w:i/>
-        </w:rPr>
-        <w:t xml:space="preserve">Capability–Context Mismatch</w:t>
-      </w:r>
-      <w:r>
-        <w:t xml:space="preserve"> </w:t>
-      </w:r>
-      <w:r>
-        <w:t xml:space="preserve">interpretation: a macro digital context is inert for I-P unless matched by firm-level digital capability.</w:t>
+        <w:t xml:space="preserve">: (3) the first formal meta-analytic test of ICRV institutional regime, country-level digital adoption (cDAI), and Digital Paradox Lifecycle (DPL) phase as moderators of I-P, on a geographically diverse (though Advanced-economy-skewed) corpus of 49 economies. The non-confirmation of E1a/E1b, H2 and H3, the anomalous Frontier pattern, and the substantial publication-bias correction are themselves informative findings that bound the conditions under which these moderators could operate.</w:t>
       </w:r>
     </w:p>
     <w:p>
@@ -2614,7 +2598,7 @@
         <w:t xml:space="preserve"> </w:t>
       </w:r>
       <w:r>
-        <w:t xml:space="preserve">Four operational refinements were made after registration and are disclosed here for transparency; none alters the registered hypotheses, the primary three-level model, or the analysis plan. First, the ICRV moderator was re-specified from the registered six-level ordinal scheme to the WGI Rule-of-Law-anchored coding reported in Section 2 (Codes I, II, III, FR, SIDS), and a multi-country category (MX) was added for pooled samples spanning two or more regimes with no single modal-country regime contributing at least 60% of the sample; the registered protocol had instead folded multi-country studies into the emerging-market code. Second, the DPL moderator was re-specified from the registered publication-year bins (pre-2000 / 2000–2009 / 2010–2026) to the data-period Precede/Span/Follow construct anchored on the 2009 digital-productivity inflection point (Section 2.3), which more directly operationalises the underlying J-curve logic. Third, publication-bias diagnostics, planned in the registration as a robustness analysis, are reported as a labelled hypothesis (H4) because the magnitude of the trim-and-fill adjustment became a primary finding. Fourth, the registered inter-coder reliability protocol (Section 8.3 of the registration: a 20% double-coded subsample with Cohen's</w:t>
+        <w:t xml:space="preserve">Five operational refinements were made after registration and are disclosed here for transparency; none alters the registered hypotheses, the primary three-level model, or the analysis plan. First, the ICRV moderator was re-specified from the registered six-level ordinal scheme to the WGI Rule-of-Law-anchored coding reported in Section 2 (Codes I, II, III, FR, SIDS), and a multi-country category (MX) was added for pooled samples spanning two or more regimes with no single modal-country regime contributing at least 60% of the sample; the registered protocol had instead folded multi-country studies into the emerging-market code. Second, the DPL moderator was re-specified from the registered publication-year bins (pre-2000 / 2000–2009 / 2010–2026) to the data-period Precede/Span/Follow construct anchored on the 2009 digital-productivity inflection point (Section 2.3), which more directly operationalises the underlying J-curve logic. Third, publication-bias diagnostics, planned in the registration as a robustness analysis, are reported as a labelled hypothesis (H4) because the magnitude of the trim-and-fill adjustment became a primary finding. Fourth, the registered inter-coder reliability protocol (Section 8.3 of the registration: a 20% double-coded subsample with Cohen's</w:t>
       </w:r>
       <w:r>
         <w:t xml:space="preserve"> </w:t>
@@ -2654,7 +2638,7 @@
         </m:r>
       </m:oMath>
       <w:r>
-        <w:t xml:space="preserve">) was not executed as registered: a second independent coder was not available, so extraction and moderator coding were performed by a single coder (the first author). Consequently, no inter-coder reliability statistics are reported; coding quality was instead supported by pilot calibration and double-entry verification (Section 3.3.2), and a dual-coded reliability check is a stated priority for the planned formal-search expansion. The extraction codebook accompanying the data (v1.1) documents the coding actually applied; the registered v1.0 scheme remains in the frozen OSF record.</w:t>
+        <w:t xml:space="preserve">) was not executed as registered: a second independent coder was not available, so extraction and moderator coding were performed by a single coder (the first author). Consequently, no inter-coder reliability statistics are reported; coding quality was instead supported by pilot calibration and double-entry verification (Section 3.3.2), and a dual-coded reliability check is a stated priority for the planned formal-search expansion. Fifth, the drop-Frontier sensitivity analysis on ICRV (reported in §4.3) and the construct-validity restriction of cDAI moderation to the Span+Follow subsample (reported in §4.4) were added in response to data features identified during analysis; we report both alongside the pre-registered full-sample tests for transparency, with the post-hoc tests interpreted as confirmatory diagnostics rather than primary findings. The extraction codebook accompanying the data (v1.1) documents the coding actually applied; the registered v1.0 scheme remains in the frozen OSF record.</w:t>
       </w:r>
     </w:p>
     <w:bookmarkEnd w:id="33"/>
@@ -4308,23 +4292,7 @@
         <w:t xml:space="preserve"> </w:t>
       </w:r>
       <w:r>
-        <w:t xml:space="preserve">+ 10 per Rosenthal, 1991).</w:t>
-      </w:r>
-      <w:r>
-        <w:t xml:space="preserve"> </w:t>
-      </w:r>
-      <w:r>
-        <w:rPr>
-          <w:bCs/>
-          <w:b/>
-        </w:rPr>
-        <w:t xml:space="preserve">PET-PEESE meta-regression</w:t>
-      </w:r>
-      <w:r>
-        <w:t xml:space="preserve"> </w:t>
-      </w:r>
-      <w:r>
-        <w:t xml:space="preserve">(Stanley &amp; Doucouliagos, 2014) is additionally applied as a model-based correction. Test specifications are detailed in</w:t>
+        <w:t xml:space="preserve">+ 10 per Rosenthal, 1991). Trim-and-fill is known to over-correct under high heterogeneity (Terrin et al., 2003); we therefore interpret its adjusted estimate as an upper-bound attenuation rather than a point estimate of the true population effect. Test specifications are in</w:t>
       </w:r>
       <w:r>
         <w:t xml:space="preserve"> </w:t>
@@ -6425,55 +6393,16 @@
       </w:pPr>
       <w:r>
         <w:rPr>
-          <w:iCs/>
-          <w:i/>
-        </w:rPr>
-        <w:t xml:space="preserve">Q</w:t>
-      </w:r>
-      <w:r>
-        <w:t xml:space="preserve">_M(ICRV) = 17.35 (</w:t>
-      </w:r>
-      <w:r>
-        <w:rPr>
-          <w:iCs/>
-          <w:i/>
-        </w:rPr>
-        <w:t xml:space="preserve">df</w:t>
-      </w:r>
-      <w:r>
-        <w:t xml:space="preserve"> </w:t>
-      </w:r>
-      <w:r>
-        <w:t xml:space="preserve">= 4,</w:t>
-      </w:r>
-      <w:r>
-        <w:t xml:space="preserve"> </w:t>
-      </w:r>
-      <w:r>
-        <w:rPr>
-          <w:iCs/>
-          <w:i/>
-        </w:rPr>
-        <w:t xml:space="preserve">p</w:t>
-      </w:r>
-      <w:r>
-        <w:t xml:space="preserve"> </w:t>
-      </w:r>
-      <w:r>
-        <w:t xml:space="preserve">= .002). H1 receives</w:t>
-      </w:r>
-      <w:r>
-        <w:t xml:space="preserve"> </w:t>
-      </w:r>
-      <w:r>
-        <w:rPr>
           <w:bCs/>
           <w:b/>
         </w:rPr>
-        <w:t xml:space="preserve">only fragile support</w:t>
-      </w:r>
-      <w:r>
-        <w:t xml:space="preserve">: the full-sample omnibus between-regime test is significant, but it is generated almost entirely by a single small, high-effect Frontier cell (FR,</w:t>
+        <w:t xml:space="preserve">H1 is not robustly supported.</w:t>
+      </w:r>
+      <w:r>
+        <w:t xml:space="preserve"> </w:t>
+      </w:r>
+      <w:r>
+        <w:t xml:space="preserve">The pre-registered between-regime test on the four well-populated core regimes (I/II/III/MX,</w:t>
       </w:r>
       <w:r>
         <w:t xml:space="preserve"> </w:t>
@@ -6489,7 +6418,10 @@
         <w:t xml:space="preserve"> </w:t>
       </w:r>
       <w:r>
-        <w:t xml:space="preserve">= 3). A drop-FR sensitivity test on the four well-populated core regimes (I/II/III/MX) collapses the omnibus to non-significance (</w:t>
+        <w:t xml:space="preserve">= 285) yields</w:t>
+      </w:r>
+      <w:r>
+        <w:t xml:space="preserve"> </w:t>
       </w:r>
       <w:r>
         <w:rPr>
@@ -6499,10 +6431,7 @@
         <w:t xml:space="preserve">Q</w:t>
       </w:r>
       <w:r>
-        <w:t xml:space="preserve">_M = 1.49,</w:t>
-      </w:r>
-      <w:r>
-        <w:t xml:space="preserve"> </w:t>
+        <w:t xml:space="preserve">_M = 1.49 (</w:t>
       </w:r>
       <w:r>
         <w:rPr>
@@ -6531,7 +6460,49 @@
         <w:t xml:space="preserve"> </w:t>
       </w:r>
       <w:r>
-        <w:t xml:space="preserve">= .68), statistically indistinguishable from the null cDAI and DPL moderators. Between-regime moderation is therefore</w:t>
+        <w:t xml:space="preserve">= .68), statistically indistinguishable from the null cDAI and DPL moderators reported below. The full-sample omnibus including the three-effect Frontier cell does reach significance (</w:t>
+      </w:r>
+      <w:r>
+        <w:rPr>
+          <w:iCs/>
+          <w:i/>
+        </w:rPr>
+        <w:t xml:space="preserve">Q</w:t>
+      </w:r>
+      <w:r>
+        <w:t xml:space="preserve">_M = 17.35,</w:t>
+      </w:r>
+      <w:r>
+        <w:t xml:space="preserve"> </w:t>
+      </w:r>
+      <w:r>
+        <w:rPr>
+          <w:iCs/>
+          <w:i/>
+        </w:rPr>
+        <w:t xml:space="preserve">df</w:t>
+      </w:r>
+      <w:r>
+        <w:t xml:space="preserve"> </w:t>
+      </w:r>
+      <w:r>
+        <w:t xml:space="preserve">= 4,</w:t>
+      </w:r>
+      <w:r>
+        <w:t xml:space="preserve"> </w:t>
+      </w:r>
+      <w:r>
+        <w:rPr>
+          <w:iCs/>
+          <w:i/>
+        </w:rPr>
+        <w:t xml:space="preserve">p</w:t>
+      </w:r>
+      <w:r>
+        <w:t xml:space="preserve"> </w:t>
+      </w:r>
+      <w:r>
+        <w:t xml:space="preserve">= .002), but as the subgroup table makes clear this result is generated almost entirely by the Frontier cell rather than by a monotone institutional gradient. The directional Exploratory Propositions E1a (Advanced largest) and E1b (Frontier smallest) are</w:t>
       </w:r>
       <w:r>
         <w:t xml:space="preserve"> </w:t>
@@ -6541,26 +6512,13 @@
           <w:bCs/>
           <w:b/>
         </w:rPr>
-        <w:t xml:space="preserve">not robust</w:t>
-      </w:r>
-      <w:r>
-        <w:t xml:space="preserve">, and the directional Exploratory Propositions E1a (Advanced largest) and E1b (Frontier smallest) are</w:t>
-      </w:r>
-      <w:r>
-        <w:t xml:space="preserve"> </w:t>
-      </w:r>
-      <w:r>
-        <w:rPr>
-          <w:bCs/>
-          <w:b/>
-        </w:rPr>
         <w:t xml:space="preserve">not</w:t>
       </w:r>
       <w:r>
         <w:t xml:space="preserve"> </w:t>
       </w:r>
       <w:r>
-        <w:t xml:space="preserve">supported: there is no monotone advanced-to-emerging gradient; see below.</w:t>
+        <w:t xml:space="preserve">supported.</w:t>
       </w:r>
     </w:p>
     <w:p>
@@ -7460,17 +7418,7 @@
         <w:pStyle w:val="BodyText"/>
       </w:pPr>
       <w:r>
-        <w:t xml:space="preserve">Subgroup means are non-monotone (</w:t>
-      </w:r>
-      <w:r>
-        <w:rPr>
-          <w:iCs/>
-          <w:i/>
-        </w:rPr>
-        <w:t xml:space="preserve">r̄</w:t>
-      </w:r>
-      <w:r>
-        <w:t xml:space="preserve">[Low] = 0.075,</w:t>
+        <w:t xml:space="preserve">A construct-validity caveat applies to the full-sample test. cDAI scores are sourced from the World Bank Digital Adoption Index (2016 vintage) and the ITU Digital Development Index (2017–2026); for Precede-phase studies (median data year ≤ 2008;</w:t>
       </w:r>
       <w:r>
         <w:t xml:space="preserve"> </w:t>
@@ -7486,23 +7434,7 @@
         <w:t xml:space="preserve"> </w:t>
       </w:r>
       <w:r>
-        <w:t xml:space="preserve">= 174;</w:t>
-      </w:r>
-      <w:r>
-        <w:t xml:space="preserve"> </w:t>
-      </w:r>
-      <w:r>
-        <w:rPr>
-          <w:iCs/>
-          <w:i/>
-        </w:rPr>
-        <w:t xml:space="preserve">r̄</w:t>
-      </w:r>
-      <w:r>
-        <w:t xml:space="preserve">[Medium] = 0.065,</w:t>
-      </w:r>
-      <w:r>
-        <w:t xml:space="preserve"> </w:t>
+        <w:t xml:space="preserve">= 100) cDAI is back-projected through a period in which the digital-adoption construct did not yet validly describe national economies. The Span+Follow subsample (</w:t>
       </w:r>
       <w:r>
         <w:rPr>
@@ -7515,39 +7447,7 @@
         <w:t xml:space="preserve"> </w:t>
       </w:r>
       <w:r>
-        <w:t xml:space="preserve">= 76;</w:t>
-      </w:r>
-      <w:r>
-        <w:t xml:space="preserve"> </w:t>
-      </w:r>
-      <w:r>
-        <w:rPr>
-          <w:iCs/>
-          <w:i/>
-        </w:rPr>
-        <w:t xml:space="preserve">r̄</w:t>
-      </w:r>
-      <w:r>
-        <w:t xml:space="preserve">[High] = 0.091,</w:t>
-      </w:r>
-      <w:r>
-        <w:t xml:space="preserve"> </w:t>
-      </w:r>
-      <w:r>
-        <w:rPr>
-          <w:iCs/>
-          <w:i/>
-        </w:rPr>
-        <w:t xml:space="preserve">K</w:t>
-      </w:r>
-      <w:r>
-        <w:t xml:space="preserve"> </w:t>
-      </w:r>
-      <w:r>
-        <w:t xml:space="preserve">= 38; full table in</w:t>
-      </w:r>
-      <w:r>
-        <w:t xml:space="preserve"> </w:t>
+        <w:t xml:space="preserve">≈ 188, median data year ≥ 2009) is the construct-valid test window. A subsample restriction yields no qualitative change to the H3 inference, but the restricted test remains the conceptually preferred specification and is reported as a sensitivity check (</w:t>
       </w:r>
       <w:r>
         <w:rPr>
@@ -7557,6 +7457,111 @@
         <w:t xml:space="preserve">Supp-T2</w:t>
       </w:r>
       <w:r>
+        <w:t xml:space="preserve">). We retain the full-sample result as the headline only because the pre-registration specified it.</w:t>
+      </w:r>
+    </w:p>
+    <w:p>
+      <w:pPr>
+        <w:pStyle w:val="BodyText"/>
+      </w:pPr>
+      <w:r>
+        <w:t xml:space="preserve">Subgroup means are non-monotone (</w:t>
+      </w:r>
+      <w:r>
+        <w:rPr>
+          <w:iCs/>
+          <w:i/>
+        </w:rPr>
+        <w:t xml:space="preserve">r̄</w:t>
+      </w:r>
+      <w:r>
+        <w:t xml:space="preserve">[Low] = 0.075,</w:t>
+      </w:r>
+      <w:r>
+        <w:t xml:space="preserve"> </w:t>
+      </w:r>
+      <w:r>
+        <w:rPr>
+          <w:iCs/>
+          <w:i/>
+        </w:rPr>
+        <w:t xml:space="preserve">K</w:t>
+      </w:r>
+      <w:r>
+        <w:t xml:space="preserve"> </w:t>
+      </w:r>
+      <w:r>
+        <w:t xml:space="preserve">= 174;</w:t>
+      </w:r>
+      <w:r>
+        <w:t xml:space="preserve"> </w:t>
+      </w:r>
+      <w:r>
+        <w:rPr>
+          <w:iCs/>
+          <w:i/>
+        </w:rPr>
+        <w:t xml:space="preserve">r̄</w:t>
+      </w:r>
+      <w:r>
+        <w:t xml:space="preserve">[Medium] = 0.065,</w:t>
+      </w:r>
+      <w:r>
+        <w:t xml:space="preserve"> </w:t>
+      </w:r>
+      <w:r>
+        <w:rPr>
+          <w:iCs/>
+          <w:i/>
+        </w:rPr>
+        <w:t xml:space="preserve">K</w:t>
+      </w:r>
+      <w:r>
+        <w:t xml:space="preserve"> </w:t>
+      </w:r>
+      <w:r>
+        <w:t xml:space="preserve">= 76;</w:t>
+      </w:r>
+      <w:r>
+        <w:t xml:space="preserve"> </w:t>
+      </w:r>
+      <w:r>
+        <w:rPr>
+          <w:iCs/>
+          <w:i/>
+        </w:rPr>
+        <w:t xml:space="preserve">r̄</w:t>
+      </w:r>
+      <w:r>
+        <w:t xml:space="preserve">[High] = 0.091,</w:t>
+      </w:r>
+      <w:r>
+        <w:t xml:space="preserve"> </w:t>
+      </w:r>
+      <w:r>
+        <w:rPr>
+          <w:iCs/>
+          <w:i/>
+        </w:rPr>
+        <w:t xml:space="preserve">K</w:t>
+      </w:r>
+      <w:r>
+        <w:t xml:space="preserve"> </w:t>
+      </w:r>
+      <w:r>
+        <w:t xml:space="preserve">= 38; full table in</w:t>
+      </w:r>
+      <w:r>
+        <w:t xml:space="preserve"> </w:t>
+      </w:r>
+      <w:r>
+        <w:rPr>
+          <w:bCs/>
+          <w:b/>
+        </w:rPr>
+        <w:t xml:space="preserve">Supp-T2</w:t>
+      </w:r>
+      <w:r>
         <w:t xml:space="preserve">). All three subgroup means are individually significant (</w:t>
       </w:r>
       <w:r>
@@ -7625,7 +7630,7 @@
         <w:t xml:space="preserve"> </w:t>
       </w:r>
       <w:r>
-        <w:t xml:space="preserve">= .469). The non-monotone ordering (Low &gt; Medium &lt; High) and the omnibus null fail to support the predicted positive linear gradient. The cDAI × DPL interaction cannot be reliably estimated given the non-significant main effect; a larger sample with finer cDAI resolution is required to test the CDCM gradient hypothesis. H3 is not supported: country-level digital adoption does not significantly amplify the pooled I-P effect in this</w:t>
+        <w:t xml:space="preserve">= .469). The non-monotone ordering (Low &gt; Medium &lt; High) and the omnibus null fail to support the predicted positive linear gradient. The cDAI × DPL interaction cannot be reliably estimated given the non-significant main effect; a larger sample with finer cDAI resolution is required to test the gradient hypothesis. H3 is not supported: country-level digital adoption does not significantly amplify the pooled I-P effect in this</w:t>
       </w:r>
       <w:r>
         <w:t xml:space="preserve"> </w:t>
@@ -9097,7 +9102,7 @@
         <w:t xml:space="preserve"> </w:t>
       </w:r>
       <w:r>
-        <w:t xml:space="preserve">= 0.069) statistically indistinguishable from the Advanced-Innovation mean, directly contrary to E1a's predicted advanced-over-emerging ordering. At the primary-study level, Do &amp; Phan (2025) document a negative aggregate DOI coefficient on 380 Indian WBES firms (FGLS estimation), with manager experience and female top-management leadership as positive moderating factors, a pattern consistent with CIMT's prediction that firm-level compensating resources partially offset institutional friction in Emerging environments.</w:t>
+        <w:t xml:space="preserve">= 0.069) statistically indistinguishable from the Advanced-Innovation mean, directly contrary to E1a's predicted advanced-over-emerging ordering. A companion primary-study analysis by the present author group (Do &amp; Phan, 2025) on 380 Indian WBES firms documents a negative aggregate DOI coefficient with manager experience and female top-management leadership as positive moderating factors, a pattern consistent with the firm-level-compensating-resources interpretation discussed in §5.2; we note this overlap to flag, rather than conceal, the link to our wider primary-study programme.</w:t>
       </w:r>
     </w:p>
     <w:p>
@@ -9370,16 +9375,13 @@
           <w:bCs/>
           <w:b/>
         </w:rPr>
-        <w:t xml:space="preserve">Contribution 1: Largest globally representative I-P meta-analysis to date.</w:t>
-      </w:r>
-      <w:r>
-        <w:t xml:space="preserve"> </w:t>
-      </w:r>
-      <w:r>
-        <w:t xml:space="preserve">The three-level MARA with</w:t>
-      </w:r>
-      <w:r>
-        <w:t xml:space="preserve"> </w:t>
+        <w:t xml:space="preserve">Contribution 1: A three-level decomposition of I-P heterogeneity.</w:t>
+      </w:r>
+      <w:r>
+        <w:t xml:space="preserve"> </w:t>
+      </w:r>
+      <w:r>
+        <w:t xml:space="preserve">Extending the ICBEF 2025 Asia-Pacific baseline (</w:t>
       </w:r>
       <w:r>
         <w:rPr>
@@ -9392,6 +9394,22 @@
         <w:t xml:space="preserve"> </w:t>
       </w:r>
       <w:r>
+        <w:t xml:space="preserve">= 113) to</w:t>
+      </w:r>
+      <w:r>
+        <w:t xml:space="preserve"> </w:t>
+      </w:r>
+      <w:r>
+        <w:rPr>
+          <w:iCs/>
+          <w:i/>
+        </w:rPr>
+        <w:t xml:space="preserve">k</w:t>
+      </w:r>
+      <w:r>
+        <w:t xml:space="preserve"> </w:t>
+      </w:r>
+      <w:r>
         <w:t xml:space="preserve">= 238 studies from 49 economies (</w:t>
       </w:r>
       <w:r>
@@ -9405,20 +9423,33 @@
         <w:t xml:space="preserve"> </w:t>
       </w:r>
       <w:r>
-        <w:t xml:space="preserve">= 288 effects) is the most comprehensive quantitative synthesis of I-P evidence to apply three-level modeling, extending the ICBEF 2025 Asia-Pacific baseline (</w:t>
-      </w:r>
-      <w:r>
-        <w:rPr>
-          <w:iCs/>
-          <w:i/>
-        </w:rPr>
-        <w:t xml:space="preserve">k</w:t>
-      </w:r>
-      <w:r>
-        <w:t xml:space="preserve"> </w:t>
-      </w:r>
-      <w:r>
-        <w:t xml:space="preserve">= 113) by 125 studies with a globally inclusive ICRV-coded corpus. Three-level modeling correctly partitions within-study and between-study variance, and the baseline</w:t>
+        <w:t xml:space="preserve">= 288 effects), the three-level MARA correctly partitions within-study and between-study variance and shows that within-study design heterogeneity (Level-2</w:t>
+      </w:r>
+      <w:r>
+        <w:t xml:space="preserve"> </w:t>
+      </w:r>
+      <w:r>
+        <w:rPr>
+          <w:iCs/>
+          <w:i/>
+        </w:rPr>
+        <w:t xml:space="preserve">I</w:t>
+      </w:r>
+      <w:r>
+        <w:t xml:space="preserve">² = 76.1%) accounts for roughly six times the between-country share (Level-3</w:t>
+      </w:r>
+      <w:r>
+        <w:t xml:space="preserve"> </w:t>
+      </w:r>
+      <w:r>
+        <w:rPr>
+          <w:iCs/>
+          <w:i/>
+        </w:rPr>
+        <w:t xml:space="preserve">I</w:t>
+      </w:r>
+      <w:r>
+        <w:t xml:space="preserve">² = 11.8%). The baseline</w:t>
       </w:r>
       <w:r>
         <w:t xml:space="preserve"> </w:t>
@@ -9434,7 +9465,7 @@
         <w:t xml:space="preserve"> </w:t>
       </w:r>
       <w:r>
-        <w:t xml:space="preserve">= 0.074 replicates prior estimates while remaining robust across seven sensitivity checks.</w:t>
+        <w:t xml:space="preserve">= 0.074 replicates prior estimates and is robust across seven sensitivity checks. Marano et al.'s (2016) earlier institutional-moderator finding remains the canonical reference; our analysis does not overturn it but adds the three-level decomposition and the formal moderator tests below.</w:t>
       </w:r>
     </w:p>
     <w:p>
@@ -9446,13 +9477,16 @@
           <w:bCs/>
           <w:b/>
         </w:rPr>
-        <w:t xml:space="preserve">Contribution 2: First meta-analytic test of ICRV, cDAI, and DPL moderators.</w:t>
-      </w:r>
-      <w:r>
-        <w:t xml:space="preserve"> </w:t>
-      </w:r>
-      <w:r>
-        <w:t xml:space="preserve">This paper is the first to formally test ICRV institutional regime, national digital adoption (cDAI), and Digital Paradox Lifecycle phase as moderators in a three-level MARA. The full-sample ICRV omnibus is significant (</w:t>
+        <w:t xml:space="preserve">Contribution 2: Pre-registered moderator tests of ICRV, cDAI, and DPL.</w:t>
+      </w:r>
+      <w:r>
+        <w:t xml:space="preserve"> </w:t>
+      </w:r>
+      <w:r>
+        <w:t xml:space="preserve">This is the first formal test of these three moderators in a three-level MARA. All three return null or fragile results: ICRV core-regime</w:t>
+      </w:r>
+      <w:r>
+        <w:t xml:space="preserve"> </w:t>
       </w:r>
       <w:r>
         <w:rPr>
@@ -9462,10 +9496,7 @@
         <w:t xml:space="preserve">Q</w:t>
       </w:r>
       <w:r>
-        <w:t xml:space="preserve">_M = 17.35,</w:t>
-      </w:r>
-      <w:r>
-        <w:t xml:space="preserve"> </w:t>
+        <w:t xml:space="preserve">_M = 1.49 (</w:t>
       </w:r>
       <w:r>
         <w:rPr>
@@ -9478,7 +9509,7 @@
         <w:t xml:space="preserve"> </w:t>
       </w:r>
       <w:r>
-        <w:t xml:space="preserve">= .002), but a drop-FR sensitivity test reveals this rests entirely on a 3-study Frontier cell (core-regime</w:t>
+        <w:t xml:space="preserve">= .68); cDAI</w:t>
       </w:r>
       <w:r>
         <w:t xml:space="preserve"> </w:t>
@@ -9491,10 +9522,7 @@
         <w:t xml:space="preserve">Q</w:t>
       </w:r>
       <w:r>
-        <w:t xml:space="preserve">_M = 1.49,</w:t>
-      </w:r>
-      <w:r>
-        <w:t xml:space="preserve"> </w:t>
+        <w:t xml:space="preserve">_M = 1.23 (</w:t>
       </w:r>
       <w:r>
         <w:rPr>
@@ -9507,7 +9535,33 @@
         <w:t xml:space="preserve"> </w:t>
       </w:r>
       <w:r>
-        <w:t xml:space="preserve">= .68); H1 therefore receives only fragile, non-robust support. The directional gradient propositions (E1a/E1b) and the cDAI and DPL hypotheses (H2, H3) are likewise not confirmed under rigorous between-group testing. These results set theoretically informative bounds: the</w:t>
+        <w:t xml:space="preserve">= .541); DPL</w:t>
+      </w:r>
+      <w:r>
+        <w:t xml:space="preserve"> </w:t>
+      </w:r>
+      <w:r>
+        <w:rPr>
+          <w:iCs/>
+          <w:i/>
+        </w:rPr>
+        <w:t xml:space="preserve">Q</w:t>
+      </w:r>
+      <w:r>
+        <w:t xml:space="preserve">_M = 0.56 (</w:t>
+      </w:r>
+      <w:r>
+        <w:rPr>
+          <w:iCs/>
+          <w:i/>
+        </w:rPr>
+        <w:t xml:space="preserve">p</w:t>
+      </w:r>
+      <w:r>
+        <w:t xml:space="preserve"> </w:t>
+      </w:r>
+      <w:r>
+        <w:t xml:space="preserve">= .755). These nulls set theoretically informative bounds rather than confirming substantive moderation: the</w:t>
       </w:r>
       <w:r>
         <w:t xml:space="preserve"> </w:t>
@@ -9523,7 +9577,7 @@
         <w:t xml:space="preserve"> </w:t>
       </w:r>
       <w:r>
-        <w:t xml:space="preserve">= 238 sample lacks sufficient between-regime variation in the diagnostic cells (particularly Frontier/SIDS,</w:t>
+        <w:t xml:space="preserve">= 238 sample lacks adequate between-regime variation in diagnostic cells (Frontier</w:t>
       </w:r>
       <w:r>
         <w:t xml:space="preserve"> </w:t>
@@ -9539,7 +9593,7 @@
         <w:t xml:space="preserve"> </w:t>
       </w:r>
       <w:r>
-        <w:t xml:space="preserve">= 3; Upper-middle,</w:t>
+        <w:t xml:space="preserve">= 3; Upper-middle</w:t>
       </w:r>
       <w:r>
         <w:t xml:space="preserve"> </w:t>
@@ -9555,7 +9609,39 @@
         <w:t xml:space="preserve"> </w:t>
       </w:r>
       <w:r>
-        <w:t xml:space="preserve">= 25) to adjudicate the CIMT gradient, and cDAI and DPL phase do not explain between-study heterogeneity in the current working database. Future formal-search replications with targeted regime-level sampling should test whether the gradient emerges with richer between-regime representation.</w:t>
+        <w:t xml:space="preserve">= 25; SIDS</w:t>
+      </w:r>
+      <w:r>
+        <w:t xml:space="preserve"> </w:t>
+      </w:r>
+      <w:r>
+        <w:rPr>
+          <w:iCs/>
+          <w:i/>
+        </w:rPr>
+        <w:t xml:space="preserve">K</w:t>
+      </w:r>
+      <w:r>
+        <w:t xml:space="preserve"> </w:t>
+      </w:r>
+      <w:r>
+        <w:t xml:space="preserve">= 0). A</w:t>
+      </w:r>
+      <w:r>
+        <w:t xml:space="preserve"> </w:t>
+      </w:r>
+      <w:r>
+        <w:rPr>
+          <w:iCs/>
+          <w:i/>
+        </w:rPr>
+        <w:t xml:space="preserve">Capability–Context Mismatch</w:t>
+      </w:r>
+      <w:r>
+        <w:t xml:space="preserve"> </w:t>
+      </w:r>
+      <w:r>
+        <w:t xml:space="preserve">interpretation — that macro digital context is inert without firm-level digital capability to translate it — is consistent with the cDAI null, but is offered as a post-hoc proposition for confirmatory replication rather than as a finding of this study.</w:t>
       </w:r>
     </w:p>
     <w:p>
@@ -9567,13 +9653,32 @@
           <w:bCs/>
           <w:b/>
         </w:rPr>
-        <w:t xml:space="preserve">Contribution 3: Substantial publication bias identified.</w:t>
-      </w:r>
-      <w:r>
-        <w:t xml:space="preserve"> </w:t>
-      </w:r>
-      <w:r>
-        <w:t xml:space="preserve">The trim-and-fill-corrected estimate (</w:t>
+        <w:t xml:space="preserve">Contribution 3: Quantification of publication-bias attenuation.</w:t>
+      </w:r>
+      <w:r>
+        <w:t xml:space="preserve"> </w:t>
+      </w:r>
+      <w:r>
+        <w:t xml:space="preserve">Trim-and-fill imputes</w:t>
+      </w:r>
+      <w:r>
+        <w:t xml:space="preserve"> </w:t>
+      </w:r>
+      <w:r>
+        <w:rPr>
+          <w:iCs/>
+          <w:i/>
+        </w:rPr>
+        <w:t xml:space="preserve">k</w:t>
+      </w:r>
+      <w:r>
+        <w:t xml:space="preserve"> </w:t>
+      </w:r>
+      <w:r>
+        <w:t xml:space="preserve">= 58 missing left-side studies and yields</w:t>
+      </w:r>
+      <w:r>
+        <w:t xml:space="preserve"> </w:t>
       </w:r>
       <w:r>
         <w:rPr>
@@ -9586,23 +9691,23 @@
         <w:t xml:space="preserve"> </w:t>
       </w:r>
       <w:r>
-        <w:t xml:space="preserve">= 0.035,</w:t>
-      </w:r>
-      <w:r>
-        <w:t xml:space="preserve"> </w:t>
-      </w:r>
-      <w:r>
-        <w:rPr>
-          <w:iCs/>
-          <w:i/>
-        </w:rPr>
-        <w:t xml:space="preserve">k</w:t>
-      </w:r>
-      <w:r>
-        <w:t xml:space="preserve"> </w:t>
-      </w:r>
-      <w:r>
-        <w:t xml:space="preserve">= 58 imputed studies) and significant Begg's</w:t>
+        <w:t xml:space="preserve">= 0.035 [.023, .048], a ~53% attenuation from the raw</w:t>
+      </w:r>
+      <w:r>
+        <w:t xml:space="preserve"> </w:t>
+      </w:r>
+      <w:r>
+        <w:rPr>
+          <w:iCs/>
+          <w:i/>
+        </w:rPr>
+        <w:t xml:space="preserve">r</w:t>
+      </w:r>
+      <w:r>
+        <w:t xml:space="preserve"> </w:t>
+      </w:r>
+      <w:r>
+        <w:t xml:space="preserve">= 0.074; Begg's</w:t>
       </w:r>
       <w:r>
         <w:t xml:space="preserve"> </w:t>
@@ -9616,7 +9721,7 @@
         <w:t xml:space="preserve"> </w:t>
       </w:r>
       <w:r>
-        <w:t xml:space="preserve">(</w:t>
+        <w:t xml:space="preserve">is significant (</w:t>
       </w:r>
       <w:r>
         <w:rPr>
@@ -9629,7 +9734,51 @@
         <w:t xml:space="preserve"> </w:t>
       </w:r>
       <w:r>
-        <w:t xml:space="preserve">= .0007) together indicate that the I-P literature has a substantial positive publication bias. The raw pooled effect (</w:t>
+        <w:t xml:space="preserve">&lt; .001) and Egger's</w:t>
+      </w:r>
+      <w:r>
+        <w:t xml:space="preserve"> </w:t>
+      </w:r>
+      <w:r>
+        <w:rPr>
+          <w:iCs/>
+          <w:i/>
+        </w:rPr>
+        <w:t xml:space="preserve">p</w:t>
+      </w:r>
+      <w:r>
+        <w:t xml:space="preserve"> </w:t>
+      </w:r>
+      <w:r>
+        <w:t xml:space="preserve">= .057 is borderline. Because trim-and-fill is known to over-correct under high heterogeneity (</w:t>
+      </w:r>
+      <w:r>
+        <w:rPr>
+          <w:iCs/>
+          <w:i/>
+        </w:rPr>
+        <w:t xml:space="preserve">I</w:t>
+      </w:r>
+      <w:r>
+        <w:t xml:space="preserve">² = 87.8% here), we interpret the 53% figure as an upper-bound estimate of selection-driven inflation rather than a point estimate.</w:t>
+      </w:r>
+    </w:p>
+    <w:p>
+      <w:pPr>
+        <w:pStyle w:val="BodyText"/>
+      </w:pPr>
+      <w:r>
+        <w:rPr>
+          <w:bCs/>
+          <w:b/>
+        </w:rPr>
+        <w:t xml:space="preserve">A field-level paradox the paper does not resolve.</w:t>
+      </w:r>
+      <w:r>
+        <w:t xml:space="preserve"> </w:t>
+      </w:r>
+      <w:r>
+        <w:t xml:space="preserve">The bias-corrected estimate (</w:t>
       </w:r>
       <w:r>
         <w:rPr>
@@ -9642,7 +9791,10 @@
         <w:t xml:space="preserve"> </w:t>
       </w:r>
       <w:r>
-        <w:t xml:space="preserve">= 0.074) likely overstates the true average causal effect by approximately 50–100%, with the bias-corrected estimate (</w:t>
+        <w:t xml:space="preserve">≈ .035, below Cohen's small-effect floor of .10) raises a foundational question for the moderator project this paper undertakes: if four decades of accumulated I-P evidence are materially inflated by publication selection, then both the canonical inverted-U/positive-I-P findings the theory section invokes (Lu &amp; Beamish, 2004; Hitt et al., 1997; Marano et al., 2016) and the minimum effect size against which moderator power should be calibrated rest on shakier empirical ground than the literature acknowledges. Two implications follow that this paper can only surface, not resolve. First, between-study moderator detection in this literature requires power calibrated to</w:t>
+      </w:r>
+      <w:r>
+        <w:t xml:space="preserve"> </w:t>
       </w:r>
       <w:r>
         <w:rPr>
@@ -9655,7 +9807,39 @@
         <w:t xml:space="preserve"> </w:t>
       </w:r>
       <w:r>
-        <w:t xml:space="preserve">= 0.035) providing a conservative lower bound. This finding, from the most globally comprehensive three-level MARA of I-P to date, is the most actionable theoretical contribution: it suggests that the IB literature's widely cited "positive I-P relationship" is partially an artifact of selective publication rather than a robust phenomenon.</w:t>
+        <w:t xml:space="preserve">≈ .035 rather than</w:t>
+      </w:r>
+      <w:r>
+        <w:t xml:space="preserve"> </w:t>
+      </w:r>
+      <w:r>
+        <w:rPr>
+          <w:iCs/>
+          <w:i/>
+        </w:rPr>
+        <w:t xml:space="preserve">r</w:t>
+      </w:r>
+      <w:r>
+        <w:t xml:space="preserve"> </w:t>
+      </w:r>
+      <w:r>
+        <w:t xml:space="preserve">≈ .07–.10, which substantially raises the</w:t>
+      </w:r>
+      <w:r>
+        <w:t xml:space="preserve"> </w:t>
+      </w:r>
+      <w:r>
+        <w:rPr>
+          <w:iCs/>
+          <w:i/>
+        </w:rPr>
+        <w:t xml:space="preserve">k</w:t>
+      </w:r>
+      <w:r>
+        <w:t xml:space="preserve"> </w:t>
+      </w:r>
+      <w:r>
+        <w:t xml:space="preserve">threshold for adequately powered moderator tests beyond current corpora. Second, future I-P meta-analyses should report bias-corrected pooled estimates as the primary inference and treat raw estimates as descriptive only. We intend this paper to register the paradox; resolving it is a research-programme commitment beyond a single article.</w:t>
       </w:r>
     </w:p>
     <w:bookmarkEnd w:id="71"/>
@@ -9673,132 +9857,81 @@
         <w:pStyle w:val="FirstParagraph"/>
       </w:pPr>
       <w:r>
-        <w:t xml:space="preserve">The non-confirmation of the three hypothesized moderators limits strong prescriptive conclusions about institutional regime or digital context, but the baseline finding and publication bias result carry practical significance.</w:t>
-      </w:r>
-    </w:p>
-    <w:p>
-      <w:pPr>
-        <w:pStyle w:val="BodyText"/>
-      </w:pPr>
+        <w:t xml:space="preserve">Three implications follow within the constraints set by §5.2's paradox. Because the bias-corrected effect (</w:t>
+      </w:r>
+      <w:r>
+        <w:rPr>
+          <w:iCs/>
+          <w:i/>
+        </w:rPr>
+        <w:t xml:space="preserve">r</w:t>
+      </w:r>
+      <w:r>
+        <w:t xml:space="preserve"> </w:t>
+      </w:r>
+      <w:r>
+        <w:t xml:space="preserve">≈ .035) sits below Cohen's small-effect floor and our moderators do not robustly select environments where the effect is larger, these implications are bounded rather than prescriptive.</w:t>
+      </w:r>
+      <w:r>
+        <w:t xml:space="preserve"> </w:t>
+      </w:r>
       <w:r>
         <w:rPr>
           <w:bCs/>
           <w:b/>
         </w:rPr>
-        <w:t xml:space="preserve">For firms across all institutional contexts:</w:t>
-      </w:r>
-      <w:r>
-        <w:t xml:space="preserve"> </w:t>
-      </w:r>
-      <w:r>
-        <w:t xml:space="preserve">The bias-corrected baseline (</w:t>
-      </w:r>
-      <w:r>
-        <w:rPr>
-          <w:iCs/>
-          <w:i/>
-        </w:rPr>
-        <w:t xml:space="preserve">r</w:t>
-      </w:r>
-      <w:r>
-        <w:t xml:space="preserve"> </w:t>
-      </w:r>
-      <w:r>
-        <w:t xml:space="preserve">= 0.035) rather than the raw</w:t>
-      </w:r>
-      <w:r>
-        <w:t xml:space="preserve"> </w:t>
-      </w:r>
-      <w:r>
-        <w:rPr>
-          <w:iCs/>
-          <w:i/>
-        </w:rPr>
-        <w:t xml:space="preserve">r</w:t>
-      </w:r>
-      <w:r>
-        <w:t xml:space="preserve"> </w:t>
-      </w:r>
-      <w:r>
-        <w:t xml:space="preserve">= 0.074 is the better estimate of the true average performance return to internationalization. Firms that expect large productivity gains from export intensification alone are likely to be disappointed: the published literature systematically over-reports positive effects. Internationalization strategy should be driven by firm-specific competitive advantages and market-specific learning, not by the assumption that "internationalization improves performance" unconditionally.</w:t>
-      </w:r>
-    </w:p>
-    <w:p>
-      <w:pPr>
-        <w:pStyle w:val="BodyText"/>
-      </w:pPr>
+        <w:t xml:space="preserve">For managers:</w:t>
+      </w:r>
+      <w:r>
+        <w:t xml:space="preserve"> </w:t>
+      </w:r>
+      <w:r>
+        <w:t xml:space="preserve">internationalization should be evaluated on firm-specific strategic logic (resource-leveraging, capability-building, market-portfolio diversification) rather than on the assumption that exporting raises productivity on average — the average return is materially smaller than the published literature suggests.</w:t>
+      </w:r>
+      <w:r>
+        <w:t xml:space="preserve"> </w:t>
+      </w:r>
       <w:r>
         <w:rPr>
           <w:bCs/>
           <w:b/>
         </w:rPr>
-        <w:t xml:space="preserve">For researchers:</w:t>
-      </w:r>
-      <w:r>
-        <w:t xml:space="preserve"> </w:t>
-      </w:r>
-      <w:r>
-        <w:t xml:space="preserve">The substantial publication bias (</w:t>
-      </w:r>
-      <w:r>
-        <w:rPr>
-          <w:iCs/>
-          <w:i/>
-        </w:rPr>
-        <w:t xml:space="preserve">k</w:t>
-      </w:r>
-      <w:r>
-        <w:t xml:space="preserve"> </w:t>
-      </w:r>
-      <w:r>
-        <w:t xml:space="preserve">= 58 imputed, adj.</w:t>
-      </w:r>
-      <w:r>
-        <w:t xml:space="preserve"> </w:t>
-      </w:r>
-      <w:r>
-        <w:rPr>
-          <w:iCs/>
-          <w:i/>
-        </w:rPr>
-        <w:t xml:space="preserve">r</w:t>
-      </w:r>
-      <w:r>
-        <w:t xml:space="preserve"> </w:t>
-      </w:r>
-      <w:r>
-        <w:t xml:space="preserve">= 0.035) is a call for pre-registered studies with explicit null-hypothesis reporting. Publication practices in the I-P literature, where positive effects are over-represented, may be distorting the field's understanding of when and why internationalization helps. Pre-registration on OSF and adoption of three-level MARA with trim-and-fill correction should become standard in future I-P meta-analyses.</w:t>
-      </w:r>
-    </w:p>
-    <w:p>
-      <w:pPr>
-        <w:pStyle w:val="BodyText"/>
-      </w:pPr>
+        <w:t xml:space="preserve">For policy makers:</w:t>
+      </w:r>
+      <w:r>
+        <w:t xml:space="preserve"> </w:t>
+      </w:r>
+      <w:r>
+        <w:t xml:space="preserve">the non-significant ICRV Advanced–Emerging gap (</w:t>
+      </w:r>
+      <w:r>
+        <w:rPr>
+          <w:iCs/>
+          <w:i/>
+        </w:rPr>
+        <w:t xml:space="preserve">r̄</w:t>
+      </w:r>
+      <w:r>
+        <w:t xml:space="preserve"> </w:t>
+      </w:r>
+      <w:r>
+        <w:t xml:space="preserve">= 0.079 vs. 0.069) does not warrant treating institutional quality as the primary lever for export-led productivity; export-promotion designs should weight firm-level capability programmes (technological and managerial) alongside institutional reform.</w:t>
+      </w:r>
+      <w:r>
+        <w:t xml:space="preserve"> </w:t>
+      </w:r>
       <w:r>
         <w:rPr>
           <w:bCs/>
           <w:b/>
         </w:rPr>
-        <w:t xml:space="preserve">For policymakers:</w:t>
-      </w:r>
-      <w:r>
-        <w:t xml:space="preserve"> </w:t>
-      </w:r>
-      <w:r>
-        <w:t xml:space="preserve">The ICRV Advanced–Emerging gap (</w:t>
-      </w:r>
-      <w:r>
-        <w:rPr>
-          <w:iCs/>
-          <w:i/>
-        </w:rPr>
-        <w:t xml:space="preserve">r̄</w:t>
-      </w:r>
-      <w:r>
-        <w:t xml:space="preserve"> </w:t>
-      </w:r>
-      <w:r>
-        <w:t xml:space="preserve">= 0.079 vs. 0.069, non-significant) is not large enough to justify institutional quality as the primary determinant of export-led productivity. Export promotion programs should target firm-level capabilities (technological, managerial) as much as institutional reform, given that the institution-performance gradient is not meta-analytically confirmed at current sample sizes.</w:t>
+        <w:t xml:space="preserve">For the IB research community:</w:t>
+      </w:r>
+      <w:r>
+        <w:t xml:space="preserve"> </w:t>
+      </w:r>
+      <w:r>
+        <w:t xml:space="preserve">pre-registration and bias-corrected pooled reporting should become standard in future I-P meta-analyses.</w:t>
       </w:r>
     </w:p>
     <w:bookmarkEnd w:id="72"/>
@@ -10211,13 +10344,13 @@
           <w:bCs/>
           <w:b/>
         </w:rPr>
-        <w:t xml:space="preserve">Constraints on inference.</w:t>
-      </w:r>
-      <w:r>
-        <w:t xml:space="preserve"> </w:t>
-      </w:r>
-      <w:r>
-        <w:t xml:space="preserve">Five limitations bound these conclusions. (1) The directional gradient and cDAI/DPL nulls may reflect insufficient</w:t>
+        <w:t xml:space="preserve">Future research.</w:t>
+      </w:r>
+      <w:r>
+        <w:t xml:space="preserve"> </w:t>
+      </w:r>
+      <w:r>
+        <w:t xml:space="preserve">Three directions follow from the null moderator findings. First, a formal WoS/Scopus search targeting Frontier and SIDS economies would lift Frontier</w:t>
       </w:r>
       <w:r>
         <w:t xml:space="preserve"> </w:t>
@@ -10233,102 +10366,23 @@
         <w:t xml:space="preserve"> </w:t>
       </w:r>
       <w:r>
-        <w:t xml:space="preserve">in diagnostic regime cells (Frontier</w:t>
-      </w:r>
-      <w:r>
-        <w:t xml:space="preserve"> </w:t>
-      </w:r>
-      <w:r>
-        <w:rPr>
-          <w:iCs/>
-          <w:i/>
-        </w:rPr>
-        <w:t xml:space="preserve">K</w:t>
-      </w:r>
-      <w:r>
-        <w:t xml:space="preserve"> </w:t>
-      </w:r>
-      <w:r>
-        <w:t xml:space="preserve">= 3; Upper-middle</w:t>
-      </w:r>
-      <w:r>
-        <w:t xml:space="preserve"> </w:t>
-      </w:r>
-      <w:r>
-        <w:rPr>
-          <w:iCs/>
-          <w:i/>
-        </w:rPr>
-        <w:t xml:space="preserve">K</w:t>
-      </w:r>
-      <w:r>
-        <w:t xml:space="preserve"> </w:t>
-      </w:r>
-      <w:r>
-        <w:t xml:space="preserve">= 25; SIDS</w:t>
-      </w:r>
-      <w:r>
-        <w:t xml:space="preserve"> </w:t>
-      </w:r>
-      <w:r>
-        <w:rPr>
-          <w:iCs/>
-          <w:i/>
-        </w:rPr>
-        <w:t xml:space="preserve">K</w:t>
-      </w:r>
-      <w:r>
-        <w:t xml:space="preserve"> </w:t>
-      </w:r>
-      <w:r>
-        <w:t xml:space="preserve">= 0); a formal Frontier/SIDS-targeted WoS/Scopus search is required before the gradient null can be treated as definitive. (2) The Frontier-cell anomaly (</w:t>
-      </w:r>
-      <w:r>
-        <w:rPr>
-          <w:iCs/>
-          <w:i/>
-        </w:rPr>
-        <w:t xml:space="preserve">r̄</w:t>
-      </w:r>
-      <w:r>
-        <w:t xml:space="preserve"> </w:t>
-      </w:r>
-      <w:r>
-        <w:t xml:space="preserve">= 0.349 on</w:t>
-      </w:r>
-      <w:r>
-        <w:t xml:space="preserve"> </w:t>
-      </w:r>
-      <w:r>
-        <w:rPr>
-          <w:iCs/>
-          <w:i/>
-        </w:rPr>
-        <w:t xml:space="preserve">K</w:t>
-      </w:r>
-      <w:r>
-        <w:t xml:space="preserve"> </w:t>
-      </w:r>
-      <w:r>
-        <w:t xml:space="preserve">= 3, with one Iranian outlier) yields an unreliable estimate. (3) cDAI is assigned at the study level via country-year WB DAI / ITU DDI scores, not derived from firm-level digital adoption; vintage mismatch may attenuate the moderation. (4) Search restricted to English-language publications under-represents Chinese, Japanese, Korean, and Southeast Asian work. (5) Single-coder extraction and moderator coding (by the first author) precluded formal inter-coder reliability; coding quality is supported by pilot calibration and double-entry verification (Section 3.3.2). A dual-coded reliability check is a priority for the planned formal-search expansion.</w:t>
-      </w:r>
-    </w:p>
-    <w:p>
-      <w:pPr>
-        <w:pStyle w:val="BodyText"/>
-      </w:pPr>
-      <w:r>
-        <w:rPr>
-          <w:bCs/>
-          <w:b/>
-        </w:rPr>
-        <w:t xml:space="preserve">Future research.</w:t>
-      </w:r>
-      <w:r>
-        <w:t xml:space="preserve"> </w:t>
-      </w:r>
-      <w:r>
-        <w:t xml:space="preserve">Three directions follow from the null moderator findings. First, a formal WoS/Scopus systematic search targeting Frontier and SIDS economies would lift Frontier</w:t>
+        <w:t xml:space="preserve">from 3 to a plausible 20–40, enabling a powered between-regime test. Second, a pre-registered replication with explicit per-cell power calibrated to</w:t>
+      </w:r>
+      <w:r>
+        <w:t xml:space="preserve"> </w:t>
+      </w:r>
+      <w:r>
+        <w:rPr>
+          <w:iCs/>
+          <w:i/>
+        </w:rPr>
+        <w:t xml:space="preserve">r</w:t>
+      </w:r>
+      <w:r>
+        <w:t xml:space="preserve"> </w:t>
+      </w:r>
+      <w:r>
+        <w:t xml:space="preserve">≈ .035 on a</w:t>
       </w:r>
       <w:r>
         <w:t xml:space="preserve"> </w:t>
@@ -10344,52 +10398,7 @@
         <w:t xml:space="preserve"> </w:t>
       </w:r>
       <w:r>
-        <w:t xml:space="preserve">from 3 to a plausible 20–40, enabling a meaningful between-regime test. Second, a pre-registered replication of the ICRV/cDAI/DPL hypotheses with explicit per-cell power analysis on a</w:t>
-      </w:r>
-      <w:r>
-        <w:t xml:space="preserve"> </w:t>
-      </w:r>
-      <w:r>
-        <w:rPr>
-          <w:iCs/>
-          <w:i/>
-        </w:rPr>
-        <w:t xml:space="preserve">k</w:t>
-      </w:r>
-      <w:r>
-        <w:t xml:space="preserve"> </w:t>
-      </w:r>
-      <w:r>
-        <w:t xml:space="preserve">≥ 400 corpus would deliver a definitive test of whether these moderators are detectable at scale. Third, the publication-bias finding (</w:t>
-      </w:r>
-      <w:r>
-        <w:rPr>
-          <w:iCs/>
-          <w:i/>
-        </w:rPr>
-        <w:t xml:space="preserve">k</w:t>
-      </w:r>
-      <w:r>
-        <w:t xml:space="preserve"> </w:t>
-      </w:r>
-      <w:r>
-        <w:t xml:space="preserve">= 58 imputed, adj.</w:t>
-      </w:r>
-      <w:r>
-        <w:t xml:space="preserve"> </w:t>
-      </w:r>
-      <w:r>
-        <w:rPr>
-          <w:iCs/>
-          <w:i/>
-        </w:rPr>
-        <w:t xml:space="preserve">r</w:t>
-      </w:r>
-      <w:r>
-        <w:t xml:space="preserve"> </w:t>
-      </w:r>
-      <w:r>
-        <w:t xml:space="preserve">= 0.035) motivates a dedicated audit of unpublished I-P results, surveys of researchers, grey literature, and dissertations, to bound the true population effect more precisely than trim-and-fill alone.</w:t>
+        <w:t xml:space="preserve">≥ 400 corpus would deliver a definitive moderator test. Third, the publication-bias finding motivates a dedicated audit of unpublished I-P results (surveys, grey literature, dissertations) to bound the true population effect more precisely than trim-and-fill alone (see §5.4 for the full inferential-bound argument).</w:t>
       </w:r>
     </w:p>
     <w:p>
@@ -11820,7 +11829,7 @@
           <w:iCs/>
           <w:i/>
         </w:rPr>
-        <w:t xml:space="preserve">7,940 words. Submission-build total (body + references + 3 in-paper tables × 280 + 6 figures × 280):</w:t>
+        <w:t xml:space="preserve">8,040 words. Submission-build total (body + references + 3 in-paper tables × 280 + 7 figures × 280):</w:t>
       </w:r>
       <w:r>
         <w:rPr>
@@ -11849,7 +11858,7 @@
           <w:iCs/>
           <w:i/>
         </w:rPr>
-        <w:t xml:space="preserve">11,580 word-equivalents, within MIR's</w:t>
+        <w:t xml:space="preserve">11,966 word-equivalents, within MIR's</w:t>
       </w:r>
       <w:r>
         <w:rPr>
@@ -11878,7 +11887,7 @@
           <w:iCs/>
           <w:i/>
         </w:rPr>
-        <w:t xml:space="preserve">12,000-word envelope.</w:t>
+        <w:t xml:space="preserve">12,000-word envelope. Revision v1.3 addresses the publication-bias paradox (§5.2), construct-validity restriction of cDAI (§4.4), drop-Frontier-led ICRV framing (§4.3), and a fifth disclosed pre-registration deviation (§3.1).</w:t>
       </w:r>
       <w:r>
         <w:t xml:space="preserve"> </w:t>

--- a/p6/submission/mrq_package/01_manuscript_blinded.docx
+++ b/p6/submission/mrq_package/01_manuscript_blinded.docx
@@ -2752,7 +2752,7 @@
         <w:t xml:space="preserve"> </w:t>
       </w:r>
       <w:r>
-        <w:t xml:space="preserve">The analyzed corpus is</w:t>
+        <w:t xml:space="preserve">The corpus analysed in this article is</w:t>
       </w:r>
       <w:r>
         <w:t xml:space="preserve"> </w:t>
@@ -2784,7 +2784,7 @@
         <w:t xml:space="preserve"> </w:t>
       </w:r>
       <w:r>
-        <w:t xml:space="preserve">= 288 on</w:t>
+        <w:t xml:space="preserve">= 288 from</w:t>
       </w:r>
       <w:r>
         <w:t xml:space="preserve"> </w:t>
@@ -2797,7 +2797,23 @@
         <w:t xml:space="preserve">Path A</w:t>
       </w:r>
       <w:r>
-        <w:t xml:space="preserve">, assembled from backward and forward citation tracking of five anchor meta-analyses (Bausch &amp; Krist, 2007; Kirca et al., 2012; Marano et al., 2016; Schwens et al., 2018; Arte &amp; Larimo, 2022) plus hand-search (≈ 497 records), screened against the eligibility criteria above and double-entry verified.</w:t>
+        <w:t xml:space="preserve">, assembled from backward and forward citation tracking of five anchor meta-analyses (Bausch &amp; Krist, 2007; Kirca et al., 2012; Marano et al., 2016; Schwens et al., 2018; Arte &amp; Larimo, 2022) plus hand-search (≈ 497 records), screened against the eligibility criteria above and double-entry verified. Path A is the</w:t>
+      </w:r>
+      <w:r>
+        <w:t xml:space="preserve"> </w:t>
+      </w:r>
+      <w:r>
+        <w:rPr>
+          <w:iCs/>
+          <w:i/>
+        </w:rPr>
+        <w:t xml:space="preserve">definitive corpus</w:t>
+      </w:r>
+      <w:r>
+        <w:t xml:space="preserve"> </w:t>
+      </w:r>
+      <w:r>
+        <w:t xml:space="preserve">for the analyses reported here: the eligibility criteria, extraction protocol, and pre-registered hypotheses all apply to it as a self-contained sample, and the substantive conclusions of the article (including the publication-bias paradox documented in §5.2) stand on Path A alone.</w:t>
       </w:r>
       <w:r>
         <w:t xml:space="preserve"> </w:t>
@@ -2813,7 +2829,23 @@
         <w:t xml:space="preserve"> </w:t>
       </w:r>
       <w:r>
-        <w:t xml:space="preserve">is a pre-registered expansion via systematic WoS + Scopus search (20 May 2026): 3,263 records → 795 duplicates removed → 1,397 L1 excluded → 782 L2 screened over 8 rounds, yielding 785 Y / 1,694 N / 3 UNSURE; 741 of 785 Y carry DOIs, 547 await full-text extraction. Path B is not in the analyzed effects; extraction is scheduled for revision and could lift</w:t>
+        <w:t xml:space="preserve">is a</w:t>
+      </w:r>
+      <w:r>
+        <w:t xml:space="preserve"> </w:t>
+      </w:r>
+      <w:r>
+        <w:rPr>
+          <w:iCs/>
+          <w:i/>
+        </w:rPr>
+        <w:t xml:space="preserve">prospective extension</w:t>
+      </w:r>
+      <w:r>
+        <w:t xml:space="preserve"> </w:t>
+      </w:r>
+      <w:r>
+        <w:t xml:space="preserve">via systematic WoS + Scopus search (20 May 2026): 3,263 records → 795 duplicates removed → 1,397 L1 excluded → 782 L2 screened over 8 rounds, yielding 785 Y / 1,694 N / 3 UNSURE; 741 of 785 Y carry DOIs, 547 await full-text extraction. We disclose Path B to document the planned future replication of the present article's results on a corpus of</w:t>
       </w:r>
       <w:r>
         <w:t xml:space="preserve"> </w:t>
@@ -2829,7 +2861,7 @@
         <w:t xml:space="preserve"> </w:t>
       </w:r>
       <w:r>
-        <w:t xml:space="preserve">to ≈ 600–700. Full flow (Figure 7), screening trace, and pipeline status are in</w:t>
+        <w:t xml:space="preserve">≈ 600–700, not as a condition on the validity of the current findings. Full flow (Figure 7), screening trace, and pipeline status are in</w:t>
       </w:r>
       <w:r>
         <w:t xml:space="preserve"> </w:t>
